--- a/bao_cao/baoCao_DgiaKdinhPhmem.docx
+++ b/bao_cao/baoCao_DgiaKdinhPhmem.docx
@@ -1,5 +1,65 @@
 
-<file path=word/document.xml><?xml version="1.0" encoding="utf-8"?>
+<file path=customXml\item1.xml><?xml version="1.0" encoding="utf-8"?>
+<go:gDocsCustomXmlDataStorage xmlns:go="http://customooxmlschemas.google.com/" xmlns:r="http://schemas.openxmlformats.org/officeDocument/2006/relationships" uri="GoogleDocsCustomDataVersion2">
+  <go:docsCustomData xmlns:go="http://customooxmlschemas.google.com/" roundtripDataSignature="AMtx7mijFV+qwtQaFI4bNUaf6qH7okV8BQ==">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</go:docsCustomData>
+</go:gDocsCustomXmlDataStorage>
+</file>
+
+<file path=customXml\itemProps1.xml><?xml version="1.0" encoding="utf-8"?>
+<ds:datastoreItem xmlns:ds="http://schemas.openxmlformats.org/officeDocument/2006/customXml" ds:itemID="{11111111-1234-1234-1234-123412341234}">
+  <ds:schemaRefs>
+    <ds:schemaRef ds:uri="http://customooxmlschemas.google.com/"/>
+    <ds:schemaRef ds:uri="http://schemas.openxmlformats.org/officeDocument/2006/relationships"/>
+  </ds:schemaRefs>
+</ds:datastoreItem>
+</file>
+
+<file path=docProps\app.xml><?xml version="1.0" encoding="utf-8"?>
+<Properties xmlns="http://schemas.openxmlformats.org/officeDocument/2006/extended-properties" xmlns:vt="http://schemas.openxmlformats.org/officeDocument/2006/docPropsVTypes">
+  <Template>Normal.dotm</Template>
+  <TotalTime>361</TotalTime>
+  <Pages>31</Pages>
+  <Words>4978</Words>
+  <Characters>28376</Characters>
+  <Application>Microsoft Office Word</Application>
+  <DocSecurity>0</DocSecurity>
+  <Lines>236</Lines>
+  <Paragraphs>66</Paragraphs>
+  <ScaleCrop>false</ScaleCrop>
+  <HeadingPairs>
+    <vt:vector size="2" baseType="variant">
+      <vt:variant>
+        <vt:lpstr>Title</vt:lpstr>
+      </vt:variant>
+      <vt:variant>
+        <vt:i4>1</vt:i4>
+      </vt:variant>
+    </vt:vector>
+  </HeadingPairs>
+  <TitlesOfParts>
+    <vt:vector size="1" baseType="lpstr">
+      <vt:lpstr/>
+    </vt:vector>
+  </TitlesOfParts>
+  <Company/>
+  <LinksUpToDate>false</LinksUpToDate>
+  <CharactersWithSpaces>33288</CharactersWithSpaces>
+  <SharedDoc>false</SharedDoc>
+  <HyperlinksChanged>false</HyperlinksChanged>
+  <AppVersion>16.0000</AppVersion>
+</Properties>
+</file>
+
+<file path=docProps\core.xml><?xml version="1.0" encoding="utf-8"?>
+<cp:coreProperties xmlns:cp="http://schemas.openxmlformats.org/package/2006/metadata/core-properties" xmlns:dc="http://purl.org/dc/elements/1.1/" xmlns:dcterms="http://purl.org/dc/terms/" xmlns:dcmitype="http://purl.org/dc/dcmitype/" xmlns:xsi="http://www.w3.org/2001/XMLSchema-instance">
+  <cp:lastModifiedBy>Hoang Van Dung</cp:lastModifiedBy>
+  <cp:revision>4</cp:revision>
+  <dcterms:created xsi:type="dcterms:W3CDTF">2026-09-09T08:58:00Z</dcterms:created>
+  <dcterms:modified xsi:type="dcterms:W3CDTF">2026-10-09T06:06:00Z</dcterms:modified>
+</cp:coreProperties>
+</file>
+
+<file path=word\document.xml><?xml version="1.0" encoding="utf-8"?>
 <w:document xmlns:wpc="http://schemas.microsoft.com/office/word/2010/wordprocessingCanvas" xmlns:cx="http://schemas.microsoft.com/office/drawing/2014/chartex" xmlns:cx1="http://schemas.microsoft.com/office/drawing/2015/9/8/chartex" xmlns:cx2="http://schemas.microsoft.com/office/drawing/2015/10/21/chartex" xmlns:cx3="http://schemas.microsoft.com/office/drawing/2016/5/9/chartex" xmlns:cx4="http://schemas.microsoft.com/office/drawing/2016/5/10/chartex" xmlns:cx5="http://schemas.microsoft.com/office/drawing/2016/5/11/chartex" xmlns:cx6="http://schemas.microsoft.com/office/drawing/2016/5/12/chartex" xmlns:cx7="http://schemas.microsoft.com/office/drawing/2016/5/13/chartex" xmlns:cx8="http://schemas.microsoft.com/office/drawing/2016/5/14/chartex" xmlns:mc="http://schemas.openxmlformats.org/markup-compatibility/2006" xmlns:aink="http://schemas.microsoft.com/office/drawing/2016/ink" xmlns:am3d="http://schemas.microsoft.com/office/drawing/2017/model3d" xmlns:o="urn:schemas-microsoft-com:office:office" xmlns:oel="http://schemas.microsoft.com/office/2019/extlst" xmlns:r="http://schemas.openxmlformats.org/officeDocument/2006/relationships" xmlns:m="http://schemas.openxmlformats.org/officeDocument/2006/math" xmlns:v="urn:schemas-microsoft-com:vml" xmlns:wp14="http://schemas.microsoft.com/office/word/2010/wordprocessingDrawing" xmlns:wp="http://schemas.openxmlformats.org/drawingml/2006/wordprocessingDrawing" xmlns:w10="urn:schemas-microsoft-com:office:word" xmlns:w="http://schemas.openxmlformats.org/wordprocessingml/2006/main" xmlns:w14="http://schemas.microsoft.com/office/word/2010/wordml" xmlns:w15="http://schemas.microsoft.com/office/word/2012/wordml" xmlns:w16cex="http://schemas.microsoft.com/office/word/2018/wordml/cex" xmlns:w16cid="http://schemas.microsoft.com/office/word/2016/wordml/cid" xmlns:w16="http://schemas.microsoft.com/office/word/2018/wordml" xmlns:w16du="http://schemas.microsoft.com/office/word/2023/wordml/word16du" xmlns:w16sdtdh="http://schemas.microsoft.com/office/word/2020/wordml/sdtdatahash" xmlns:w16sdtfl="http://schemas.microsoft.com/office/word/2024/wordml/sdtformatlock" xmlns:w16se="http://schemas.microsoft.com/office/word/2015/wordml/symex" xmlns:wpg="http://schemas.microsoft.com/office/word/2010/wordprocessingGroup" xmlns:wpi="http://schemas.microsoft.com/office/word/2010/wordprocessingInk" xmlns:wne="http://schemas.microsoft.com/office/word/2006/wordml" xmlns:wps="http://schemas.microsoft.com/office/word/2010/wordprocessingShape" mc:Ignorable="w14 w15 w16se w16cid w16 w16cex w16sdtdh w16sdtfl w16du wp14">
   <w:body>
     <w:p>
@@ -8526,15 +8586,5136 @@
     <w:p>
       <w:pPr>
         <w:pStyle w:val="Heading2"/>
-        <w:numPr>
-          <w:ilvl w:val="1"/>
-          <w:numId w:val="1"/>
-        </w:numPr>
-      </w:pPr>
-      <w:bookmarkStart w:id="23" w:name="_heading=h.kapx61ewzx3h" w:colFirst="0" w:colLast="0"/>
-      <w:bookmarkEnd w:id="23"/>
-    </w:p>
-    <w:p/>
+        <w:spacing w:line="360" w:lineRule="auto"/>
+      </w:pPr>
+      <w:r>
+        <w:rPr>
+          <w:b/>
+          <w:sz w:val="28"/>
+        </w:rPr>
+        <w:t>6.1 Kiểm thử bảo mật (Security Testing)</w:t>
+      </w:r>
+    </w:p>
+    <w:p>
+      <w:pPr>
+        <w:pStyle w:val="Heading3"/>
+        <w:spacing w:line="360" w:lineRule="auto"/>
+      </w:pPr>
+      <w:r>
+        <w:rPr>
+          <w:b/>
+          <w:sz w:val="26"/>
+        </w:rPr>
+        <w:t>6.1.1 Mục tiêu và Mô hình đe dọa STRIDE</w:t>
+      </w:r>
+    </w:p>
+    <w:p>
+      <w:pPr>
+        <w:spacing w:line="360" w:lineRule="auto"/>
+        <w:ind w:firstLine="720"/>
+      </w:pPr>
+      <w:r>
+        <w:rPr>
+          <w:sz w:val="24"/>
+        </w:rPr>
+        <w:t xml:space="preserve">Kiểm thử bảo mật nhằm thẩm định tính an toàn của ứng dụng Smart Note App xuyên suốt 4 bề mặt dữ liệu: Giao diện người dùng (UI), CSDL SQLite cục bộ (Data at Rest), Cơ chế truyền thông đồng bộ (Data in Transit) và Đám mây Cloud Firestore / Cloudinary (Cloud Security).</w:t>
+      </w:r>
+    </w:p>
+    <w:p>
+      <w:pPr>
+        <w:spacing w:line="360" w:lineRule="auto"/>
+        <w:ind w:firstLine="720"/>
+      </w:pPr>
+      <w:r>
+        <w:rPr>
+          <w:sz w:val="24"/>
+        </w:rPr>
+        <w:t xml:space="preserve">Áp dụng mô hình phân tích đe dọa STRIDE chuẩn Microsoft đối với kiến trúc hệ thống:</w:t>
+      </w:r>
+    </w:p>
+    <w:p>
+      <w:pPr>
+        <w:spacing w:line="360" w:lineRule="auto"/>
+        <w:ind w:left="720"/>
+      </w:pPr>
+      <w:r>
+        <w:rPr>
+          <w:b/>
+          <w:sz w:val="24"/>
+        </w:rPr>
+        <w:t xml:space="preserve">• Spoofing (Giả mạo): </w:t>
+      </w:r>
+      <w:r>
+        <w:rPr>
+          <w:sz w:val="24"/>
+        </w:rPr>
+        <w:t xml:space="preserve">Nguy cơ kẻ xấu can thiệp request đồng bộ để mạo danh user_id của người khác nhằm đọc/ghi dữ liệu.</w:t>
+      </w:r>
+    </w:p>
+    <w:p>
+      <w:pPr>
+        <w:spacing w:line="360" w:lineRule="auto"/>
+        <w:ind w:left="720"/>
+      </w:pPr>
+      <w:r>
+        <w:rPr>
+          <w:b/>
+          <w:sz w:val="24"/>
+        </w:rPr>
+        <w:t xml:space="preserve">• Tampering (Sửa đổi): </w:t>
+      </w:r>
+      <w:r>
+        <w:rPr>
+          <w:sz w:val="24"/>
+        </w:rPr>
+        <w:t xml:space="preserve">Nguy cơ can thiệp trực tiếp file smart_note.db trên bộ nhớ thiết bị root hoặc thiết bị chia sẻ khi CSDL không được mã hóa.</w:t>
+      </w:r>
+    </w:p>
+    <w:p>
+      <w:pPr>
+        <w:spacing w:line="360" w:lineRule="auto"/>
+        <w:ind w:left="720"/>
+      </w:pPr>
+      <w:r>
+        <w:rPr>
+          <w:b/>
+          <w:sz w:val="24"/>
+        </w:rPr>
+        <w:t xml:space="preserve">• Repudiation (Chối bỏ): </w:t>
+      </w:r>
+      <w:r>
+        <w:rPr>
+          <w:sz w:val="24"/>
+        </w:rPr>
+        <w:t xml:space="preserve">Nguy cơ xung đột Last-Writer-Wins mà không có lịch sử kiểm toán (audit log) ghi lại thay đổi.</w:t>
+      </w:r>
+    </w:p>
+    <w:p>
+      <w:pPr>
+        <w:spacing w:line="360" w:lineRule="auto"/>
+        <w:ind w:left="720"/>
+      </w:pPr>
+      <w:r>
+        <w:rPr>
+          <w:b/>
+          <w:sz w:val="24"/>
+        </w:rPr>
+        <w:t xml:space="preserve">• Information Disclosure (Lộ thông tin): </w:t>
+      </w:r>
+      <w:r>
+        <w:rPr>
+          <w:sz w:val="24"/>
+        </w:rPr>
+        <w:t xml:space="preserve">Nguy cơ lộ API secret Cloudinary qua file .env nhúng trong APK hoặc lộ ghi chú khóa qua công cụ tìm kiếm.</w:t>
+      </w:r>
+    </w:p>
+    <w:p>
+      <w:pPr>
+        <w:spacing w:line="360" w:lineRule="auto"/>
+        <w:ind w:left="720"/>
+      </w:pPr>
+      <w:r>
+        <w:rPr>
+          <w:b/>
+          <w:sz w:val="24"/>
+        </w:rPr>
+        <w:t xml:space="preserve">• Denial of Service (Từ chối dịch vụ): </w:t>
+      </w:r>
+      <w:r>
+        <w:rPr>
+          <w:sz w:val="24"/>
+        </w:rPr>
+        <w:t xml:space="preserve">Nguy cơ chèn payload Quill Delta JSON cực lớn gây tràn bộ nhớ SQLite hoặc crash ứng dụng.</w:t>
+      </w:r>
+    </w:p>
+    <w:p>
+      <w:pPr>
+        <w:spacing w:line="360" w:lineRule="auto"/>
+        <w:ind w:left="720"/>
+      </w:pPr>
+      <w:r>
+        <w:rPr>
+          <w:b/>
+          <w:sz w:val="24"/>
+        </w:rPr>
+        <w:t xml:space="preserve">• Elevation of Privilege (Leo quyền): </w:t>
+      </w:r>
+      <w:r>
+        <w:rPr>
+          <w:sz w:val="24"/>
+        </w:rPr>
+        <w:t xml:space="preserve">Nguy cơ người dùng thường vượt qua Firestore Security Rules để truy cập trái phép ghi chú người khác.</w:t>
+      </w:r>
+    </w:p>
+    <w:p>
+      <w:pPr>
+        <w:pStyle w:val="Heading3"/>
+        <w:spacing w:line="360" w:lineRule="auto"/>
+      </w:pPr>
+      <w:r>
+        <w:rPr>
+          <w:b/>
+          <w:sz w:val="26"/>
+        </w:rPr>
+        <w:t>6.1.2 Bảng kết quả thực thi 14 kịch bản kiểm thử bảo mật (SEC-01 đến SEC-14)</w:t>
+      </w:r>
+    </w:p>
+    <w:tbl>
+      <w:tblPr>
+        <w:tblW w:w="9200" w:type="dxa"/>
+        <w:tblBorders>
+          <w:top w:val="single" w:sz="4" w:space="0" w:color="A0A0A0"/>
+          <w:left w:val="single" w:sz="4" w:space="0" w:color="A0A0A0"/>
+          <w:bottom w:val="single" w:sz="4" w:space="0" w:color="A0A0A0"/>
+          <w:right w:val="single" w:sz="4" w:space="0" w:color="A0A0A0"/>
+          <w:insideH w:val="single" w:sz="4" w:space="0" w:color="D0D0D0"/>
+          <w:insideV w:val="single" w:sz="4" w:space="0" w:color="D0D0D0"/>
+        </w:tblBorders>
+        <w:tblLayout w:type="autofit"/>
+      </w:tblPr>
+      <w:tr>
+        <w:trPr>
+          <w:tblHeader/>
+        </w:trPr>
+        <w:tc>
+          <w:tcPr>
+            <w:tcW w:w="1200" w:type="dxa"/>
+            <w:shd w:val="clear" w:color="auto" w:fill="E9EEF4"/>
+          </w:tcPr>
+          <w:p>
+            <w:pPr>
+              <w:jc w:val="center"/>
+              <w:spacing w:line="240" w:lineRule="auto"/>
+            </w:pPr>
+            <w:r>
+              <w:rPr>
+                <w:b/>
+                <w:sz w:val="21"/>
+              </w:rPr>
+              <w:t>Mã kịch bản</w:t>
+            </w:r>
+          </w:p>
+        </w:tc>
+        <w:tc>
+          <w:tcPr>
+            <w:tcW w:w="1600" w:type="dxa"/>
+            <w:shd w:val="clear" w:color="auto" w:fill="E9EEF4"/>
+          </w:tcPr>
+          <w:p>
+            <w:pPr>
+              <w:jc w:val="center"/>
+              <w:spacing w:line="240" w:lineRule="auto"/>
+            </w:pPr>
+            <w:r>
+              <w:rPr>
+                <w:b/>
+                <w:sz w:val="21"/>
+              </w:rPr>
+              <w:t>Phân loại</w:t>
+            </w:r>
+          </w:p>
+        </w:tc>
+        <w:tc>
+          <w:tcPr>
+            <w:tcW w:w="2600" w:type="dxa"/>
+            <w:shd w:val="clear" w:color="auto" w:fill="E9EEF4"/>
+          </w:tcPr>
+          <w:p>
+            <w:pPr>
+              <w:jc w:val="center"/>
+              <w:spacing w:line="240" w:lineRule="auto"/>
+            </w:pPr>
+            <w:r>
+              <w:rPr>
+                <w:b/>
+                <w:sz w:val="21"/>
+              </w:rPr>
+              <w:t>Mục tiêu kiểm thử</w:t>
+            </w:r>
+          </w:p>
+        </w:tc>
+        <w:tc>
+          <w:tcPr>
+            <w:tcW w:w="2800" w:type="dxa"/>
+            <w:shd w:val="clear" w:color="auto" w:fill="E9EEF4"/>
+          </w:tcPr>
+          <w:p>
+            <w:pPr>
+              <w:jc w:val="center"/>
+              <w:spacing w:line="240" w:lineRule="auto"/>
+            </w:pPr>
+            <w:r>
+              <w:rPr>
+                <w:b/>
+                <w:sz w:val="21"/>
+              </w:rPr>
+              <w:t>Kết quả thực tế đo đạc</w:t>
+            </w:r>
+          </w:p>
+        </w:tc>
+        <w:tc>
+          <w:tcPr>
+            <w:tcW w:w="1000" w:type="dxa"/>
+            <w:shd w:val="clear" w:color="auto" w:fill="E9EEF4"/>
+          </w:tcPr>
+          <w:p>
+            <w:pPr>
+              <w:jc w:val="center"/>
+              <w:spacing w:line="240" w:lineRule="auto"/>
+            </w:pPr>
+            <w:r>
+              <w:rPr>
+                <w:b/>
+                <w:sz w:val="21"/>
+              </w:rPr>
+              <w:t>Trạng thái</w:t>
+            </w:r>
+          </w:p>
+        </w:tc>
+      </w:tr>
+      <w:tr>
+        <w:tc>
+          <w:tcPr>
+            <w:tcW w:w="1200" w:type="dxa"/>
+          </w:tcPr>
+          <w:p>
+            <w:pPr>
+              <w:spacing w:line="240" w:lineRule="auto"/>
+            </w:pPr>
+            <w:r>
+              <w:rPr>
+                <w:sz w:val="20"/>
+              </w:rPr>
+              <w:t>SEC-01</w:t>
+            </w:r>
+          </w:p>
+        </w:tc>
+        <w:tc>
+          <w:tcPr>
+            <w:tcW w:w="1600" w:type="dxa"/>
+          </w:tcPr>
+          <w:p>
+            <w:pPr>
+              <w:spacing w:line="240" w:lineRule="auto"/>
+            </w:pPr>
+            <w:r>
+              <w:rPr>
+                <w:sz w:val="20"/>
+              </w:rPr>
+              <w:t>SAST Mã nguồn</w:t>
+            </w:r>
+          </w:p>
+        </w:tc>
+        <w:tc>
+          <w:tcPr>
+            <w:tcW w:w="2600" w:type="dxa"/>
+          </w:tcPr>
+          <w:p>
+            <w:pPr>
+              <w:spacing w:line="240" w:lineRule="auto"/>
+            </w:pPr>
+            <w:r>
+              <w:rPr>
+                <w:sz w:val="20"/>
+              </w:rPr>
+              <w:t>Quét tìm API Key và Secret hardcode trong lib/</w:t>
+            </w:r>
+          </w:p>
+        </w:tc>
+        <w:tc>
+          <w:tcPr>
+            <w:tcW w:w="2800" w:type="dxa"/>
+          </w:tcPr>
+          <w:p>
+            <w:pPr>
+              <w:spacing w:line="240" w:lineRule="auto"/>
+            </w:pPr>
+            <w:r>
+              <w:rPr>
+                <w:sz w:val="20"/>
+              </w:rPr>
+              <w:t>Không hardcode trong dart, nhưng lưu trong file cấu hình .env</w:t>
+            </w:r>
+          </w:p>
+        </w:tc>
+        <w:tc>
+          <w:tcPr>
+            <w:tcW w:w="1000" w:type="dxa"/>
+          </w:tcPr>
+          <w:p>
+            <w:pPr>
+              <w:spacing w:line="240" w:lineRule="auto"/>
+            </w:pPr>
+            <w:r>
+              <w:rPr>
+                <w:sz w:val="20"/>
+              </w:rPr>
+              <w:t>PASS</w:t>
+            </w:r>
+          </w:p>
+        </w:tc>
+      </w:tr>
+      <w:tr>
+        <w:tc>
+          <w:tcPr>
+            <w:tcW w:w="1200" w:type="dxa"/>
+          </w:tcPr>
+          <w:p>
+            <w:pPr>
+              <w:spacing w:line="240" w:lineRule="auto"/>
+            </w:pPr>
+            <w:r>
+              <w:rPr>
+                <w:sz w:val="20"/>
+              </w:rPr>
+              <w:t>SEC-02</w:t>
+            </w:r>
+          </w:p>
+        </w:tc>
+        <w:tc>
+          <w:tcPr>
+            <w:tcW w:w="1600" w:type="dxa"/>
+          </w:tcPr>
+          <w:p>
+            <w:pPr>
+              <w:spacing w:line="240" w:lineRule="auto"/>
+            </w:pPr>
+            <w:r>
+              <w:rPr>
+                <w:sz w:val="20"/>
+              </w:rPr>
+              <w:t>SAST Mã nguồn</w:t>
+            </w:r>
+          </w:p>
+        </w:tc>
+        <w:tc>
+          <w:tcPr>
+            <w:tcW w:w="2600" w:type="dxa"/>
+          </w:tcPr>
+          <w:p>
+            <w:pPr>
+              <w:spacing w:line="240" w:lineRule="auto"/>
+            </w:pPr>
+            <w:r>
+              <w:rPr>
+                <w:sz w:val="20"/>
+              </w:rPr>
+              <w:t>Rà soát thông tin nhạy cảm in ra qua debugPrint</w:t>
+            </w:r>
+          </w:p>
+        </w:tc>
+        <w:tc>
+          <w:tcPr>
+            <w:tcW w:w="2800" w:type="dxa"/>
+          </w:tcPr>
+          <w:p>
+            <w:pPr>
+              <w:spacing w:line="240" w:lineRule="auto"/>
+            </w:pPr>
+            <w:r>
+              <w:rPr>
+                <w:sz w:val="20"/>
+              </w:rPr>
+              <w:t>Phát hiện log URL và sync info chưa bọc trong kDebugMode</w:t>
+            </w:r>
+          </w:p>
+        </w:tc>
+        <w:tc>
+          <w:tcPr>
+            <w:tcW w:w="1000" w:type="dxa"/>
+          </w:tcPr>
+          <w:p>
+            <w:pPr>
+              <w:spacing w:line="240" w:lineRule="auto"/>
+            </w:pPr>
+            <w:r>
+              <w:rPr>
+                <w:sz w:val="20"/>
+              </w:rPr>
+              <w:t>FAIL (Khuyết tật)</w:t>
+            </w:r>
+          </w:p>
+        </w:tc>
+      </w:tr>
+      <w:tr>
+        <w:tc>
+          <w:tcPr>
+            <w:tcW w:w="1200" w:type="dxa"/>
+          </w:tcPr>
+          <w:p>
+            <w:pPr>
+              <w:spacing w:line="240" w:lineRule="auto"/>
+            </w:pPr>
+            <w:r>
+              <w:rPr>
+                <w:sz w:val="20"/>
+              </w:rPr>
+              <w:t>SEC-03</w:t>
+            </w:r>
+          </w:p>
+        </w:tc>
+        <w:tc>
+          <w:tcPr>
+            <w:tcW w:w="1600" w:type="dxa"/>
+          </w:tcPr>
+          <w:p>
+            <w:pPr>
+              <w:spacing w:line="240" w:lineRule="auto"/>
+            </w:pPr>
+            <w:r>
+              <w:rPr>
+                <w:sz w:val="20"/>
+              </w:rPr>
+              <w:t>Cấu hình Android</w:t>
+            </w:r>
+          </w:p>
+        </w:tc>
+        <w:tc>
+          <w:tcPr>
+            <w:tcW w:w="2600" w:type="dxa"/>
+          </w:tcPr>
+          <w:p>
+            <w:pPr>
+              <w:spacing w:line="240" w:lineRule="auto"/>
+            </w:pPr>
+            <w:r>
+              <w:rPr>
+                <w:sz w:val="20"/>
+              </w:rPr>
+              <w:t>Rà soát quyền trong AndroidManifest.xml</w:t>
+            </w:r>
+          </w:p>
+        </w:tc>
+        <w:tc>
+          <w:tcPr>
+            <w:tcW w:w="2800" w:type="dxa"/>
+          </w:tcPr>
+          <w:p>
+            <w:pPr>
+              <w:spacing w:line="240" w:lineRule="auto"/>
+            </w:pPr>
+            <w:r>
+              <w:rPr>
+                <w:sz w:val="20"/>
+              </w:rPr>
+              <w:t>allowBackup="true" cho phép trích xuất qua adb backup</w:t>
+            </w:r>
+          </w:p>
+        </w:tc>
+        <w:tc>
+          <w:tcPr>
+            <w:tcW w:w="1000" w:type="dxa"/>
+          </w:tcPr>
+          <w:p>
+            <w:pPr>
+              <w:spacing w:line="240" w:lineRule="auto"/>
+            </w:pPr>
+            <w:r>
+              <w:rPr>
+                <w:sz w:val="20"/>
+              </w:rPr>
+              <w:t>FAIL (Khuyết tật)</w:t>
+            </w:r>
+          </w:p>
+        </w:tc>
+      </w:tr>
+      <w:tr>
+        <w:tc>
+          <w:tcPr>
+            <w:tcW w:w="1200" w:type="dxa"/>
+          </w:tcPr>
+          <w:p>
+            <w:pPr>
+              <w:spacing w:line="240" w:lineRule="auto"/>
+            </w:pPr>
+            <w:r>
+              <w:rPr>
+                <w:sz w:val="20"/>
+              </w:rPr>
+              <w:t>SEC-04</w:t>
+            </w:r>
+          </w:p>
+        </w:tc>
+        <w:tc>
+          <w:tcPr>
+            <w:tcW w:w="1600" w:type="dxa"/>
+          </w:tcPr>
+          <w:p>
+            <w:pPr>
+              <w:spacing w:line="240" w:lineRule="auto"/>
+            </w:pPr>
+            <w:r>
+              <w:rPr>
+                <w:sz w:val="20"/>
+              </w:rPr>
+              <w:t>Phân tích APK</w:t>
+            </w:r>
+          </w:p>
+        </w:tc>
+        <w:tc>
+          <w:tcPr>
+            <w:tcW w:w="2600" w:type="dxa"/>
+          </w:tcPr>
+          <w:p>
+            <w:pPr>
+              <w:spacing w:line="240" w:lineRule="auto"/>
+            </w:pPr>
+            <w:r>
+              <w:rPr>
+                <w:sz w:val="20"/>
+              </w:rPr>
+              <w:t>Trích xuất .env chứa Cloudinary Secret từ APK</w:t>
+            </w:r>
+          </w:p>
+        </w:tc>
+        <w:tc>
+          <w:tcPr>
+            <w:tcW w:w="2800" w:type="dxa"/>
+          </w:tcPr>
+          <w:p>
+            <w:pPr>
+              <w:spacing w:line="240" w:lineRule="auto"/>
+            </w:pPr>
+            <w:r>
+              <w:rPr>
+                <w:sz w:val="20"/>
+              </w:rPr>
+              <w:t>Trích xuất được nguyên vẹn CLOUDINARY_API_SECRET từ APK asset</w:t>
+            </w:r>
+          </w:p>
+        </w:tc>
+        <w:tc>
+          <w:tcPr>
+            <w:tcW w:w="1000" w:type="dxa"/>
+          </w:tcPr>
+          <w:p>
+            <w:pPr>
+              <w:spacing w:line="240" w:lineRule="auto"/>
+            </w:pPr>
+            <w:r>
+              <w:rPr>
+                <w:sz w:val="20"/>
+              </w:rPr>
+              <w:t>FAIL (Lỗ hổng cao)</w:t>
+            </w:r>
+          </w:p>
+        </w:tc>
+      </w:tr>
+      <w:tr>
+        <w:tc>
+          <w:tcPr>
+            <w:tcW w:w="1200" w:type="dxa"/>
+          </w:tcPr>
+          <w:p>
+            <w:pPr>
+              <w:spacing w:line="240" w:lineRule="auto"/>
+            </w:pPr>
+            <w:r>
+              <w:rPr>
+                <w:sz w:val="20"/>
+              </w:rPr>
+              <w:t>SEC-05</w:t>
+            </w:r>
+          </w:p>
+        </w:tc>
+        <w:tc>
+          <w:tcPr>
+            <w:tcW w:w="1600" w:type="dxa"/>
+          </w:tcPr>
+          <w:p>
+            <w:pPr>
+              <w:spacing w:line="240" w:lineRule="auto"/>
+            </w:pPr>
+            <w:r>
+              <w:rPr>
+                <w:sz w:val="20"/>
+              </w:rPr>
+              <w:t>OWASP Top 10</w:t>
+            </w:r>
+          </w:p>
+        </w:tc>
+        <w:tc>
+          <w:tcPr>
+            <w:tcW w:w="2600" w:type="dxa"/>
+          </w:tcPr>
+          <w:p>
+            <w:pPr>
+              <w:spacing w:line="240" w:lineRule="auto"/>
+            </w:pPr>
+            <w:r>
+              <w:rPr>
+                <w:sz w:val="20"/>
+              </w:rPr>
+              <w:t>Đối chiếu chuẩn bảo mật OWASP Mobile Top 10</w:t>
+            </w:r>
+          </w:p>
+        </w:tc>
+        <w:tc>
+          <w:tcPr>
+            <w:tcW w:w="2800" w:type="dxa"/>
+          </w:tcPr>
+          <w:p>
+            <w:pPr>
+              <w:spacing w:line="240" w:lineRule="auto"/>
+            </w:pPr>
+            <w:r>
+              <w:rPr>
+                <w:sz w:val="20"/>
+              </w:rPr>
+              <w:t>Ghi nhận 3 vi phạm: M1 (Lộ Secret), M2 (Lưu trữ CSDL), M9 (Khóa UI)</w:t>
+            </w:r>
+          </w:p>
+        </w:tc>
+        <w:tc>
+          <w:tcPr>
+            <w:tcW w:w="1000" w:type="dxa"/>
+          </w:tcPr>
+          <w:p>
+            <w:pPr>
+              <w:spacing w:line="240" w:lineRule="auto"/>
+            </w:pPr>
+            <w:r>
+              <w:rPr>
+                <w:sz w:val="20"/>
+              </w:rPr>
+              <w:t>PASS</w:t>
+            </w:r>
+          </w:p>
+        </w:tc>
+      </w:tr>
+      <w:tr>
+        <w:tc>
+          <w:tcPr>
+            <w:tcW w:w="1200" w:type="dxa"/>
+          </w:tcPr>
+          <w:p>
+            <w:pPr>
+              <w:spacing w:line="240" w:lineRule="auto"/>
+            </w:pPr>
+            <w:r>
+              <w:rPr>
+                <w:sz w:val="20"/>
+              </w:rPr>
+              <w:t>SEC-06</w:t>
+            </w:r>
+          </w:p>
+        </w:tc>
+        <w:tc>
+          <w:tcPr>
+            <w:tcW w:w="1600" w:type="dxa"/>
+          </w:tcPr>
+          <w:p>
+            <w:pPr>
+              <w:spacing w:line="240" w:lineRule="auto"/>
+            </w:pPr>
+            <w:r>
+              <w:rPr>
+                <w:sz w:val="20"/>
+              </w:rPr>
+              <w:t>Cloud Rules</w:t>
+            </w:r>
+          </w:p>
+        </w:tc>
+        <w:tc>
+          <w:tcPr>
+            <w:tcW w:w="2600" w:type="dxa"/>
+          </w:tcPr>
+          <w:p>
+            <w:pPr>
+              <w:spacing w:line="240" w:lineRule="auto"/>
+            </w:pPr>
+            <w:r>
+              <w:rPr>
+                <w:sz w:val="20"/>
+              </w:rPr>
+              <w:t>Chặn truy cập khi chưa xác thực (Unauthenticated)</w:t>
+            </w:r>
+          </w:p>
+        </w:tc>
+        <w:tc>
+          <w:tcPr>
+            <w:tcW w:w="2800" w:type="dxa"/>
+          </w:tcPr>
+          <w:p>
+            <w:pPr>
+              <w:spacing w:line="240" w:lineRule="auto"/>
+            </w:pPr>
+            <w:r>
+              <w:rPr>
+                <w:sz w:val="20"/>
+              </w:rPr>
+              <w:t>Toàn bộ request không có auth bị Firestore từ chối 100%</w:t>
+            </w:r>
+          </w:p>
+        </w:tc>
+        <w:tc>
+          <w:tcPr>
+            <w:tcW w:w="1000" w:type="dxa"/>
+          </w:tcPr>
+          <w:p>
+            <w:pPr>
+              <w:spacing w:line="240" w:lineRule="auto"/>
+            </w:pPr>
+            <w:r>
+              <w:rPr>
+                <w:sz w:val="20"/>
+              </w:rPr>
+              <w:t>PASS</w:t>
+            </w:r>
+          </w:p>
+        </w:tc>
+      </w:tr>
+      <w:tr>
+        <w:tc>
+          <w:tcPr>
+            <w:tcW w:w="1200" w:type="dxa"/>
+          </w:tcPr>
+          <w:p>
+            <w:pPr>
+              <w:spacing w:line="240" w:lineRule="auto"/>
+            </w:pPr>
+            <w:r>
+              <w:rPr>
+                <w:sz w:val="20"/>
+              </w:rPr>
+              <w:t>SEC-07</w:t>
+            </w:r>
+          </w:p>
+        </w:tc>
+        <w:tc>
+          <w:tcPr>
+            <w:tcW w:w="1600" w:type="dxa"/>
+          </w:tcPr>
+          <w:p>
+            <w:pPr>
+              <w:spacing w:line="240" w:lineRule="auto"/>
+            </w:pPr>
+            <w:r>
+              <w:rPr>
+                <w:sz w:val="20"/>
+              </w:rPr>
+              <w:t>Cloud Rules</w:t>
+            </w:r>
+          </w:p>
+        </w:tc>
+        <w:tc>
+          <w:tcPr>
+            <w:tcW w:w="2600" w:type="dxa"/>
+          </w:tcPr>
+          <w:p>
+            <w:pPr>
+              <w:spacing w:line="240" w:lineRule="auto"/>
+            </w:pPr>
+            <w:r>
+              <w:rPr>
+                <w:sz w:val="20"/>
+              </w:rPr>
+              <w:t>User A không thể đọc ghi chú của User B</w:t>
+            </w:r>
+          </w:p>
+        </w:tc>
+        <w:tc>
+          <w:tcPr>
+            <w:tcW w:w="2800" w:type="dxa"/>
+          </w:tcPr>
+          <w:p>
+            <w:pPr>
+              <w:spacing w:line="240" w:lineRule="auto"/>
+            </w:pPr>
+            <w:r>
+              <w:rPr>
+                <w:sz w:val="20"/>
+              </w:rPr>
+              <w:t>Chặn đọc thành công khi request.auth.uid != resource.data.user_id</w:t>
+            </w:r>
+          </w:p>
+        </w:tc>
+        <w:tc>
+          <w:tcPr>
+            <w:tcW w:w="1000" w:type="dxa"/>
+          </w:tcPr>
+          <w:p>
+            <w:pPr>
+              <w:spacing w:line="240" w:lineRule="auto"/>
+            </w:pPr>
+            <w:r>
+              <w:rPr>
+                <w:sz w:val="20"/>
+              </w:rPr>
+              <w:t>PASS</w:t>
+            </w:r>
+          </w:p>
+        </w:tc>
+      </w:tr>
+      <w:tr>
+        <w:tc>
+          <w:tcPr>
+            <w:tcW w:w="1200" w:type="dxa"/>
+          </w:tcPr>
+          <w:p>
+            <w:pPr>
+              <w:spacing w:line="240" w:lineRule="auto"/>
+            </w:pPr>
+            <w:r>
+              <w:rPr>
+                <w:sz w:val="20"/>
+              </w:rPr>
+              <w:t>SEC-08</w:t>
+            </w:r>
+          </w:p>
+        </w:tc>
+        <w:tc>
+          <w:tcPr>
+            <w:tcW w:w="1600" w:type="dxa"/>
+          </w:tcPr>
+          <w:p>
+            <w:pPr>
+              <w:spacing w:line="240" w:lineRule="auto"/>
+            </w:pPr>
+            <w:r>
+              <w:rPr>
+                <w:sz w:val="20"/>
+              </w:rPr>
+              <w:t>Cloud Rules</w:t>
+            </w:r>
+          </w:p>
+        </w:tc>
+        <w:tc>
+          <w:tcPr>
+            <w:tcW w:w="2600" w:type="dxa"/>
+          </w:tcPr>
+          <w:p>
+            <w:pPr>
+              <w:spacing w:line="240" w:lineRule="auto"/>
+            </w:pPr>
+            <w:r>
+              <w:rPr>
+                <w:sz w:val="20"/>
+              </w:rPr>
+              <w:t>User A không thể tạo note mang user_id của User B</w:t>
+            </w:r>
+          </w:p>
+        </w:tc>
+        <w:tc>
+          <w:tcPr>
+            <w:tcW w:w="2800" w:type="dxa"/>
+          </w:tcPr>
+          <w:p>
+            <w:pPr>
+              <w:spacing w:line="240" w:lineRule="auto"/>
+            </w:pPr>
+            <w:r>
+              <w:rPr>
+                <w:sz w:val="20"/>
+              </w:rPr>
+              <w:t>request.resource.data.user_id == auth.uid thực thi nghiêm ngặt</w:t>
+            </w:r>
+          </w:p>
+        </w:tc>
+        <w:tc>
+          <w:tcPr>
+            <w:tcW w:w="1000" w:type="dxa"/>
+          </w:tcPr>
+          <w:p>
+            <w:pPr>
+              <w:spacing w:line="240" w:lineRule="auto"/>
+            </w:pPr>
+            <w:r>
+              <w:rPr>
+                <w:sz w:val="20"/>
+              </w:rPr>
+              <w:t>PASS</w:t>
+            </w:r>
+          </w:p>
+        </w:tc>
+      </w:tr>
+      <w:tr>
+        <w:tc>
+          <w:tcPr>
+            <w:tcW w:w="1200" w:type="dxa"/>
+          </w:tcPr>
+          <w:p>
+            <w:pPr>
+              <w:spacing w:line="240" w:lineRule="auto"/>
+            </w:pPr>
+            <w:r>
+              <w:rPr>
+                <w:sz w:val="20"/>
+              </w:rPr>
+              <w:t>SEC-09</w:t>
+            </w:r>
+          </w:p>
+        </w:tc>
+        <w:tc>
+          <w:tcPr>
+            <w:tcW w:w="1600" w:type="dxa"/>
+          </w:tcPr>
+          <w:p>
+            <w:pPr>
+              <w:spacing w:line="240" w:lineRule="auto"/>
+            </w:pPr>
+            <w:r>
+              <w:rPr>
+                <w:sz w:val="20"/>
+              </w:rPr>
+              <w:t>Cloud Rules</w:t>
+            </w:r>
+          </w:p>
+        </w:tc>
+        <w:tc>
+          <w:tcPr>
+            <w:tcW w:w="2600" w:type="dxa"/>
+          </w:tcPr>
+          <w:p>
+            <w:pPr>
+              <w:spacing w:line="240" w:lineRule="auto"/>
+            </w:pPr>
+            <w:r>
+              <w:rPr>
+                <w:sz w:val="20"/>
+              </w:rPr>
+              <w:t>Chủ sở hữu hợp lệ (Owner) toàn quyền CRUD</w:t>
+            </w:r>
+          </w:p>
+        </w:tc>
+        <w:tc>
+          <w:tcPr>
+            <w:tcW w:w="2800" w:type="dxa"/>
+          </w:tcPr>
+          <w:p>
+            <w:pPr>
+              <w:spacing w:line="240" w:lineRule="auto"/>
+            </w:pPr>
+            <w:r>
+              <w:rPr>
+                <w:sz w:val="20"/>
+              </w:rPr>
+              <w:t>User A đọc, thêm, sửa, xóa thành công trên note chính mình</w:t>
+            </w:r>
+          </w:p>
+        </w:tc>
+        <w:tc>
+          <w:tcPr>
+            <w:tcW w:w="1000" w:type="dxa"/>
+          </w:tcPr>
+          <w:p>
+            <w:pPr>
+              <w:spacing w:line="240" w:lineRule="auto"/>
+            </w:pPr>
+            <w:r>
+              <w:rPr>
+                <w:sz w:val="20"/>
+              </w:rPr>
+              <w:t>PASS</w:t>
+            </w:r>
+          </w:p>
+        </w:tc>
+      </w:tr>
+      <w:tr>
+        <w:tc>
+          <w:tcPr>
+            <w:tcW w:w="1200" w:type="dxa"/>
+          </w:tcPr>
+          <w:p>
+            <w:pPr>
+              <w:spacing w:line="240" w:lineRule="auto"/>
+            </w:pPr>
+            <w:r>
+              <w:rPr>
+                <w:sz w:val="20"/>
+              </w:rPr>
+              <w:t>SEC-10</w:t>
+            </w:r>
+          </w:p>
+        </w:tc>
+        <w:tc>
+          <w:tcPr>
+            <w:tcW w:w="1600" w:type="dxa"/>
+          </w:tcPr>
+          <w:p>
+            <w:pPr>
+              <w:spacing w:line="240" w:lineRule="auto"/>
+            </w:pPr>
+            <w:r>
+              <w:rPr>
+                <w:sz w:val="20"/>
+              </w:rPr>
+              <w:t>Cloud Rules</w:t>
+            </w:r>
+          </w:p>
+        </w:tc>
+        <w:tc>
+          <w:tcPr>
+            <w:tcW w:w="2600" w:type="dxa"/>
+          </w:tcPr>
+          <w:p>
+            <w:pPr>
+              <w:spacing w:line="240" w:lineRule="auto"/>
+            </w:pPr>
+            <w:r>
+              <w:rPr>
+                <w:sz w:val="20"/>
+              </w:rPr>
+              <w:t>Phân tách tags/media theo từng User trên Cloud</w:t>
+            </w:r>
+          </w:p>
+        </w:tc>
+        <w:tc>
+          <w:tcPr>
+            <w:tcW w:w="2800" w:type="dxa"/>
+          </w:tcPr>
+          <w:p>
+            <w:pPr>
+              <w:spacing w:line="240" w:lineRule="auto"/>
+            </w:pPr>
+            <w:r>
+              <w:rPr>
+                <w:sz w:val="20"/>
+              </w:rPr>
+              <w:t>Tags và Media metadata bị cô lập nghiêm ngặt theo User ID</w:t>
+            </w:r>
+          </w:p>
+        </w:tc>
+        <w:tc>
+          <w:tcPr>
+            <w:tcW w:w="1000" w:type="dxa"/>
+          </w:tcPr>
+          <w:p>
+            <w:pPr>
+              <w:spacing w:line="240" w:lineRule="auto"/>
+            </w:pPr>
+            <w:r>
+              <w:rPr>
+                <w:sz w:val="20"/>
+              </w:rPr>
+              <w:t>PASS</w:t>
+            </w:r>
+          </w:p>
+        </w:tc>
+      </w:tr>
+      <w:tr>
+        <w:tc>
+          <w:tcPr>
+            <w:tcW w:w="1200" w:type="dxa"/>
+          </w:tcPr>
+          <w:p>
+            <w:pPr>
+              <w:spacing w:line="240" w:lineRule="auto"/>
+            </w:pPr>
+            <w:r>
+              <w:rPr>
+                <w:sz w:val="20"/>
+              </w:rPr>
+              <w:t>SEC-11</w:t>
+            </w:r>
+          </w:p>
+        </w:tc>
+        <w:tc>
+          <w:tcPr>
+            <w:tcW w:w="1600" w:type="dxa"/>
+          </w:tcPr>
+          <w:p>
+            <w:pPr>
+              <w:spacing w:line="240" w:lineRule="auto"/>
+            </w:pPr>
+            <w:r>
+              <w:rPr>
+                <w:sz w:val="20"/>
+              </w:rPr>
+              <w:t>Local Storage</w:t>
+            </w:r>
+          </w:p>
+        </w:tc>
+        <w:tc>
+          <w:tcPr>
+            <w:tcW w:w="2600" w:type="dxa"/>
+          </w:tcPr>
+          <w:p>
+            <w:pPr>
+              <w:spacing w:line="240" w:lineRule="auto"/>
+            </w:pPr>
+            <w:r>
+              <w:rPr>
+                <w:sz w:val="20"/>
+              </w:rPr>
+              <w:t>Kiểm tra bảo mật CSDL SQLite smart_note.db</w:t>
+            </w:r>
+          </w:p>
+        </w:tc>
+        <w:tc>
+          <w:tcPr>
+            <w:tcW w:w="2800" w:type="dxa"/>
+          </w:tcPr>
+          <w:p>
+            <w:pPr>
+              <w:spacing w:line="240" w:lineRule="auto"/>
+            </w:pPr>
+            <w:r>
+              <w:rPr>
+                <w:sz w:val="20"/>
+              </w:rPr>
+              <w:t>CSDL lưu trữ Plaintext, không tích hợp mã hóa SQLCipher</w:t>
+            </w:r>
+          </w:p>
+        </w:tc>
+        <w:tc>
+          <w:tcPr>
+            <w:tcW w:w="1000" w:type="dxa"/>
+          </w:tcPr>
+          <w:p>
+            <w:pPr>
+              <w:spacing w:line="240" w:lineRule="auto"/>
+            </w:pPr>
+            <w:r>
+              <w:rPr>
+                <w:sz w:val="20"/>
+              </w:rPr>
+              <w:t>FAIL (Khuyết tật)</w:t>
+            </w:r>
+          </w:p>
+        </w:tc>
+      </w:tr>
+      <w:tr>
+        <w:tc>
+          <w:tcPr>
+            <w:tcW w:w="1200" w:type="dxa"/>
+          </w:tcPr>
+          <w:p>
+            <w:pPr>
+              <w:spacing w:line="240" w:lineRule="auto"/>
+            </w:pPr>
+            <w:r>
+              <w:rPr>
+                <w:sz w:val="20"/>
+              </w:rPr>
+              <w:t>SEC-12</w:t>
+            </w:r>
+          </w:p>
+        </w:tc>
+        <w:tc>
+          <w:tcPr>
+            <w:tcW w:w="1600" w:type="dxa"/>
+          </w:tcPr>
+          <w:p>
+            <w:pPr>
+              <w:spacing w:line="240" w:lineRule="auto"/>
+            </w:pPr>
+            <w:r>
+              <w:rPr>
+                <w:sz w:val="20"/>
+              </w:rPr>
+              <w:t>Sinh trắc học</w:t>
+            </w:r>
+          </w:p>
+        </w:tc>
+        <w:tc>
+          <w:tcPr>
+            <w:tcW w:w="2600" w:type="dxa"/>
+          </w:tcPr>
+          <w:p>
+            <w:pPr>
+              <w:spacing w:line="240" w:lineRule="auto"/>
+            </w:pPr>
+            <w:r>
+              <w:rPr>
+                <w:sz w:val="20"/>
+              </w:rPr>
+              <w:t>Kiểm định cơ chế khóa note bằng sinh trắc học</w:t>
+            </w:r>
+          </w:p>
+        </w:tc>
+        <w:tc>
+          <w:tcPr>
+            <w:tcW w:w="2800" w:type="dxa"/>
+          </w:tcPr>
+          <w:p>
+            <w:pPr>
+              <w:spacing w:line="240" w:lineRule="auto"/>
+            </w:pPr>
+            <w:r>
+              <w:rPr>
+                <w:sz w:val="20"/>
+              </w:rPr>
+              <w:t>Chỉ gán cờ is_locked = 1 trên UI, nội dung CSDL không mã hóa</w:t>
+            </w:r>
+          </w:p>
+        </w:tc>
+        <w:tc>
+          <w:tcPr>
+            <w:tcW w:w="1000" w:type="dxa"/>
+          </w:tcPr>
+          <w:p>
+            <w:pPr>
+              <w:spacing w:line="240" w:lineRule="auto"/>
+            </w:pPr>
+            <w:r>
+              <w:rPr>
+                <w:sz w:val="20"/>
+              </w:rPr>
+              <w:t>FAIL (Khuyết tật)</w:t>
+            </w:r>
+          </w:p>
+        </w:tc>
+      </w:tr>
+      <w:tr>
+        <w:tc>
+          <w:tcPr>
+            <w:tcW w:w="1200" w:type="dxa"/>
+          </w:tcPr>
+          <w:p>
+            <w:pPr>
+              <w:spacing w:line="240" w:lineRule="auto"/>
+            </w:pPr>
+            <w:r>
+              <w:rPr>
+                <w:sz w:val="20"/>
+              </w:rPr>
+              <w:t>SEC-13</w:t>
+            </w:r>
+          </w:p>
+        </w:tc>
+        <w:tc>
+          <w:tcPr>
+            <w:tcW w:w="1600" w:type="dxa"/>
+          </w:tcPr>
+          <w:p>
+            <w:pPr>
+              <w:spacing w:line="240" w:lineRule="auto"/>
+            </w:pPr>
+            <w:r>
+              <w:rPr>
+                <w:sz w:val="20"/>
+              </w:rPr>
+              <w:t>Sinh trắc học</w:t>
+            </w:r>
+          </w:p>
+        </w:tc>
+        <w:tc>
+          <w:tcPr>
+            <w:tcW w:w="2600" w:type="dxa"/>
+          </w:tcPr>
+          <w:p>
+            <w:pPr>
+              <w:spacing w:line="240" w:lineRule="auto"/>
+            </w:pPr>
+            <w:r>
+              <w:rPr>
+                <w:sz w:val="20"/>
+              </w:rPr>
+              <w:t>Kiểm tra rò rỉ nội dung note khóa qua Search</w:t>
+            </w:r>
+          </w:p>
+        </w:tc>
+        <w:tc>
+          <w:tcPr>
+            <w:tcW w:w="2800" w:type="dxa"/>
+          </w:tcPr>
+          <w:p>
+            <w:pPr>
+              <w:spacing w:line="240" w:lineRule="auto"/>
+            </w:pPr>
+            <w:r>
+              <w:rPr>
+                <w:sz w:val="20"/>
+              </w:rPr>
+              <w:t>Câu lệnh LIKE / FTS5 vẫn quét trúng và hiển thị nội dung note khóa</w:t>
+            </w:r>
+          </w:p>
+        </w:tc>
+        <w:tc>
+          <w:tcPr>
+            <w:tcW w:w="1000" w:type="dxa"/>
+          </w:tcPr>
+          <w:p>
+            <w:pPr>
+              <w:spacing w:line="240" w:lineRule="auto"/>
+            </w:pPr>
+            <w:r>
+              <w:rPr>
+                <w:sz w:val="20"/>
+              </w:rPr>
+              <w:t>FAIL (Khuyết tật)</w:t>
+            </w:r>
+          </w:p>
+        </w:tc>
+      </w:tr>
+      <w:tr>
+        <w:tc>
+          <w:tcPr>
+            <w:tcW w:w="1200" w:type="dxa"/>
+          </w:tcPr>
+          <w:p>
+            <w:pPr>
+              <w:spacing w:line="240" w:lineRule="auto"/>
+            </w:pPr>
+            <w:r>
+              <w:rPr>
+                <w:sz w:val="20"/>
+              </w:rPr>
+              <w:t>SEC-14</w:t>
+            </w:r>
+          </w:p>
+        </w:tc>
+        <w:tc>
+          <w:tcPr>
+            <w:tcW w:w="1600" w:type="dxa"/>
+          </w:tcPr>
+          <w:p>
+            <w:pPr>
+              <w:spacing w:line="240" w:lineRule="auto"/>
+            </w:pPr>
+            <w:r>
+              <w:rPr>
+                <w:sz w:val="20"/>
+              </w:rPr>
+              <w:t>Network</w:t>
+            </w:r>
+          </w:p>
+        </w:tc>
+        <w:tc>
+          <w:tcPr>
+            <w:tcW w:w="2600" w:type="dxa"/>
+          </w:tcPr>
+          <w:p>
+            <w:pPr>
+              <w:spacing w:line="240" w:lineRule="auto"/>
+            </w:pPr>
+            <w:r>
+              <w:rPr>
+                <w:sz w:val="20"/>
+              </w:rPr>
+              <w:t>Kiểm tra bắt buộc kết nối an toàn TLS / HTTPS</w:t>
+            </w:r>
+          </w:p>
+        </w:tc>
+        <w:tc>
+          <w:tcPr>
+            <w:tcW w:w="2800" w:type="dxa"/>
+          </w:tcPr>
+          <w:p>
+            <w:pPr>
+              <w:spacing w:line="240" w:lineRule="auto"/>
+            </w:pPr>
+            <w:r>
+              <w:rPr>
+                <w:sz w:val="20"/>
+              </w:rPr>
+              <w:t>100% endpoint ngoại vi (Firebase, Cloudinary) dùng HTTPS</w:t>
+            </w:r>
+          </w:p>
+        </w:tc>
+        <w:tc>
+          <w:tcPr>
+            <w:tcW w:w="1000" w:type="dxa"/>
+          </w:tcPr>
+          <w:p>
+            <w:pPr>
+              <w:spacing w:line="240" w:lineRule="auto"/>
+            </w:pPr>
+            <w:r>
+              <w:rPr>
+                <w:sz w:val="20"/>
+              </w:rPr>
+              <w:t>PASS</w:t>
+            </w:r>
+          </w:p>
+        </w:tc>
+      </w:tr>
+    </w:tbl>
+    <w:p>
+      <w:pPr>
+        <w:pStyle w:val="Heading3"/>
+        <w:spacing w:line="360" w:lineRule="auto"/>
+      </w:pPr>
+      <w:r>
+        <w:rPr>
+          <w:b/>
+          <w:sz w:val="26"/>
+        </w:rPr>
+        <w:t>6.1.3 Danh mục 4 Lỗ hổng bảo mật phát hiện (CVSS v3.1)</w:t>
+      </w:r>
+    </w:p>
+    <w:tbl>
+      <w:tblPr>
+        <w:tblW w:w="9200" w:type="dxa"/>
+        <w:tblBorders>
+          <w:top w:val="single" w:sz="4" w:space="0" w:color="A0A0A0"/>
+          <w:left w:val="single" w:sz="4" w:space="0" w:color="A0A0A0"/>
+          <w:bottom w:val="single" w:sz="4" w:space="0" w:color="A0A0A0"/>
+          <w:right w:val="single" w:sz="4" w:space="0" w:color="A0A0A0"/>
+          <w:insideH w:val="single" w:sz="4" w:space="0" w:color="D0D0D0"/>
+          <w:insideV w:val="single" w:sz="4" w:space="0" w:color="D0D0D0"/>
+        </w:tblBorders>
+        <w:tblLayout w:type="autofit"/>
+      </w:tblPr>
+      <w:tr>
+        <w:trPr>
+          <w:tblHeader/>
+        </w:trPr>
+        <w:tc>
+          <w:tcPr>
+            <w:tcW w:w="1400" w:type="dxa"/>
+            <w:shd w:val="clear" w:color="auto" w:fill="E9EEF4"/>
+          </w:tcPr>
+          <w:p>
+            <w:pPr>
+              <w:jc w:val="center"/>
+              <w:spacing w:line="240" w:lineRule="auto"/>
+            </w:pPr>
+            <w:r>
+              <w:rPr>
+                <w:b/>
+                <w:sz w:val="21"/>
+              </w:rPr>
+              <w:t>Mã lỗ hổng</w:t>
+            </w:r>
+          </w:p>
+        </w:tc>
+        <w:tc>
+          <w:tcPr>
+            <w:tcW w:w="2400" w:type="dxa"/>
+            <w:shd w:val="clear" w:color="auto" w:fill="E9EEF4"/>
+          </w:tcPr>
+          <w:p>
+            <w:pPr>
+              <w:jc w:val="center"/>
+              <w:spacing w:line="240" w:lineRule="auto"/>
+            </w:pPr>
+            <w:r>
+              <w:rPr>
+                <w:b/>
+                <w:sz w:val="21"/>
+              </w:rPr>
+              <w:t>Tên khuyết tật / Lỗ hổng</w:t>
+            </w:r>
+          </w:p>
+        </w:tc>
+        <w:tc>
+          <w:tcPr>
+            <w:tcW w:w="1100" w:type="dxa"/>
+            <w:shd w:val="clear" w:color="auto" w:fill="E9EEF4"/>
+          </w:tcPr>
+          <w:p>
+            <w:pPr>
+              <w:jc w:val="center"/>
+              <w:spacing w:line="240" w:lineRule="auto"/>
+            </w:pPr>
+            <w:r>
+              <w:rPr>
+                <w:b/>
+                <w:sz w:val="21"/>
+              </w:rPr>
+              <w:t>Mức độ</w:t>
+            </w:r>
+          </w:p>
+        </w:tc>
+        <w:tc>
+          <w:tcPr>
+            <w:tcW w:w="1100" w:type="dxa"/>
+            <w:shd w:val="clear" w:color="auto" w:fill="E9EEF4"/>
+          </w:tcPr>
+          <w:p>
+            <w:pPr>
+              <w:jc w:val="center"/>
+              <w:spacing w:line="240" w:lineRule="auto"/>
+            </w:pPr>
+            <w:r>
+              <w:rPr>
+                <w:b/>
+                <w:sz w:val="21"/>
+              </w:rPr>
+              <w:t>Điểm CVSS</w:t>
+            </w:r>
+          </w:p>
+        </w:tc>
+        <w:tc>
+          <w:tcPr>
+            <w:tcW w:w="3200" w:type="dxa"/>
+            <w:shd w:val="clear" w:color="auto" w:fill="E9EEF4"/>
+          </w:tcPr>
+          <w:p>
+            <w:pPr>
+              <w:jc w:val="center"/>
+              <w:spacing w:line="240" w:lineRule="auto"/>
+            </w:pPr>
+            <w:r>
+              <w:rPr>
+                <w:b/>
+                <w:sz w:val="21"/>
+              </w:rPr>
+              <w:t>Mô tả tác động &amp; Khuyến nghị khắc phục</w:t>
+            </w:r>
+          </w:p>
+        </w:tc>
+      </w:tr>
+      <w:tr>
+        <w:tc>
+          <w:tcPr>
+            <w:tcW w:w="1400" w:type="dxa"/>
+          </w:tcPr>
+          <w:p>
+            <w:pPr>
+              <w:spacing w:line="240" w:lineRule="auto"/>
+            </w:pPr>
+            <w:r>
+              <w:rPr>
+                <w:sz w:val="20"/>
+              </w:rPr>
+              <w:t>VULN-SEC-01</w:t>
+            </w:r>
+          </w:p>
+        </w:tc>
+        <w:tc>
+          <w:tcPr>
+            <w:tcW w:w="2400" w:type="dxa"/>
+          </w:tcPr>
+          <w:p>
+            <w:pPr>
+              <w:spacing w:line="240" w:lineRule="auto"/>
+            </w:pPr>
+            <w:r>
+              <w:rPr>
+                <w:sz w:val="20"/>
+              </w:rPr>
+              <w:t>Lộ Cloudinary API Secret trong APK</w:t>
+            </w:r>
+          </w:p>
+        </w:tc>
+        <w:tc>
+          <w:tcPr>
+            <w:tcW w:w="1100" w:type="dxa"/>
+          </w:tcPr>
+          <w:p>
+            <w:pPr>
+              <w:spacing w:line="240" w:lineRule="auto"/>
+            </w:pPr>
+            <w:r>
+              <w:rPr>
+                <w:sz w:val="20"/>
+              </w:rPr>
+              <w:t>HIGH</w:t>
+            </w:r>
+          </w:p>
+        </w:tc>
+        <w:tc>
+          <w:tcPr>
+            <w:tcW w:w="1100" w:type="dxa"/>
+          </w:tcPr>
+          <w:p>
+            <w:pPr>
+              <w:spacing w:line="240" w:lineRule="auto"/>
+            </w:pPr>
+            <w:r>
+              <w:rPr>
+                <w:sz w:val="20"/>
+              </w:rPr>
+              <w:t>7.5</w:t>
+            </w:r>
+          </w:p>
+        </w:tc>
+        <w:tc>
+          <w:tcPr>
+            <w:tcW w:w="3200" w:type="dxa"/>
+          </w:tcPr>
+          <w:p>
+            <w:pPr>
+              <w:spacing w:line="240" w:lineRule="auto"/>
+            </w:pPr>
+            <w:r>
+              <w:rPr>
+                <w:sz w:val="20"/>
+              </w:rPr>
+              <w:t>File .env được nhúng vào gói APK assets. Kẻ xấu decompile APK có thể lấy Secret để xóa toàn bộ media. Khuyến nghị: Dùng Unsigned Upload Preset.</w:t>
+            </w:r>
+          </w:p>
+        </w:tc>
+      </w:tr>
+      <w:tr>
+        <w:tc>
+          <w:tcPr>
+            <w:tcW w:w="1400" w:type="dxa"/>
+          </w:tcPr>
+          <w:p>
+            <w:pPr>
+              <w:spacing w:line="240" w:lineRule="auto"/>
+            </w:pPr>
+            <w:r>
+              <w:rPr>
+                <w:sz w:val="20"/>
+              </w:rPr>
+              <w:t>VULN-SEC-02</w:t>
+            </w:r>
+          </w:p>
+        </w:tc>
+        <w:tc>
+          <w:tcPr>
+            <w:tcW w:w="2400" w:type="dxa"/>
+          </w:tcPr>
+          <w:p>
+            <w:pPr>
+              <w:spacing w:line="240" w:lineRule="auto"/>
+            </w:pPr>
+            <w:r>
+              <w:rPr>
+                <w:sz w:val="20"/>
+              </w:rPr>
+              <w:t>CSDL SQLite cục bộ lưu Plaintext</w:t>
+            </w:r>
+          </w:p>
+        </w:tc>
+        <w:tc>
+          <w:tcPr>
+            <w:tcW w:w="1100" w:type="dxa"/>
+          </w:tcPr>
+          <w:p>
+            <w:pPr>
+              <w:spacing w:line="240" w:lineRule="auto"/>
+            </w:pPr>
+            <w:r>
+              <w:rPr>
+                <w:sz w:val="20"/>
+              </w:rPr>
+              <w:t>MEDIUM</w:t>
+            </w:r>
+          </w:p>
+        </w:tc>
+        <w:tc>
+          <w:tcPr>
+            <w:tcW w:w="1100" w:type="dxa"/>
+          </w:tcPr>
+          <w:p>
+            <w:pPr>
+              <w:spacing w:line="240" w:lineRule="auto"/>
+            </w:pPr>
+            <w:r>
+              <w:rPr>
+                <w:sz w:val="20"/>
+              </w:rPr>
+              <w:t>5.5</w:t>
+            </w:r>
+          </w:p>
+        </w:tc>
+        <w:tc>
+          <w:tcPr>
+            <w:tcW w:w="3200" w:type="dxa"/>
+          </w:tcPr>
+          <w:p>
+            <w:pPr>
+              <w:spacing w:line="240" w:lineRule="auto"/>
+            </w:pPr>
+            <w:r>
+              <w:rPr>
+                <w:sz w:val="20"/>
+              </w:rPr>
+              <w:t>smart_note.db lưu bản rõ trên thiết bị, có thể bị trích xuất trên máy root. Khuyến nghị: Tích hợp thư viện sqflite_sqlcipher mã hóa AES-256.</w:t>
+            </w:r>
+          </w:p>
+        </w:tc>
+      </w:tr>
+      <w:tr>
+        <w:tc>
+          <w:tcPr>
+            <w:tcW w:w="1400" w:type="dxa"/>
+          </w:tcPr>
+          <w:p>
+            <w:pPr>
+              <w:spacing w:line="240" w:lineRule="auto"/>
+            </w:pPr>
+            <w:r>
+              <w:rPr>
+                <w:sz w:val="20"/>
+              </w:rPr>
+              <w:t>VULN-SEC-03</w:t>
+            </w:r>
+          </w:p>
+        </w:tc>
+        <w:tc>
+          <w:tcPr>
+            <w:tcW w:w="2400" w:type="dxa"/>
+          </w:tcPr>
+          <w:p>
+            <w:pPr>
+              <w:spacing w:line="240" w:lineRule="auto"/>
+            </w:pPr>
+            <w:r>
+              <w:rPr>
+                <w:sz w:val="20"/>
+              </w:rPr>
+              <w:t>Khóa sinh trắc học chỉ là cờ UI Flag</w:t>
+            </w:r>
+          </w:p>
+        </w:tc>
+        <w:tc>
+          <w:tcPr>
+            <w:tcW w:w="1100" w:type="dxa"/>
+          </w:tcPr>
+          <w:p>
+            <w:pPr>
+              <w:spacing w:line="240" w:lineRule="auto"/>
+            </w:pPr>
+            <w:r>
+              <w:rPr>
+                <w:sz w:val="20"/>
+              </w:rPr>
+              <w:t>MEDIUM</w:t>
+            </w:r>
+          </w:p>
+        </w:tc>
+        <w:tc>
+          <w:tcPr>
+            <w:tcW w:w="1100" w:type="dxa"/>
+          </w:tcPr>
+          <w:p>
+            <w:pPr>
+              <w:spacing w:line="240" w:lineRule="auto"/>
+            </w:pPr>
+            <w:r>
+              <w:rPr>
+                <w:sz w:val="20"/>
+              </w:rPr>
+              <w:t>6.1</w:t>
+            </w:r>
+          </w:p>
+        </w:tc>
+        <w:tc>
+          <w:tcPr>
+            <w:tcW w:w="3200" w:type="dxa"/>
+          </w:tcPr>
+          <w:p>
+            <w:pPr>
+              <w:spacing w:line="240" w:lineRule="auto"/>
+            </w:pPr>
+            <w:r>
+              <w:rPr>
+                <w:sz w:val="20"/>
+              </w:rPr>
+              <w:t>Ghi chú bị khóa chỉ đánh dấu is_locked = 1, nội dung không mã hóa; tìm kiếm LIKE vẫn thấy. Khuyến nghị: Mã hóa payload bằng Android Keystore.</w:t>
+            </w:r>
+          </w:p>
+        </w:tc>
+      </w:tr>
+      <w:tr>
+        <w:tc>
+          <w:tcPr>
+            <w:tcW w:w="1400" w:type="dxa"/>
+          </w:tcPr>
+          <w:p>
+            <w:pPr>
+              <w:spacing w:line="240" w:lineRule="auto"/>
+            </w:pPr>
+            <w:r>
+              <w:rPr>
+                <w:sz w:val="20"/>
+              </w:rPr>
+              <w:t>VULN-SEC-04</w:t>
+            </w:r>
+          </w:p>
+        </w:tc>
+        <w:tc>
+          <w:tcPr>
+            <w:tcW w:w="2400" w:type="dxa"/>
+          </w:tcPr>
+          <w:p>
+            <w:pPr>
+              <w:spacing w:line="240" w:lineRule="auto"/>
+            </w:pPr>
+            <w:r>
+              <w:rPr>
+                <w:sz w:val="20"/>
+              </w:rPr>
+              <w:t>Bật allowBackup trong Manifest</w:t>
+            </w:r>
+          </w:p>
+        </w:tc>
+        <w:tc>
+          <w:tcPr>
+            <w:tcW w:w="1100" w:type="dxa"/>
+          </w:tcPr>
+          <w:p>
+            <w:pPr>
+              <w:spacing w:line="240" w:lineRule="auto"/>
+            </w:pPr>
+            <w:r>
+              <w:rPr>
+                <w:sz w:val="20"/>
+              </w:rPr>
+              <w:t>LOW</w:t>
+            </w:r>
+          </w:p>
+        </w:tc>
+        <w:tc>
+          <w:tcPr>
+            <w:tcW w:w="1100" w:type="dxa"/>
+          </w:tcPr>
+          <w:p>
+            <w:pPr>
+              <w:spacing w:line="240" w:lineRule="auto"/>
+            </w:pPr>
+            <w:r>
+              <w:rPr>
+                <w:sz w:val="20"/>
+              </w:rPr>
+              <w:t>3.8</w:t>
+            </w:r>
+          </w:p>
+        </w:tc>
+        <w:tc>
+          <w:tcPr>
+            <w:tcW w:w="3200" w:type="dxa"/>
+          </w:tcPr>
+          <w:p>
+            <w:pPr>
+              <w:spacing w:line="240" w:lineRule="auto"/>
+            </w:pPr>
+            <w:r>
+              <w:rPr>
+                <w:sz w:val="20"/>
+              </w:rPr>
+              <w:t>Cho phép trích xuất dữ liệu qua adb backup mà không cần quyền root. Khuyến nghị: Đặt android:allowBackup="false" trong AndroidManifest.xml.</w:t>
+            </w:r>
+          </w:p>
+        </w:tc>
+      </w:tr>
+    </w:tbl>
+    <w:p>
+      <w:pPr>
+        <w:pStyle w:val="Heading2"/>
+        <w:spacing w:line="360" w:lineRule="auto"/>
+      </w:pPr>
+      <w:r>
+        <w:rPr>
+          <w:b/>
+          <w:sz w:val="28"/>
+        </w:rPr>
+        <w:t>6.2 Kiểm thử đột biến (Mutation Testing)</w:t>
+      </w:r>
+    </w:p>
+    <w:p>
+      <w:pPr>
+        <w:pStyle w:val="Heading3"/>
+        <w:spacing w:line="360" w:lineRule="auto"/>
+      </w:pPr>
+      <w:r>
+        <w:rPr>
+          <w:b/>
+          <w:sz w:val="26"/>
+        </w:rPr>
+        <w:t>6.2.1 Khái niệm, Giả thuyết nền tảng và Công thức Mutation Score</w:t>
+      </w:r>
+    </w:p>
+    <w:p>
+      <w:pPr>
+        <w:spacing w:line="360" w:lineRule="auto"/>
+        <w:ind w:firstLine="720"/>
+      </w:pPr>
+      <w:r>
+        <w:rPr>
+          <w:sz w:val="24"/>
+        </w:rPr>
+        <w:t xml:space="preserve">Kiểm thử đột biến (Mutation Testing) dựa trên 2 giả thuyết nền tảng: Giả thuyết lập trình viên có năng lực (Competent Programmer Hypothesis - lỗi phần mềm thường bắt nguồn từ các sai lệch nhỏ) và Hiệu ứng khớp lệnh (Coupling Effect - bộ test phát hiện được các lỗi đột biến đơn lẻ thì có xác suất rất cao phát hiện được các lỗi phức tạp trong thực tế).</w:t>
+      </w:r>
+    </w:p>
+    <w:p>
+      <w:pPr>
+        <w:spacing w:line="360" w:lineRule="auto"/>
+        <w:ind w:firstLine="720"/>
+      </w:pPr>
+      <w:r>
+        <w:rPr>
+          <w:sz w:val="24"/>
+        </w:rPr>
+        <w:t xml:space="preserve">Công thức tính chỉ số chất lượng bộ test (Mutation Score):</w:t>
+      </w:r>
+    </w:p>
+    <w:p>
+      <w:pPr>
+        <w:spacing w:line="360" w:lineRule="auto"/>
+        <w:ind w:firstLine="720"/>
+      </w:pPr>
+      <w:r>
+        <w:rPr>
+          <w:sz w:val="24"/>
+        </w:rPr>
+        <w:t xml:space="preserve">MS = [Killed / (Total - Equivalent)] × 100%</w:t>
+      </w:r>
+    </w:p>
+    <w:p>
+      <w:pPr>
+        <w:spacing w:line="360" w:lineRule="auto"/>
+        <w:ind w:firstLine="720"/>
+      </w:pPr>
+      <w:r>
+        <w:rPr>
+          <w:sz w:val="24"/>
+        </w:rPr>
+        <w:t xml:space="preserve">Trong đó: Killed là số mutants bị phát hiện và làm fail test case; Total là tổng số mutant được sinh; Equivalent là số mutant có ngữ nghĩa tương đương code gốc không thể làm fail test.</w:t>
+      </w:r>
+    </w:p>
+    <w:p>
+      <w:pPr>
+        <w:pStyle w:val="Heading3"/>
+        <w:spacing w:line="360" w:lineRule="auto"/>
+      </w:pPr>
+      <w:r>
+        <w:rPr>
+          <w:b/>
+          <w:sz w:val="26"/>
+        </w:rPr>
+        <w:t>6.2.2 Bộ toán tử đột biến chuẩn hóa</w:t>
+      </w:r>
+    </w:p>
+    <w:p>
+      <w:pPr>
+        <w:spacing w:line="360" w:lineRule="auto"/>
+        <w:ind w:left="720"/>
+      </w:pPr>
+      <w:r>
+        <w:rPr>
+          <w:b/>
+          <w:sz w:val="24"/>
+        </w:rPr>
+        <w:t xml:space="preserve">• ROR (Relational Operator Replacement): </w:t>
+      </w:r>
+      <w:r>
+        <w:rPr>
+          <w:sz w:val="24"/>
+        </w:rPr>
+        <w:t xml:space="preserve">Đổi toán tử so sánh (== thành !=, &lt; thành &lt;=, &gt; thành &gt;=).</w:t>
+      </w:r>
+    </w:p>
+    <w:p>
+      <w:pPr>
+        <w:spacing w:line="360" w:lineRule="auto"/>
+        <w:ind w:left="720"/>
+      </w:pPr>
+      <w:r>
+        <w:rPr>
+          <w:b/>
+          <w:sz w:val="24"/>
+        </w:rPr>
+        <w:t xml:space="preserve">• AOR (Arithmetic Operator Replacement): </w:t>
+      </w:r>
+      <w:r>
+        <w:rPr>
+          <w:sz w:val="24"/>
+        </w:rPr>
+        <w:t xml:space="preserve">Đổi toán tử số học (+ thành -, * thành /).</w:t>
+      </w:r>
+    </w:p>
+    <w:p>
+      <w:pPr>
+        <w:spacing w:line="360" w:lineRule="auto"/>
+        <w:ind w:left="720"/>
+      </w:pPr>
+      <w:r>
+        <w:rPr>
+          <w:b/>
+          <w:sz w:val="24"/>
+        </w:rPr>
+        <w:t xml:space="preserve">• LCR (Logical Connector Replacement): </w:t>
+      </w:r>
+      <w:r>
+        <w:rPr>
+          <w:sz w:val="24"/>
+        </w:rPr>
+        <w:t xml:space="preserve">Đổi toán tử logic (&amp;&amp; thành ||, || thành &amp;&amp;).</w:t>
+      </w:r>
+    </w:p>
+    <w:p>
+      <w:pPr>
+        <w:spacing w:line="360" w:lineRule="auto"/>
+        <w:ind w:left="720"/>
+      </w:pPr>
+      <w:r>
+        <w:rPr>
+          <w:b/>
+          <w:sz w:val="24"/>
+        </w:rPr>
+        <w:t xml:space="preserve">• UOI (Unary Operator Insertion): </w:t>
+      </w:r>
+      <w:r>
+        <w:rPr>
+          <w:sz w:val="24"/>
+        </w:rPr>
+        <w:t xml:space="preserve">Thêm/bỏ toán tử đảo ngược (!condition thành condition, isNotEmpty thành isEmpty).</w:t>
+      </w:r>
+    </w:p>
+    <w:p>
+      <w:pPr>
+        <w:spacing w:line="360" w:lineRule="auto"/>
+        <w:ind w:left="720"/>
+      </w:pPr>
+      <w:r>
+        <w:rPr>
+          <w:b/>
+          <w:sz w:val="24"/>
+        </w:rPr>
+        <w:t xml:space="preserve">• SVR (Statement / Return Value Replacement): </w:t>
+      </w:r>
+      <w:r>
+        <w:rPr>
+          <w:sz w:val="24"/>
+        </w:rPr>
+        <w:t xml:space="preserve">Thay đổi giá trị trả về hoặc vô hiệu hóa câu lệnh cập nhật trạng thái.</w:t>
+      </w:r>
+    </w:p>
+    <w:p>
+      <w:pPr>
+        <w:pStyle w:val="Heading3"/>
+        <w:spacing w:line="360" w:lineRule="auto"/>
+      </w:pPr>
+      <w:r>
+        <w:rPr>
+          <w:b/>
+          <w:sz w:val="26"/>
+        </w:rPr>
+        <w:t>6.2.3 Bảng tổng hợp kết quả đột biến trên 6 Module trọng yếu</w:t>
+      </w:r>
+    </w:p>
+    <w:tbl>
+      <w:tblPr>
+        <w:tblW w:w="9200" w:type="dxa"/>
+        <w:tblBorders>
+          <w:top w:val="single" w:sz="4" w:space="0" w:color="A0A0A0"/>
+          <w:left w:val="single" w:sz="4" w:space="0" w:color="A0A0A0"/>
+          <w:bottom w:val="single" w:sz="4" w:space="0" w:color="A0A0A0"/>
+          <w:right w:val="single" w:sz="4" w:space="0" w:color="A0A0A0"/>
+          <w:insideH w:val="single" w:sz="4" w:space="0" w:color="D0D0D0"/>
+          <w:insideV w:val="single" w:sz="4" w:space="0" w:color="D0D0D0"/>
+        </w:tblBorders>
+        <w:tblLayout w:type="autofit"/>
+      </w:tblPr>
+      <w:tr>
+        <w:trPr>
+          <w:tblHeader/>
+        </w:trPr>
+        <w:tc>
+          <w:tcPr>
+            <w:tcW w:w="700" w:type="dxa"/>
+            <w:shd w:val="clear" w:color="auto" w:fill="E9EEF4"/>
+          </w:tcPr>
+          <w:p>
+            <w:pPr>
+              <w:jc w:val="center"/>
+              <w:spacing w:line="240" w:lineRule="auto"/>
+            </w:pPr>
+            <w:r>
+              <w:rPr>
+                <w:b/>
+                <w:sz w:val="21"/>
+              </w:rPr>
+              <w:t>STT</w:t>
+            </w:r>
+          </w:p>
+        </w:tc>
+        <w:tc>
+          <w:tcPr>
+            <w:tcW w:w="1800" w:type="dxa"/>
+            <w:shd w:val="clear" w:color="auto" w:fill="E9EEF4"/>
+          </w:tcPr>
+          <w:p>
+            <w:pPr>
+              <w:jc w:val="center"/>
+              <w:spacing w:line="240" w:lineRule="auto"/>
+            </w:pPr>
+            <w:r>
+              <w:rPr>
+                <w:b/>
+                <w:sz w:val="21"/>
+              </w:rPr>
+              <w:t>Module kiểm thử</w:t>
+            </w:r>
+          </w:p>
+        </w:tc>
+        <w:tc>
+          <w:tcPr>
+            <w:tcW w:w="1800" w:type="dxa"/>
+            <w:shd w:val="clear" w:color="auto" w:fill="E9EEF4"/>
+          </w:tcPr>
+          <w:p>
+            <w:pPr>
+              <w:jc w:val="center"/>
+              <w:spacing w:line="240" w:lineRule="auto"/>
+            </w:pPr>
+            <w:r>
+              <w:rPr>
+                <w:b/>
+                <w:sz w:val="21"/>
+              </w:rPr>
+              <w:t>Tệp mã nguồn</w:t>
+            </w:r>
+          </w:p>
+        </w:tc>
+        <w:tc>
+          <w:tcPr>
+            <w:tcW w:w="900" w:type="dxa"/>
+            <w:shd w:val="clear" w:color="auto" w:fill="E9EEF4"/>
+          </w:tcPr>
+          <w:p>
+            <w:pPr>
+              <w:jc w:val="center"/>
+              <w:spacing w:line="240" w:lineRule="auto"/>
+            </w:pPr>
+            <w:r>
+              <w:rPr>
+                <w:b/>
+                <w:sz w:val="21"/>
+              </w:rPr>
+              <w:t>Tổng Mutants</w:t>
+            </w:r>
+          </w:p>
+        </w:tc>
+        <w:tc>
+          <w:tcPr>
+            <w:tcW w:w="1100" w:type="dxa"/>
+            <w:shd w:val="clear" w:color="auto" w:fill="E9EEF4"/>
+          </w:tcPr>
+          <w:p>
+            <w:pPr>
+              <w:jc w:val="center"/>
+              <w:spacing w:line="240" w:lineRule="auto"/>
+            </w:pPr>
+            <w:r>
+              <w:rPr>
+                <w:b/>
+                <w:sz w:val="21"/>
+              </w:rPr>
+              <w:t>Bị diệt (Killed)</w:t>
+            </w:r>
+          </w:p>
+        </w:tc>
+        <w:tc>
+          <w:tcPr>
+            <w:tcW w:w="1100" w:type="dxa"/>
+            <w:shd w:val="clear" w:color="auto" w:fill="E9EEF4"/>
+          </w:tcPr>
+          <w:p>
+            <w:pPr>
+              <w:jc w:val="center"/>
+              <w:spacing w:line="240" w:lineRule="auto"/>
+            </w:pPr>
+            <w:r>
+              <w:rPr>
+                <w:b/>
+                <w:sz w:val="21"/>
+              </w:rPr>
+              <w:t>Sống sót (Survived)</w:t>
+            </w:r>
+          </w:p>
+        </w:tc>
+        <w:tc>
+          <w:tcPr>
+            <w:tcW w:w="900" w:type="dxa"/>
+            <w:shd w:val="clear" w:color="auto" w:fill="E9EEF4"/>
+          </w:tcPr>
+          <w:p>
+            <w:pPr>
+              <w:jc w:val="center"/>
+              <w:spacing w:line="240" w:lineRule="auto"/>
+            </w:pPr>
+            <w:r>
+              <w:rPr>
+                <w:b/>
+                <w:sz w:val="21"/>
+              </w:rPr>
+              <w:t>Tương đương</w:t>
+            </w:r>
+          </w:p>
+        </w:tc>
+        <w:tc>
+          <w:tcPr>
+            <w:tcW w:w="900" w:type="dxa"/>
+            <w:shd w:val="clear" w:color="auto" w:fill="E9EEF4"/>
+          </w:tcPr>
+          <w:p>
+            <w:pPr>
+              <w:jc w:val="center"/>
+              <w:spacing w:line="240" w:lineRule="auto"/>
+            </w:pPr>
+            <w:r>
+              <w:rPr>
+                <w:b/>
+                <w:sz w:val="21"/>
+              </w:rPr>
+              <w:t>Mutation Score</w:t>
+            </w:r>
+          </w:p>
+        </w:tc>
+      </w:tr>
+      <w:tr>
+        <w:tc>
+          <w:tcPr>
+            <w:tcW w:w="700" w:type="dxa"/>
+          </w:tcPr>
+          <w:p>
+            <w:pPr>
+              <w:spacing w:line="240" w:lineRule="auto"/>
+            </w:pPr>
+            <w:r>
+              <w:rPr>
+                <w:sz w:val="20"/>
+              </w:rPr>
+              <w:t>1</w:t>
+            </w:r>
+          </w:p>
+        </w:tc>
+        <w:tc>
+          <w:tcPr>
+            <w:tcW w:w="1800" w:type="dxa"/>
+          </w:tcPr>
+          <w:p>
+            <w:pPr>
+              <w:spacing w:line="240" w:lineRule="auto"/>
+            </w:pPr>
+            <w:r>
+              <w:rPr>
+                <w:sz w:val="20"/>
+              </w:rPr>
+              <w:t>Xác thực sinh trắc học</w:t>
+            </w:r>
+          </w:p>
+        </w:tc>
+        <w:tc>
+          <w:tcPr>
+            <w:tcW w:w="1800" w:type="dxa"/>
+          </w:tcPr>
+          <w:p>
+            <w:pPr>
+              <w:spacing w:line="240" w:lineRule="auto"/>
+            </w:pPr>
+            <w:r>
+              <w:rPr>
+                <w:sz w:val="20"/>
+              </w:rPr>
+              <w:t>biometric_service.dart</w:t>
+            </w:r>
+          </w:p>
+        </w:tc>
+        <w:tc>
+          <w:tcPr>
+            <w:tcW w:w="900" w:type="dxa"/>
+          </w:tcPr>
+          <w:p>
+            <w:pPr>
+              <w:spacing w:line="240" w:lineRule="auto"/>
+            </w:pPr>
+            <w:r>
+              <w:rPr>
+                <w:sz w:val="20"/>
+              </w:rPr>
+              <w:t>10</w:t>
+            </w:r>
+          </w:p>
+        </w:tc>
+        <w:tc>
+          <w:tcPr>
+            <w:tcW w:w="1100" w:type="dxa"/>
+          </w:tcPr>
+          <w:p>
+            <w:pPr>
+              <w:spacing w:line="240" w:lineRule="auto"/>
+            </w:pPr>
+            <w:r>
+              <w:rPr>
+                <w:sz w:val="20"/>
+              </w:rPr>
+              <w:t>7</w:t>
+            </w:r>
+          </w:p>
+        </w:tc>
+        <w:tc>
+          <w:tcPr>
+            <w:tcW w:w="1100" w:type="dxa"/>
+          </w:tcPr>
+          <w:p>
+            <w:pPr>
+              <w:spacing w:line="240" w:lineRule="auto"/>
+            </w:pPr>
+            <w:r>
+              <w:rPr>
+                <w:sz w:val="20"/>
+              </w:rPr>
+              <w:t>0</w:t>
+            </w:r>
+          </w:p>
+        </w:tc>
+        <w:tc>
+          <w:tcPr>
+            <w:tcW w:w="900" w:type="dxa"/>
+          </w:tcPr>
+          <w:p>
+            <w:pPr>
+              <w:spacing w:line="240" w:lineRule="auto"/>
+            </w:pPr>
+            <w:r>
+              <w:rPr>
+                <w:sz w:val="20"/>
+              </w:rPr>
+              <w:t>1</w:t>
+            </w:r>
+          </w:p>
+        </w:tc>
+        <w:tc>
+          <w:tcPr>
+            <w:tcW w:w="900" w:type="dxa"/>
+          </w:tcPr>
+          <w:p>
+            <w:pPr>
+              <w:spacing w:line="240" w:lineRule="auto"/>
+            </w:pPr>
+            <w:r>
+              <w:rPr>
+                <w:sz w:val="20"/>
+              </w:rPr>
+              <w:t>77.78%</w:t>
+            </w:r>
+          </w:p>
+        </w:tc>
+      </w:tr>
+      <w:tr>
+        <w:tc>
+          <w:tcPr>
+            <w:tcW w:w="700" w:type="dxa"/>
+          </w:tcPr>
+          <w:p>
+            <w:pPr>
+              <w:spacing w:line="240" w:lineRule="auto"/>
+            </w:pPr>
+            <w:r>
+              <w:rPr>
+                <w:sz w:val="20"/>
+              </w:rPr>
+              <w:t>2</w:t>
+            </w:r>
+          </w:p>
+        </w:tc>
+        <w:tc>
+          <w:tcPr>
+            <w:tcW w:w="1800" w:type="dxa"/>
+          </w:tcPr>
+          <w:p>
+            <w:pPr>
+              <w:spacing w:line="240" w:lineRule="auto"/>
+            </w:pPr>
+            <w:r>
+              <w:rPr>
+                <w:sz w:val="20"/>
+              </w:rPr>
+              <w:t>Xác thực tài khoản &amp; Form</w:t>
+            </w:r>
+          </w:p>
+        </w:tc>
+        <w:tc>
+          <w:tcPr>
+            <w:tcW w:w="1800" w:type="dxa"/>
+          </w:tcPr>
+          <w:p>
+            <w:pPr>
+              <w:spacing w:line="240" w:lineRule="auto"/>
+            </w:pPr>
+            <w:r>
+              <w:rPr>
+                <w:sz w:val="20"/>
+              </w:rPr>
+              <w:t>auth_provider.dart</w:t>
+            </w:r>
+          </w:p>
+        </w:tc>
+        <w:tc>
+          <w:tcPr>
+            <w:tcW w:w="900" w:type="dxa"/>
+          </w:tcPr>
+          <w:p>
+            <w:pPr>
+              <w:spacing w:line="240" w:lineRule="auto"/>
+            </w:pPr>
+            <w:r>
+              <w:rPr>
+                <w:sz w:val="20"/>
+              </w:rPr>
+              <w:t>10</w:t>
+            </w:r>
+          </w:p>
+        </w:tc>
+        <w:tc>
+          <w:tcPr>
+            <w:tcW w:w="1100" w:type="dxa"/>
+          </w:tcPr>
+          <w:p>
+            <w:pPr>
+              <w:spacing w:line="240" w:lineRule="auto"/>
+            </w:pPr>
+            <w:r>
+              <w:rPr>
+                <w:sz w:val="20"/>
+              </w:rPr>
+              <w:t>4</w:t>
+            </w:r>
+          </w:p>
+        </w:tc>
+        <w:tc>
+          <w:tcPr>
+            <w:tcW w:w="1100" w:type="dxa"/>
+          </w:tcPr>
+          <w:p>
+            <w:pPr>
+              <w:spacing w:line="240" w:lineRule="auto"/>
+            </w:pPr>
+            <w:r>
+              <w:rPr>
+                <w:sz w:val="20"/>
+              </w:rPr>
+              <w:t>4</w:t>
+            </w:r>
+          </w:p>
+        </w:tc>
+        <w:tc>
+          <w:tcPr>
+            <w:tcW w:w="900" w:type="dxa"/>
+          </w:tcPr>
+          <w:p>
+            <w:pPr>
+              <w:spacing w:line="240" w:lineRule="auto"/>
+            </w:pPr>
+            <w:r>
+              <w:rPr>
+                <w:sz w:val="20"/>
+              </w:rPr>
+              <w:t>0</w:t>
+            </w:r>
+          </w:p>
+        </w:tc>
+        <w:tc>
+          <w:tcPr>
+            <w:tcW w:w="900" w:type="dxa"/>
+          </w:tcPr>
+          <w:p>
+            <w:pPr>
+              <w:spacing w:line="240" w:lineRule="auto"/>
+            </w:pPr>
+            <w:r>
+              <w:rPr>
+                <w:sz w:val="20"/>
+              </w:rPr>
+              <w:t>50.00%</w:t>
+            </w:r>
+          </w:p>
+        </w:tc>
+      </w:tr>
+      <w:tr>
+        <w:tc>
+          <w:tcPr>
+            <w:tcW w:w="700" w:type="dxa"/>
+          </w:tcPr>
+          <w:p>
+            <w:pPr>
+              <w:spacing w:line="240" w:lineRule="auto"/>
+            </w:pPr>
+            <w:r>
+              <w:rPr>
+                <w:sz w:val="20"/>
+              </w:rPr>
+              <w:t>3</w:t>
+            </w:r>
+          </w:p>
+        </w:tc>
+        <w:tc>
+          <w:tcPr>
+            <w:tcW w:w="1800" w:type="dxa"/>
+          </w:tcPr>
+          <w:p>
+            <w:pPr>
+              <w:spacing w:line="240" w:lineRule="auto"/>
+            </w:pPr>
+            <w:r>
+              <w:rPr>
+                <w:sz w:val="20"/>
+              </w:rPr>
+              <w:t>Thao tác dữ liệu Note CRUD</w:t>
+            </w:r>
+          </w:p>
+        </w:tc>
+        <w:tc>
+          <w:tcPr>
+            <w:tcW w:w="1800" w:type="dxa"/>
+          </w:tcPr>
+          <w:p>
+            <w:pPr>
+              <w:spacing w:line="240" w:lineRule="auto"/>
+            </w:pPr>
+            <w:r>
+              <w:rPr>
+                <w:sz w:val="20"/>
+              </w:rPr>
+              <w:t>local_note_service.dart</w:t>
+            </w:r>
+          </w:p>
+        </w:tc>
+        <w:tc>
+          <w:tcPr>
+            <w:tcW w:w="900" w:type="dxa"/>
+          </w:tcPr>
+          <w:p>
+            <w:pPr>
+              <w:spacing w:line="240" w:lineRule="auto"/>
+            </w:pPr>
+            <w:r>
+              <w:rPr>
+                <w:sz w:val="20"/>
+              </w:rPr>
+              <w:t>10</w:t>
+            </w:r>
+          </w:p>
+        </w:tc>
+        <w:tc>
+          <w:tcPr>
+            <w:tcW w:w="1100" w:type="dxa"/>
+          </w:tcPr>
+          <w:p>
+            <w:pPr>
+              <w:spacing w:line="240" w:lineRule="auto"/>
+            </w:pPr>
+            <w:r>
+              <w:rPr>
+                <w:sz w:val="20"/>
+              </w:rPr>
+              <w:t>2</w:t>
+            </w:r>
+          </w:p>
+        </w:tc>
+        <w:tc>
+          <w:tcPr>
+            <w:tcW w:w="1100" w:type="dxa"/>
+          </w:tcPr>
+          <w:p>
+            <w:pPr>
+              <w:spacing w:line="240" w:lineRule="auto"/>
+            </w:pPr>
+            <w:r>
+              <w:rPr>
+                <w:sz w:val="20"/>
+              </w:rPr>
+              <w:t>5</w:t>
+            </w:r>
+          </w:p>
+        </w:tc>
+        <w:tc>
+          <w:tcPr>
+            <w:tcW w:w="900" w:type="dxa"/>
+          </w:tcPr>
+          <w:p>
+            <w:pPr>
+              <w:spacing w:line="240" w:lineRule="auto"/>
+            </w:pPr>
+            <w:r>
+              <w:rPr>
+                <w:sz w:val="20"/>
+              </w:rPr>
+              <w:t>0</w:t>
+            </w:r>
+          </w:p>
+        </w:tc>
+        <w:tc>
+          <w:tcPr>
+            <w:tcW w:w="900" w:type="dxa"/>
+          </w:tcPr>
+          <w:p>
+            <w:pPr>
+              <w:spacing w:line="240" w:lineRule="auto"/>
+            </w:pPr>
+            <w:r>
+              <w:rPr>
+                <w:sz w:val="20"/>
+              </w:rPr>
+              <w:t>28.57%</w:t>
+            </w:r>
+          </w:p>
+        </w:tc>
+      </w:tr>
+      <w:tr>
+        <w:tc>
+          <w:tcPr>
+            <w:tcW w:w="700" w:type="dxa"/>
+          </w:tcPr>
+          <w:p>
+            <w:pPr>
+              <w:spacing w:line="240" w:lineRule="auto"/>
+            </w:pPr>
+            <w:r>
+              <w:rPr>
+                <w:sz w:val="20"/>
+              </w:rPr>
+              <w:t>4</w:t>
+            </w:r>
+          </w:p>
+        </w:tc>
+        <w:tc>
+          <w:tcPr>
+            <w:tcW w:w="1800" w:type="dxa"/>
+          </w:tcPr>
+          <w:p>
+            <w:pPr>
+              <w:spacing w:line="240" w:lineRule="auto"/>
+            </w:pPr>
+            <w:r>
+              <w:rPr>
+                <w:sz w:val="20"/>
+              </w:rPr>
+              <w:t>Tìm kiếm thông minh &amp; Lọc</w:t>
+            </w:r>
+          </w:p>
+        </w:tc>
+        <w:tc>
+          <w:tcPr>
+            <w:tcW w:w="1800" w:type="dxa"/>
+          </w:tcPr>
+          <w:p>
+            <w:pPr>
+              <w:spacing w:line="240" w:lineRule="auto"/>
+            </w:pPr>
+            <w:r>
+              <w:rPr>
+                <w:sz w:val="20"/>
+              </w:rPr>
+              <w:t>local_note_service.dart</w:t>
+            </w:r>
+          </w:p>
+        </w:tc>
+        <w:tc>
+          <w:tcPr>
+            <w:tcW w:w="900" w:type="dxa"/>
+          </w:tcPr>
+          <w:p>
+            <w:pPr>
+              <w:spacing w:line="240" w:lineRule="auto"/>
+            </w:pPr>
+            <w:r>
+              <w:rPr>
+                <w:sz w:val="20"/>
+              </w:rPr>
+              <w:t>10</w:t>
+            </w:r>
+          </w:p>
+        </w:tc>
+        <w:tc>
+          <w:tcPr>
+            <w:tcW w:w="1100" w:type="dxa"/>
+          </w:tcPr>
+          <w:p>
+            <w:pPr>
+              <w:spacing w:line="240" w:lineRule="auto"/>
+            </w:pPr>
+            <w:r>
+              <w:rPr>
+                <w:sz w:val="20"/>
+              </w:rPr>
+              <w:t>9</w:t>
+            </w:r>
+          </w:p>
+        </w:tc>
+        <w:tc>
+          <w:tcPr>
+            <w:tcW w:w="1100" w:type="dxa"/>
+          </w:tcPr>
+          <w:p>
+            <w:pPr>
+              <w:spacing w:line="240" w:lineRule="auto"/>
+            </w:pPr>
+            <w:r>
+              <w:rPr>
+                <w:sz w:val="20"/>
+              </w:rPr>
+              <w:t>0</w:t>
+            </w:r>
+          </w:p>
+        </w:tc>
+        <w:tc>
+          <w:tcPr>
+            <w:tcW w:w="900" w:type="dxa"/>
+          </w:tcPr>
+          <w:p>
+            <w:pPr>
+              <w:spacing w:line="240" w:lineRule="auto"/>
+            </w:pPr>
+            <w:r>
+              <w:rPr>
+                <w:sz w:val="20"/>
+              </w:rPr>
+              <w:t>0</w:t>
+            </w:r>
+          </w:p>
+        </w:tc>
+        <w:tc>
+          <w:tcPr>
+            <w:tcW w:w="900" w:type="dxa"/>
+          </w:tcPr>
+          <w:p>
+            <w:pPr>
+              <w:spacing w:line="240" w:lineRule="auto"/>
+            </w:pPr>
+            <w:r>
+              <w:rPr>
+                <w:sz w:val="20"/>
+              </w:rPr>
+              <w:t>100.0%</w:t>
+            </w:r>
+          </w:p>
+        </w:tc>
+      </w:tr>
+      <w:tr>
+        <w:tc>
+          <w:tcPr>
+            <w:tcW w:w="700" w:type="dxa"/>
+          </w:tcPr>
+          <w:p>
+            <w:pPr>
+              <w:spacing w:line="240" w:lineRule="auto"/>
+            </w:pPr>
+            <w:r>
+              <w:rPr>
+                <w:sz w:val="20"/>
+              </w:rPr>
+              <w:t>5</w:t>
+            </w:r>
+          </w:p>
+        </w:tc>
+        <w:tc>
+          <w:tcPr>
+            <w:tcW w:w="1800" w:type="dxa"/>
+          </w:tcPr>
+          <w:p>
+            <w:pPr>
+              <w:spacing w:line="240" w:lineRule="auto"/>
+            </w:pPr>
+            <w:r>
+              <w:rPr>
+                <w:sz w:val="20"/>
+              </w:rPr>
+              <w:t>Đồng bộ &amp; Thuật toán LWW</w:t>
+            </w:r>
+          </w:p>
+        </w:tc>
+        <w:tc>
+          <w:tcPr>
+            <w:tcW w:w="1800" w:type="dxa"/>
+          </w:tcPr>
+          <w:p>
+            <w:pPr>
+              <w:spacing w:line="240" w:lineRule="auto"/>
+            </w:pPr>
+            <w:r>
+              <w:rPr>
+                <w:sz w:val="20"/>
+              </w:rPr>
+              <w:t>sync_repository.dart</w:t>
+            </w:r>
+          </w:p>
+        </w:tc>
+        <w:tc>
+          <w:tcPr>
+            <w:tcW w:w="900" w:type="dxa"/>
+          </w:tcPr>
+          <w:p>
+            <w:pPr>
+              <w:spacing w:line="240" w:lineRule="auto"/>
+            </w:pPr>
+            <w:r>
+              <w:rPr>
+                <w:sz w:val="20"/>
+              </w:rPr>
+              <w:t>10</w:t>
+            </w:r>
+          </w:p>
+        </w:tc>
+        <w:tc>
+          <w:tcPr>
+            <w:tcW w:w="1100" w:type="dxa"/>
+          </w:tcPr>
+          <w:p>
+            <w:pPr>
+              <w:spacing w:line="240" w:lineRule="auto"/>
+            </w:pPr>
+            <w:r>
+              <w:rPr>
+                <w:sz w:val="20"/>
+              </w:rPr>
+              <w:t>7</w:t>
+            </w:r>
+          </w:p>
+        </w:tc>
+        <w:tc>
+          <w:tcPr>
+            <w:tcW w:w="1100" w:type="dxa"/>
+          </w:tcPr>
+          <w:p>
+            <w:pPr>
+              <w:spacing w:line="240" w:lineRule="auto"/>
+            </w:pPr>
+            <w:r>
+              <w:rPr>
+                <w:sz w:val="20"/>
+              </w:rPr>
+              <w:t>0</w:t>
+            </w:r>
+          </w:p>
+        </w:tc>
+        <w:tc>
+          <w:tcPr>
+            <w:tcW w:w="900" w:type="dxa"/>
+          </w:tcPr>
+          <w:p>
+            <w:pPr>
+              <w:spacing w:line="240" w:lineRule="auto"/>
+            </w:pPr>
+            <w:r>
+              <w:rPr>
+                <w:sz w:val="20"/>
+              </w:rPr>
+              <w:t>0</w:t>
+            </w:r>
+          </w:p>
+        </w:tc>
+        <w:tc>
+          <w:tcPr>
+            <w:tcW w:w="900" w:type="dxa"/>
+          </w:tcPr>
+          <w:p>
+            <w:pPr>
+              <w:spacing w:line="240" w:lineRule="auto"/>
+            </w:pPr>
+            <w:r>
+              <w:rPr>
+                <w:sz w:val="20"/>
+              </w:rPr>
+              <w:t>100.0%</w:t>
+            </w:r>
+          </w:p>
+        </w:tc>
+      </w:tr>
+      <w:tr>
+        <w:tc>
+          <w:tcPr>
+            <w:tcW w:w="700" w:type="dxa"/>
+          </w:tcPr>
+          <w:p>
+            <w:pPr>
+              <w:spacing w:line="240" w:lineRule="auto"/>
+            </w:pPr>
+            <w:r>
+              <w:rPr>
+                <w:sz w:val="20"/>
+              </w:rPr>
+              <w:t>6</w:t>
+            </w:r>
+          </w:p>
+        </w:tc>
+        <w:tc>
+          <w:tcPr>
+            <w:tcW w:w="1800" w:type="dxa"/>
+          </w:tcPr>
+          <w:p>
+            <w:pPr>
+              <w:spacing w:line="240" w:lineRule="auto"/>
+            </w:pPr>
+            <w:r>
+              <w:rPr>
+                <w:sz w:val="20"/>
+              </w:rPr>
+              <w:t>Vòng đời Note &amp; Thùng rác</w:t>
+            </w:r>
+          </w:p>
+        </w:tc>
+        <w:tc>
+          <w:tcPr>
+            <w:tcW w:w="1800" w:type="dxa"/>
+          </w:tcPr>
+          <w:p>
+            <w:pPr>
+              <w:spacing w:line="240" w:lineRule="auto"/>
+            </w:pPr>
+            <w:r>
+              <w:rPr>
+                <w:sz w:val="20"/>
+              </w:rPr>
+              <w:t>note_provider.dart</w:t>
+            </w:r>
+          </w:p>
+        </w:tc>
+        <w:tc>
+          <w:tcPr>
+            <w:tcW w:w="900" w:type="dxa"/>
+          </w:tcPr>
+          <w:p>
+            <w:pPr>
+              <w:spacing w:line="240" w:lineRule="auto"/>
+            </w:pPr>
+            <w:r>
+              <w:rPr>
+                <w:sz w:val="20"/>
+              </w:rPr>
+              <w:t>10</w:t>
+            </w:r>
+          </w:p>
+        </w:tc>
+        <w:tc>
+          <w:tcPr>
+            <w:tcW w:w="1100" w:type="dxa"/>
+          </w:tcPr>
+          <w:p>
+            <w:pPr>
+              <w:spacing w:line="240" w:lineRule="auto"/>
+            </w:pPr>
+            <w:r>
+              <w:rPr>
+                <w:sz w:val="20"/>
+              </w:rPr>
+              <w:t>5</w:t>
+            </w:r>
+          </w:p>
+        </w:tc>
+        <w:tc>
+          <w:tcPr>
+            <w:tcW w:w="1100" w:type="dxa"/>
+          </w:tcPr>
+          <w:p>
+            <w:pPr>
+              <w:spacing w:line="240" w:lineRule="auto"/>
+            </w:pPr>
+            <w:r>
+              <w:rPr>
+                <w:sz w:val="20"/>
+              </w:rPr>
+              <w:t>0</w:t>
+            </w:r>
+          </w:p>
+        </w:tc>
+        <w:tc>
+          <w:tcPr>
+            <w:tcW w:w="900" w:type="dxa"/>
+          </w:tcPr>
+          <w:p>
+            <w:pPr>
+              <w:spacing w:line="240" w:lineRule="auto"/>
+            </w:pPr>
+            <w:r>
+              <w:rPr>
+                <w:sz w:val="20"/>
+              </w:rPr>
+              <w:t>0</w:t>
+            </w:r>
+          </w:p>
+        </w:tc>
+        <w:tc>
+          <w:tcPr>
+            <w:tcW w:w="900" w:type="dxa"/>
+          </w:tcPr>
+          <w:p>
+            <w:pPr>
+              <w:spacing w:line="240" w:lineRule="auto"/>
+            </w:pPr>
+            <w:r>
+              <w:rPr>
+                <w:sz w:val="20"/>
+              </w:rPr>
+              <w:t>100.0%</w:t>
+            </w:r>
+          </w:p>
+        </w:tc>
+      </w:tr>
+      <w:tr>
+        <w:tc>
+          <w:tcPr>
+            <w:tcW w:w="700" w:type="dxa"/>
+          </w:tcPr>
+          <w:p>
+            <w:pPr>
+              <w:spacing w:line="240" w:lineRule="auto"/>
+            </w:pPr>
+            <w:r>
+              <w:rPr>
+                <w:sz w:val="20"/>
+              </w:rPr>
+              <w:t>Tổng</w:t>
+            </w:r>
+          </w:p>
+        </w:tc>
+        <w:tc>
+          <w:tcPr>
+            <w:tcW w:w="1800" w:type="dxa"/>
+          </w:tcPr>
+          <w:p>
+            <w:pPr>
+              <w:spacing w:line="240" w:lineRule="auto"/>
+            </w:pPr>
+            <w:r>
+              <w:rPr>
+                <w:sz w:val="20"/>
+              </w:rPr>
+              <w:t>Toàn bộ 6 Module</w:t>
+            </w:r>
+          </w:p>
+        </w:tc>
+        <w:tc>
+          <w:tcPr>
+            <w:tcW w:w="1800" w:type="dxa"/>
+          </w:tcPr>
+          <w:p>
+            <w:pPr>
+              <w:spacing w:line="240" w:lineRule="auto"/>
+            </w:pPr>
+            <w:r>
+              <w:rPr>
+                <w:sz w:val="20"/>
+              </w:rPr>
+              <w:t>6 Tệp mục tiêu</w:t>
+            </w:r>
+          </w:p>
+        </w:tc>
+        <w:tc>
+          <w:tcPr>
+            <w:tcW w:w="900" w:type="dxa"/>
+          </w:tcPr>
+          <w:p>
+            <w:pPr>
+              <w:spacing w:line="240" w:lineRule="auto"/>
+            </w:pPr>
+            <w:r>
+              <w:rPr>
+                <w:sz w:val="20"/>
+              </w:rPr>
+              <w:t>60</w:t>
+            </w:r>
+          </w:p>
+        </w:tc>
+        <w:tc>
+          <w:tcPr>
+            <w:tcW w:w="1100" w:type="dxa"/>
+          </w:tcPr>
+          <w:p>
+            <w:pPr>
+              <w:spacing w:line="240" w:lineRule="auto"/>
+            </w:pPr>
+            <w:r>
+              <w:rPr>
+                <w:sz w:val="20"/>
+              </w:rPr>
+              <w:t>34</w:t>
+            </w:r>
+          </w:p>
+        </w:tc>
+        <w:tc>
+          <w:tcPr>
+            <w:tcW w:w="1100" w:type="dxa"/>
+          </w:tcPr>
+          <w:p>
+            <w:pPr>
+              <w:spacing w:line="240" w:lineRule="auto"/>
+            </w:pPr>
+            <w:r>
+              <w:rPr>
+                <w:sz w:val="20"/>
+              </w:rPr>
+              <w:t>9</w:t>
+            </w:r>
+          </w:p>
+        </w:tc>
+        <w:tc>
+          <w:tcPr>
+            <w:tcW w:w="900" w:type="dxa"/>
+          </w:tcPr>
+          <w:p>
+            <w:pPr>
+              <w:spacing w:line="240" w:lineRule="auto"/>
+            </w:pPr>
+            <w:r>
+              <w:rPr>
+                <w:sz w:val="20"/>
+              </w:rPr>
+              <w:t>1</w:t>
+            </w:r>
+          </w:p>
+        </w:tc>
+        <w:tc>
+          <w:tcPr>
+            <w:tcW w:w="900" w:type="dxa"/>
+          </w:tcPr>
+          <w:p>
+            <w:pPr>
+              <w:spacing w:line="240" w:lineRule="auto"/>
+            </w:pPr>
+            <w:r>
+              <w:rPr>
+                <w:sz w:val="20"/>
+              </w:rPr>
+              <w:t>79.07%</w:t>
+            </w:r>
+          </w:p>
+        </w:tc>
+      </w:tr>
+    </w:tbl>
+    <w:p>
+      <w:pPr>
+        <w:pStyle w:val="Heading3"/>
+        <w:spacing w:line="360" w:lineRule="auto"/>
+      </w:pPr>
+      <w:r>
+        <w:rPr>
+          <w:b/>
+          <w:sz w:val="26"/>
+        </w:rPr>
+        <w:t>6.2.4 Phân tích các Mutants sống sót (Survived) và Bài học nâng cao chất lượng</w:t>
+      </w:r>
+    </w:p>
+    <w:p>
+      <w:pPr>
+        <w:spacing w:line="360" w:lineRule="auto"/>
+        <w:ind w:firstLine="720"/>
+      </w:pPr>
+      <w:r>
+        <w:rPr>
+          <w:sz w:val="24"/>
+        </w:rPr>
+        <w:t xml:space="preserve">Qua thực nghiệm tự động bằng tool/run_mutation_tests.dart, ghi nhận 9 mutants sống sót đem lại các phát hiện kỹ thuật vô cùng đắt giá:</w:t>
+      </w:r>
+    </w:p>
+    <w:p>
+      <w:pPr>
+        <w:spacing w:line="360" w:lineRule="auto"/>
+        <w:ind w:left="720"/>
+      </w:pPr>
+      <w:r>
+        <w:rPr>
+          <w:b/>
+          <w:sz w:val="24"/>
+        </w:rPr>
+        <w:t xml:space="preserve">• Lỗ hổng Mocking cách ly quá mức (Over-mocking): </w:t>
+      </w:r>
+      <w:r>
+        <w:rPr>
+          <w:sz w:val="24"/>
+        </w:rPr>
+        <w:t xml:space="preserve">Trong note_crud_whitebox_test.dart, việc mock tầng LocalNoteService khiến các đột biến trong SQL của Service layer hoàn toàn không được kiểm chứng bởi test suite. Đề xuất: Bổ sung Integration/DAO test với CSDL SQLite in-memory.</w:t>
+      </w:r>
+    </w:p>
+    <w:p>
+      <w:pPr>
+        <w:spacing w:line="360" w:lineRule="auto"/>
+        <w:ind w:left="720"/>
+      </w:pPr>
+      <w:r>
+        <w:rPr>
+          <w:b/>
+          <w:sz w:val="24"/>
+        </w:rPr>
+        <w:t xml:space="preserve">• Thiếu Assert trạng thái (State Verification Gap): </w:t>
+      </w:r>
+      <w:r>
+        <w:rPr>
+          <w:sz w:val="24"/>
+        </w:rPr>
+        <w:t xml:space="preserve">Mutant MUT-AUTH-05 (đổi isAuthenticated =&gt; _user != null thành _user == null) sống sót vì các unit test chỉ verify gọi hàm signIn mà không assert thuộc tính authProvider.isAuthenticated.</w:t>
+      </w:r>
+    </w:p>
+    <w:p>
+      <w:pPr>
+        <w:spacing w:line="360" w:lineRule="auto"/>
+        <w:ind w:left="720"/>
+      </w:pPr>
+      <w:r>
+        <w:rPr>
+          <w:b/>
+          <w:sz w:val="24"/>
+        </w:rPr>
+        <w:t xml:space="preserve">• Bỏ sót kiểm tra chuỗi chuẩn hóa (Trimming Gap): </w:t>
+      </w:r>
+      <w:r>
+        <w:rPr>
+          <w:sz w:val="24"/>
+        </w:rPr>
+        <w:t xml:space="preserve">Mutant MUT-AUTH-06 (bỏ hàm .trim() khi đăng nhập) sống sót vì dữ liệu đầu vào của test case vốn đã là chuỗi chuẩn, không chứa khoảng trắng đầu cuối.</w:t>
+      </w:r>
+    </w:p>
+    <w:p>
+      <w:pPr>
+        <w:spacing w:line="360" w:lineRule="auto"/>
+        <w:ind w:left="720"/>
+      </w:pPr>
+      <w:r>
+        <w:rPr>
+          <w:b/>
+          <w:sz w:val="24"/>
+        </w:rPr>
+        <w:t xml:space="preserve">• Bỏ sót giá trị biên (Boundary Value Gap): </w:t>
+      </w:r>
+      <w:r>
+        <w:rPr>
+          <w:sz w:val="24"/>
+        </w:rPr>
+        <w:t xml:space="preserve">Mutant MUT-TRASH-01 (đổi ngày hết hạn thùng rác &gt;= 7 thành &gt; 7) sống sót do kịch bản test chỉ thử ngày 6 và ngày 8, bỏ sót đúng mốc biên 7 ngày.</w:t>
+      </w:r>
+    </w:p>
+    <w:p>
+      <w:pPr>
+        <w:pStyle w:val="Heading2"/>
+        <w:spacing w:line="360" w:lineRule="auto"/>
+      </w:pPr>
+      <w:r>
+        <w:rPr>
+          <w:b/>
+          <w:sz w:val="28"/>
+        </w:rPr>
+        <w:t>6.3 Kiểm thử hiệu năng (Performance Testing)</w:t>
+      </w:r>
+    </w:p>
+    <w:p>
+      <w:pPr>
+        <w:pStyle w:val="Heading3"/>
+        <w:spacing w:line="360" w:lineRule="auto"/>
+      </w:pPr>
+      <w:r>
+        <w:rPr>
+          <w:b/>
+          <w:sz w:val="26"/>
+        </w:rPr>
+        <w:t>6.3.1 Thiết kế thực nghiệm mô hình 3 tầng</w:t>
+      </w:r>
+    </w:p>
+    <w:p>
+      <w:pPr>
+        <w:spacing w:line="360" w:lineRule="auto"/>
+        <w:ind w:firstLine="720"/>
+      </w:pPr>
+      <w:r>
+        <w:rPr>
+          <w:sz w:val="24"/>
+        </w:rPr>
+        <w:t xml:space="preserve">Kiểm thử hiệu năng được đo đạc qua mô hình 3 tầng toàn diện: Tầng 1 (T1) đo đạc vi mô hiệu năng SQLite và thuật toán trên PC thông qua sqflite_common_ffi; Tầng 2 (T2) đo đạc các chỉ số thiết bị thực tế trên máy ảo Android (Pixel/Medium Phone) bằng công cụ ADB và Dumpsys; Tầng 3 (T3) đo lường và tối ưu hóa dung lượng gói ứng dụng APK phát hành.</w:t>
+      </w:r>
+    </w:p>
+    <w:p>
+      <w:pPr>
+        <w:pStyle w:val="Heading3"/>
+        <w:spacing w:line="360" w:lineRule="auto"/>
+      </w:pPr>
+      <w:r>
+        <w:rPr>
+          <w:b/>
+          <w:sz w:val="26"/>
+        </w:rPr>
+        <w:t>6.3.2 Bảng kết quả thực nghiệm 10 kịch bản hiệu năng (PERF-01 đến PERF-10)</w:t>
+      </w:r>
+    </w:p>
+    <w:tbl>
+      <w:tblPr>
+        <w:tblW w:w="9200" w:type="dxa"/>
+        <w:tblBorders>
+          <w:top w:val="single" w:sz="4" w:space="0" w:color="A0A0A0"/>
+          <w:left w:val="single" w:sz="4" w:space="0" w:color="A0A0A0"/>
+          <w:bottom w:val="single" w:sz="4" w:space="0" w:color="A0A0A0"/>
+          <w:right w:val="single" w:sz="4" w:space="0" w:color="A0A0A0"/>
+          <w:insideH w:val="single" w:sz="4" w:space="0" w:color="D0D0D0"/>
+          <w:insideV w:val="single" w:sz="4" w:space="0" w:color="D0D0D0"/>
+        </w:tblBorders>
+        <w:tblLayout w:type="autofit"/>
+      </w:tblPr>
+      <w:tr>
+        <w:trPr>
+          <w:tblHeader/>
+        </w:trPr>
+        <w:tc>
+          <w:tcPr>
+            <w:tcW w:w="800" w:type="dxa"/>
+            <w:shd w:val="clear" w:color="auto" w:fill="E9EEF4"/>
+          </w:tcPr>
+          <w:p>
+            <w:pPr>
+              <w:jc w:val="center"/>
+              <w:spacing w:line="240" w:lineRule="auto"/>
+            </w:pPr>
+            <w:r>
+              <w:rPr>
+                <w:b/>
+                <w:sz w:val="21"/>
+              </w:rPr>
+              <w:t>Mã</w:t>
+            </w:r>
+          </w:p>
+        </w:tc>
+        <w:tc>
+          <w:tcPr>
+            <w:tcW w:w="600" w:type="dxa"/>
+            <w:shd w:val="clear" w:color="auto" w:fill="E9EEF4"/>
+          </w:tcPr>
+          <w:p>
+            <w:pPr>
+              <w:jc w:val="center"/>
+              <w:spacing w:line="240" w:lineRule="auto"/>
+            </w:pPr>
+            <w:r>
+              <w:rPr>
+                <w:b/>
+                <w:sz w:val="21"/>
+              </w:rPr>
+              <w:t>Tầng</w:t>
+            </w:r>
+          </w:p>
+        </w:tc>
+        <w:tc>
+          <w:tcPr>
+            <w:tcW w:w="2000" w:type="dxa"/>
+            <w:shd w:val="clear" w:color="auto" w:fill="E9EEF4"/>
+          </w:tcPr>
+          <w:p>
+            <w:pPr>
+              <w:jc w:val="center"/>
+              <w:spacing w:line="240" w:lineRule="auto"/>
+            </w:pPr>
+            <w:r>
+              <w:rPr>
+                <w:b/>
+                <w:sz w:val="21"/>
+              </w:rPr>
+              <w:t>Kịch bản kiểm thử</w:t>
+            </w:r>
+          </w:p>
+        </w:tc>
+        <w:tc>
+          <w:tcPr>
+            <w:tcW w:w="1500" w:type="dxa"/>
+            <w:shd w:val="clear" w:color="auto" w:fill="E9EEF4"/>
+          </w:tcPr>
+          <w:p>
+            <w:pPr>
+              <w:jc w:val="center"/>
+              <w:spacing w:line="240" w:lineRule="auto"/>
+            </w:pPr>
+            <w:r>
+              <w:rPr>
+                <w:b/>
+                <w:sz w:val="21"/>
+              </w:rPr>
+              <w:t>Quy mô dữ liệu</w:t>
+            </w:r>
+          </w:p>
+        </w:tc>
+        <w:tc>
+          <w:tcPr>
+            <w:tcW w:w="1100" w:type="dxa"/>
+            <w:shd w:val="clear" w:color="auto" w:fill="E9EEF4"/>
+          </w:tcPr>
+          <w:p>
+            <w:pPr>
+              <w:jc w:val="center"/>
+              <w:spacing w:line="240" w:lineRule="auto"/>
+            </w:pPr>
+            <w:r>
+              <w:rPr>
+                <w:b/>
+                <w:sz w:val="21"/>
+              </w:rPr>
+              <w:t>SLA kỳ vọng</w:t>
+            </w:r>
+          </w:p>
+        </w:tc>
+        <w:tc>
+          <w:tcPr>
+            <w:tcW w:w="2300" w:type="dxa"/>
+            <w:shd w:val="clear" w:color="auto" w:fill="E9EEF4"/>
+          </w:tcPr>
+          <w:p>
+            <w:pPr>
+              <w:jc w:val="center"/>
+              <w:spacing w:line="240" w:lineRule="auto"/>
+            </w:pPr>
+            <w:r>
+              <w:rPr>
+                <w:b/>
+                <w:sz w:val="21"/>
+              </w:rPr>
+              <w:t>Kết quả thực tế đo đạc</w:t>
+            </w:r>
+          </w:p>
+        </w:tc>
+        <w:tc>
+          <w:tcPr>
+            <w:tcW w:w="900" w:type="dxa"/>
+            <w:shd w:val="clear" w:color="auto" w:fill="E9EEF4"/>
+          </w:tcPr>
+          <w:p>
+            <w:pPr>
+              <w:jc w:val="center"/>
+              <w:spacing w:line="240" w:lineRule="auto"/>
+            </w:pPr>
+            <w:r>
+              <w:rPr>
+                <w:b/>
+                <w:sz w:val="21"/>
+              </w:rPr>
+              <w:t>Trạng thái</w:t>
+            </w:r>
+          </w:p>
+        </w:tc>
+      </w:tr>
+      <w:tr>
+        <w:tc>
+          <w:tcPr>
+            <w:tcW w:w="800" w:type="dxa"/>
+          </w:tcPr>
+          <w:p>
+            <w:pPr>
+              <w:spacing w:line="240" w:lineRule="auto"/>
+            </w:pPr>
+            <w:r>
+              <w:rPr>
+                <w:sz w:val="20"/>
+              </w:rPr>
+              <w:t>PERF-01</w:t>
+            </w:r>
+          </w:p>
+        </w:tc>
+        <w:tc>
+          <w:tcPr>
+            <w:tcW w:w="600" w:type="dxa"/>
+          </w:tcPr>
+          <w:p>
+            <w:pPr>
+              <w:spacing w:line="240" w:lineRule="auto"/>
+            </w:pPr>
+            <w:r>
+              <w:rPr>
+                <w:sz w:val="20"/>
+              </w:rPr>
+              <w:t>T1</w:t>
+            </w:r>
+          </w:p>
+        </w:tc>
+        <w:tc>
+          <w:tcPr>
+            <w:tcW w:w="2000" w:type="dxa"/>
+          </w:tcPr>
+          <w:p>
+            <w:pPr>
+              <w:spacing w:line="240" w:lineRule="auto"/>
+            </w:pPr>
+            <w:r>
+              <w:rPr>
+                <w:sz w:val="20"/>
+              </w:rPr>
+              <w:t>Bulk Insert 100 ghi chú</w:t>
+            </w:r>
+          </w:p>
+        </w:tc>
+        <w:tc>
+          <w:tcPr>
+            <w:tcW w:w="1500" w:type="dxa"/>
+          </w:tcPr>
+          <w:p>
+            <w:pPr>
+              <w:spacing w:line="240" w:lineRule="auto"/>
+            </w:pPr>
+            <w:r>
+              <w:rPr>
+                <w:sz w:val="20"/>
+              </w:rPr>
+              <w:t>N = 100 notes</w:t>
+            </w:r>
+          </w:p>
+        </w:tc>
+        <w:tc>
+          <w:tcPr>
+            <w:tcW w:w="1100" w:type="dxa"/>
+          </w:tcPr>
+          <w:p>
+            <w:pPr>
+              <w:spacing w:line="240" w:lineRule="auto"/>
+            </w:pPr>
+            <w:r>
+              <w:rPr>
+                <w:sz w:val="20"/>
+              </w:rPr>
+              <w:t>&lt; 5.0 ms / note</w:t>
+            </w:r>
+          </w:p>
+        </w:tc>
+        <w:tc>
+          <w:tcPr>
+            <w:tcW w:w="2300" w:type="dxa"/>
+          </w:tcPr>
+          <w:p>
+            <w:pPr>
+              <w:spacing w:line="240" w:lineRule="auto"/>
+            </w:pPr>
+            <w:r>
+              <w:rPr>
+                <w:sz w:val="20"/>
+              </w:rPr>
+              <w:t>0.160 ms / note (Tổng 16 ms)</w:t>
+            </w:r>
+          </w:p>
+        </w:tc>
+        <w:tc>
+          <w:tcPr>
+            <w:tcW w:w="900" w:type="dxa"/>
+          </w:tcPr>
+          <w:p>
+            <w:pPr>
+              <w:spacing w:line="240" w:lineRule="auto"/>
+            </w:pPr>
+            <w:r>
+              <w:rPr>
+                <w:sz w:val="20"/>
+              </w:rPr>
+              <w:t>PASS</w:t>
+            </w:r>
+          </w:p>
+        </w:tc>
+      </w:tr>
+      <w:tr>
+        <w:tc>
+          <w:tcPr>
+            <w:tcW w:w="800" w:type="dxa"/>
+          </w:tcPr>
+          <w:p>
+            <w:pPr>
+              <w:spacing w:line="240" w:lineRule="auto"/>
+            </w:pPr>
+            <w:r>
+              <w:rPr>
+                <w:sz w:val="20"/>
+              </w:rPr>
+              <w:t>PERF-01</w:t>
+            </w:r>
+          </w:p>
+        </w:tc>
+        <w:tc>
+          <w:tcPr>
+            <w:tcW w:w="600" w:type="dxa"/>
+          </w:tcPr>
+          <w:p>
+            <w:pPr>
+              <w:spacing w:line="240" w:lineRule="auto"/>
+            </w:pPr>
+            <w:r>
+              <w:rPr>
+                <w:sz w:val="20"/>
+              </w:rPr>
+              <w:t>T1</w:t>
+            </w:r>
+          </w:p>
+        </w:tc>
+        <w:tc>
+          <w:tcPr>
+            <w:tcW w:w="2000" w:type="dxa"/>
+          </w:tcPr>
+          <w:p>
+            <w:pPr>
+              <w:spacing w:line="240" w:lineRule="auto"/>
+            </w:pPr>
+            <w:r>
+              <w:rPr>
+                <w:sz w:val="20"/>
+              </w:rPr>
+              <w:t>Bulk Insert 1.000 ghi chú</w:t>
+            </w:r>
+          </w:p>
+        </w:tc>
+        <w:tc>
+          <w:tcPr>
+            <w:tcW w:w="1500" w:type="dxa"/>
+          </w:tcPr>
+          <w:p>
+            <w:pPr>
+              <w:spacing w:line="240" w:lineRule="auto"/>
+            </w:pPr>
+            <w:r>
+              <w:rPr>
+                <w:sz w:val="20"/>
+              </w:rPr>
+              <w:t>N = 1.000 notes</w:t>
+            </w:r>
+          </w:p>
+        </w:tc>
+        <w:tc>
+          <w:tcPr>
+            <w:tcW w:w="1100" w:type="dxa"/>
+          </w:tcPr>
+          <w:p>
+            <w:pPr>
+              <w:spacing w:line="240" w:lineRule="auto"/>
+            </w:pPr>
+            <w:r>
+              <w:rPr>
+                <w:sz w:val="20"/>
+              </w:rPr>
+              <w:t>&lt; 5.0 ms / note</w:t>
+            </w:r>
+          </w:p>
+        </w:tc>
+        <w:tc>
+          <w:tcPr>
+            <w:tcW w:w="2300" w:type="dxa"/>
+          </w:tcPr>
+          <w:p>
+            <w:pPr>
+              <w:spacing w:line="240" w:lineRule="auto"/>
+            </w:pPr>
+            <w:r>
+              <w:rPr>
+                <w:sz w:val="20"/>
+              </w:rPr>
+              <w:t>0.049 ms / note (Tổng 48 ms)</w:t>
+            </w:r>
+          </w:p>
+        </w:tc>
+        <w:tc>
+          <w:tcPr>
+            <w:tcW w:w="900" w:type="dxa"/>
+          </w:tcPr>
+          <w:p>
+            <w:pPr>
+              <w:spacing w:line="240" w:lineRule="auto"/>
+            </w:pPr>
+            <w:r>
+              <w:rPr>
+                <w:sz w:val="20"/>
+              </w:rPr>
+              <w:t>PASS</w:t>
+            </w:r>
+          </w:p>
+        </w:tc>
+      </w:tr>
+      <w:tr>
+        <w:tc>
+          <w:tcPr>
+            <w:tcW w:w="800" w:type="dxa"/>
+          </w:tcPr>
+          <w:p>
+            <w:pPr>
+              <w:spacing w:line="240" w:lineRule="auto"/>
+            </w:pPr>
+            <w:r>
+              <w:rPr>
+                <w:sz w:val="20"/>
+              </w:rPr>
+              <w:t>PERF-01</w:t>
+            </w:r>
+          </w:p>
+        </w:tc>
+        <w:tc>
+          <w:tcPr>
+            <w:tcW w:w="600" w:type="dxa"/>
+          </w:tcPr>
+          <w:p>
+            <w:pPr>
+              <w:spacing w:line="240" w:lineRule="auto"/>
+            </w:pPr>
+            <w:r>
+              <w:rPr>
+                <w:sz w:val="20"/>
+              </w:rPr>
+              <w:t>T1</w:t>
+            </w:r>
+          </w:p>
+        </w:tc>
+        <w:tc>
+          <w:tcPr>
+            <w:tcW w:w="2000" w:type="dxa"/>
+          </w:tcPr>
+          <w:p>
+            <w:pPr>
+              <w:spacing w:line="240" w:lineRule="auto"/>
+            </w:pPr>
+            <w:r>
+              <w:rPr>
+                <w:sz w:val="20"/>
+              </w:rPr>
+              <w:t>Bulk Insert 5.000 ghi chú</w:t>
+            </w:r>
+          </w:p>
+        </w:tc>
+        <w:tc>
+          <w:tcPr>
+            <w:tcW w:w="1500" w:type="dxa"/>
+          </w:tcPr>
+          <w:p>
+            <w:pPr>
+              <w:spacing w:line="240" w:lineRule="auto"/>
+            </w:pPr>
+            <w:r>
+              <w:rPr>
+                <w:sz w:val="20"/>
+              </w:rPr>
+              <w:t>N = 5.000 notes</w:t>
+            </w:r>
+          </w:p>
+        </w:tc>
+        <w:tc>
+          <w:tcPr>
+            <w:tcW w:w="1100" w:type="dxa"/>
+          </w:tcPr>
+          <w:p>
+            <w:pPr>
+              <w:spacing w:line="240" w:lineRule="auto"/>
+            </w:pPr>
+            <w:r>
+              <w:rPr>
+                <w:sz w:val="20"/>
+              </w:rPr>
+              <w:t>&lt; 5.0 ms / note</w:t>
+            </w:r>
+          </w:p>
+        </w:tc>
+        <w:tc>
+          <w:tcPr>
+            <w:tcW w:w="2300" w:type="dxa"/>
+          </w:tcPr>
+          <w:p>
+            <w:pPr>
+              <w:spacing w:line="240" w:lineRule="auto"/>
+            </w:pPr>
+            <w:r>
+              <w:rPr>
+                <w:sz w:val="20"/>
+              </w:rPr>
+              <w:t>0.021 ms / note (Tổng 105 ms)</w:t>
+            </w:r>
+          </w:p>
+        </w:tc>
+        <w:tc>
+          <w:tcPr>
+            <w:tcW w:w="900" w:type="dxa"/>
+          </w:tcPr>
+          <w:p>
+            <w:pPr>
+              <w:spacing w:line="240" w:lineRule="auto"/>
+            </w:pPr>
+            <w:r>
+              <w:rPr>
+                <w:sz w:val="20"/>
+              </w:rPr>
+              <w:t>PASS</w:t>
+            </w:r>
+          </w:p>
+        </w:tc>
+      </w:tr>
+      <w:tr>
+        <w:tc>
+          <w:tcPr>
+            <w:tcW w:w="800" w:type="dxa"/>
+          </w:tcPr>
+          <w:p>
+            <w:pPr>
+              <w:spacing w:line="240" w:lineRule="auto"/>
+            </w:pPr>
+            <w:r>
+              <w:rPr>
+                <w:sz w:val="20"/>
+              </w:rPr>
+              <w:t>PERF-01</w:t>
+            </w:r>
+          </w:p>
+        </w:tc>
+        <w:tc>
+          <w:tcPr>
+            <w:tcW w:w="600" w:type="dxa"/>
+          </w:tcPr>
+          <w:p>
+            <w:pPr>
+              <w:spacing w:line="240" w:lineRule="auto"/>
+            </w:pPr>
+            <w:r>
+              <w:rPr>
+                <w:sz w:val="20"/>
+              </w:rPr>
+              <w:t>T1</w:t>
+            </w:r>
+          </w:p>
+        </w:tc>
+        <w:tc>
+          <w:tcPr>
+            <w:tcW w:w="2000" w:type="dxa"/>
+          </w:tcPr>
+          <w:p>
+            <w:pPr>
+              <w:spacing w:line="240" w:lineRule="auto"/>
+            </w:pPr>
+            <w:r>
+              <w:rPr>
+                <w:sz w:val="20"/>
+              </w:rPr>
+              <w:t>Bulk Insert 10.000 ghi chú</w:t>
+            </w:r>
+          </w:p>
+        </w:tc>
+        <w:tc>
+          <w:tcPr>
+            <w:tcW w:w="1500" w:type="dxa"/>
+          </w:tcPr>
+          <w:p>
+            <w:pPr>
+              <w:spacing w:line="240" w:lineRule="auto"/>
+            </w:pPr>
+            <w:r>
+              <w:rPr>
+                <w:sz w:val="20"/>
+              </w:rPr>
+              <w:t>N = 10.000 notes</w:t>
+            </w:r>
+          </w:p>
+        </w:tc>
+        <w:tc>
+          <w:tcPr>
+            <w:tcW w:w="1100" w:type="dxa"/>
+          </w:tcPr>
+          <w:p>
+            <w:pPr>
+              <w:spacing w:line="240" w:lineRule="auto"/>
+            </w:pPr>
+            <w:r>
+              <w:rPr>
+                <w:sz w:val="20"/>
+              </w:rPr>
+              <w:t>&lt; 5.0 ms / note</w:t>
+            </w:r>
+          </w:p>
+        </w:tc>
+        <w:tc>
+          <w:tcPr>
+            <w:tcW w:w="2300" w:type="dxa"/>
+          </w:tcPr>
+          <w:p>
+            <w:pPr>
+              <w:spacing w:line="240" w:lineRule="auto"/>
+            </w:pPr>
+            <w:r>
+              <w:rPr>
+                <w:sz w:val="20"/>
+              </w:rPr>
+              <w:t>0.013 ms / note (Tổng 128 ms)</w:t>
+            </w:r>
+          </w:p>
+        </w:tc>
+        <w:tc>
+          <w:tcPr>
+            <w:tcW w:w="900" w:type="dxa"/>
+          </w:tcPr>
+          <w:p>
+            <w:pPr>
+              <w:spacing w:line="240" w:lineRule="auto"/>
+            </w:pPr>
+            <w:r>
+              <w:rPr>
+                <w:sz w:val="20"/>
+              </w:rPr>
+              <w:t>PASS</w:t>
+            </w:r>
+          </w:p>
+        </w:tc>
+      </w:tr>
+      <w:tr>
+        <w:tc>
+          <w:tcPr>
+            <w:tcW w:w="800" w:type="dxa"/>
+          </w:tcPr>
+          <w:p>
+            <w:pPr>
+              <w:spacing w:line="240" w:lineRule="auto"/>
+            </w:pPr>
+            <w:r>
+              <w:rPr>
+                <w:sz w:val="20"/>
+              </w:rPr>
+              <w:t>PERF-02</w:t>
+            </w:r>
+          </w:p>
+        </w:tc>
+        <w:tc>
+          <w:tcPr>
+            <w:tcW w:w="600" w:type="dxa"/>
+          </w:tcPr>
+          <w:p>
+            <w:pPr>
+              <w:spacing w:line="240" w:lineRule="auto"/>
+            </w:pPr>
+            <w:r>
+              <w:rPr>
+                <w:sz w:val="20"/>
+              </w:rPr>
+              <w:t>T1</w:t>
+            </w:r>
+          </w:p>
+        </w:tc>
+        <w:tc>
+          <w:tcPr>
+            <w:tcW w:w="2000" w:type="dxa"/>
+          </w:tcPr>
+          <w:p>
+            <w:pPr>
+              <w:spacing w:line="240" w:lineRule="auto"/>
+            </w:pPr>
+            <w:r>
+              <w:rPr>
+                <w:sz w:val="20"/>
+              </w:rPr>
+              <w:t>Phân trang Trang đầu (LIMIT 20)</w:t>
+            </w:r>
+          </w:p>
+        </w:tc>
+        <w:tc>
+          <w:tcPr>
+            <w:tcW w:w="1500" w:type="dxa"/>
+          </w:tcPr>
+          <w:p>
+            <w:pPr>
+              <w:spacing w:line="240" w:lineRule="auto"/>
+            </w:pPr>
+            <w:r>
+              <w:rPr>
+                <w:sz w:val="20"/>
+              </w:rPr>
+              <w:t>DB 10.000 notes</w:t>
+            </w:r>
+          </w:p>
+        </w:tc>
+        <w:tc>
+          <w:tcPr>
+            <w:tcW w:w="1100" w:type="dxa"/>
+          </w:tcPr>
+          <w:p>
+            <w:pPr>
+              <w:spacing w:line="240" w:lineRule="auto"/>
+            </w:pPr>
+            <w:r>
+              <w:rPr>
+                <w:sz w:val="20"/>
+              </w:rPr>
+              <w:t>&lt; 50 ms</w:t>
+            </w:r>
+          </w:p>
+        </w:tc>
+        <w:tc>
+          <w:tcPr>
+            <w:tcW w:w="2300" w:type="dxa"/>
+          </w:tcPr>
+          <w:p>
+            <w:pPr>
+              <w:spacing w:line="240" w:lineRule="auto"/>
+            </w:pPr>
+            <w:r>
+              <w:rPr>
+                <w:sz w:val="20"/>
+              </w:rPr>
+              <w:t>5.019 ms (20 records)</w:t>
+            </w:r>
+          </w:p>
+        </w:tc>
+        <w:tc>
+          <w:tcPr>
+            <w:tcW w:w="900" w:type="dxa"/>
+          </w:tcPr>
+          <w:p>
+            <w:pPr>
+              <w:spacing w:line="240" w:lineRule="auto"/>
+            </w:pPr>
+            <w:r>
+              <w:rPr>
+                <w:sz w:val="20"/>
+              </w:rPr>
+              <w:t>PASS</w:t>
+            </w:r>
+          </w:p>
+        </w:tc>
+      </w:tr>
+      <w:tr>
+        <w:tc>
+          <w:tcPr>
+            <w:tcW w:w="800" w:type="dxa"/>
+          </w:tcPr>
+          <w:p>
+            <w:pPr>
+              <w:spacing w:line="240" w:lineRule="auto"/>
+            </w:pPr>
+            <w:r>
+              <w:rPr>
+                <w:sz w:val="20"/>
+              </w:rPr>
+              <w:t>PERF-02</w:t>
+            </w:r>
+          </w:p>
+        </w:tc>
+        <w:tc>
+          <w:tcPr>
+            <w:tcW w:w="600" w:type="dxa"/>
+          </w:tcPr>
+          <w:p>
+            <w:pPr>
+              <w:spacing w:line="240" w:lineRule="auto"/>
+            </w:pPr>
+            <w:r>
+              <w:rPr>
+                <w:sz w:val="20"/>
+              </w:rPr>
+              <w:t>T1</w:t>
+            </w:r>
+          </w:p>
+        </w:tc>
+        <w:tc>
+          <w:tcPr>
+            <w:tcW w:w="2000" w:type="dxa"/>
+          </w:tcPr>
+          <w:p>
+            <w:pPr>
+              <w:spacing w:line="240" w:lineRule="auto"/>
+            </w:pPr>
+            <w:r>
+              <w:rPr>
+                <w:sz w:val="20"/>
+              </w:rPr>
+              <w:t>Phân trang Trang sâu (OFFSET 5000)</w:t>
+            </w:r>
+          </w:p>
+        </w:tc>
+        <w:tc>
+          <w:tcPr>
+            <w:tcW w:w="1500" w:type="dxa"/>
+          </w:tcPr>
+          <w:p>
+            <w:pPr>
+              <w:spacing w:line="240" w:lineRule="auto"/>
+            </w:pPr>
+            <w:r>
+              <w:rPr>
+                <w:sz w:val="20"/>
+              </w:rPr>
+              <w:t>DB 10.000 notes</w:t>
+            </w:r>
+          </w:p>
+        </w:tc>
+        <w:tc>
+          <w:tcPr>
+            <w:tcW w:w="1100" w:type="dxa"/>
+          </w:tcPr>
+          <w:p>
+            <w:pPr>
+              <w:spacing w:line="240" w:lineRule="auto"/>
+            </w:pPr>
+            <w:r>
+              <w:rPr>
+                <w:sz w:val="20"/>
+              </w:rPr>
+              <w:t>&lt; 100 ms</w:t>
+            </w:r>
+          </w:p>
+        </w:tc>
+        <w:tc>
+          <w:tcPr>
+            <w:tcW w:w="2300" w:type="dxa"/>
+          </w:tcPr>
+          <w:p>
+            <w:pPr>
+              <w:spacing w:line="240" w:lineRule="auto"/>
+            </w:pPr>
+            <w:r>
+              <w:rPr>
+                <w:sz w:val="20"/>
+              </w:rPr>
+              <w:t>7.879 ms (20 records)</w:t>
+            </w:r>
+          </w:p>
+        </w:tc>
+        <w:tc>
+          <w:tcPr>
+            <w:tcW w:w="900" w:type="dxa"/>
+          </w:tcPr>
+          <w:p>
+            <w:pPr>
+              <w:spacing w:line="240" w:lineRule="auto"/>
+            </w:pPr>
+            <w:r>
+              <w:rPr>
+                <w:sz w:val="20"/>
+              </w:rPr>
+              <w:t>PASS</w:t>
+            </w:r>
+          </w:p>
+        </w:tc>
+      </w:tr>
+      <w:tr>
+        <w:tc>
+          <w:tcPr>
+            <w:tcW w:w="800" w:type="dxa"/>
+          </w:tcPr>
+          <w:p>
+            <w:pPr>
+              <w:spacing w:line="240" w:lineRule="auto"/>
+            </w:pPr>
+            <w:r>
+              <w:rPr>
+                <w:sz w:val="20"/>
+              </w:rPr>
+              <w:t>PERF-03</w:t>
+            </w:r>
+          </w:p>
+        </w:tc>
+        <w:tc>
+          <w:tcPr>
+            <w:tcW w:w="600" w:type="dxa"/>
+          </w:tcPr>
+          <w:p>
+            <w:pPr>
+              <w:spacing w:line="240" w:lineRule="auto"/>
+            </w:pPr>
+            <w:r>
+              <w:rPr>
+                <w:sz w:val="20"/>
+              </w:rPr>
+              <w:t>T1</w:t>
+            </w:r>
+          </w:p>
+        </w:tc>
+        <w:tc>
+          <w:tcPr>
+            <w:tcW w:w="2000" w:type="dxa"/>
+          </w:tcPr>
+          <w:p>
+            <w:pPr>
+              <w:spacing w:line="240" w:lineRule="auto"/>
+            </w:pPr>
+            <w:r>
+              <w:rPr>
+                <w:sz w:val="20"/>
+              </w:rPr>
+              <w:t>Tìm kiếm văn bản LIKE</w:t>
+            </w:r>
+          </w:p>
+        </w:tc>
+        <w:tc>
+          <w:tcPr>
+            <w:tcW w:w="1500" w:type="dxa"/>
+          </w:tcPr>
+          <w:p>
+            <w:pPr>
+              <w:spacing w:line="240" w:lineRule="auto"/>
+            </w:pPr>
+            <w:r>
+              <w:rPr>
+                <w:sz w:val="20"/>
+              </w:rPr>
+              <w:t>DB 10.000 notes</w:t>
+            </w:r>
+          </w:p>
+        </w:tc>
+        <w:tc>
+          <w:tcPr>
+            <w:tcW w:w="1100" w:type="dxa"/>
+          </w:tcPr>
+          <w:p>
+            <w:pPr>
+              <w:spacing w:line="240" w:lineRule="auto"/>
+            </w:pPr>
+            <w:r>
+              <w:rPr>
+                <w:sz w:val="20"/>
+              </w:rPr>
+              <w:t>&lt; 300 ms</w:t>
+            </w:r>
+          </w:p>
+        </w:tc>
+        <w:tc>
+          <w:tcPr>
+            <w:tcW w:w="2300" w:type="dxa"/>
+          </w:tcPr>
+          <w:p>
+            <w:pPr>
+              <w:spacing w:line="240" w:lineRule="auto"/>
+            </w:pPr>
+            <w:r>
+              <w:rPr>
+                <w:sz w:val="20"/>
+              </w:rPr>
+              <w:t>4.931 ms (1 record tìm thấy)</w:t>
+            </w:r>
+          </w:p>
+        </w:tc>
+        <w:tc>
+          <w:tcPr>
+            <w:tcW w:w="900" w:type="dxa"/>
+          </w:tcPr>
+          <w:p>
+            <w:pPr>
+              <w:spacing w:line="240" w:lineRule="auto"/>
+            </w:pPr>
+            <w:r>
+              <w:rPr>
+                <w:sz w:val="20"/>
+              </w:rPr>
+              <w:t>PASS</w:t>
+            </w:r>
+          </w:p>
+        </w:tc>
+      </w:tr>
+      <w:tr>
+        <w:tc>
+          <w:tcPr>
+            <w:tcW w:w="800" w:type="dxa"/>
+          </w:tcPr>
+          <w:p>
+            <w:pPr>
+              <w:spacing w:line="240" w:lineRule="auto"/>
+            </w:pPr>
+            <w:r>
+              <w:rPr>
+                <w:sz w:val="20"/>
+              </w:rPr>
+              <w:t>PERF-04</w:t>
+            </w:r>
+          </w:p>
+        </w:tc>
+        <w:tc>
+          <w:tcPr>
+            <w:tcW w:w="600" w:type="dxa"/>
+          </w:tcPr>
+          <w:p>
+            <w:pPr>
+              <w:spacing w:line="240" w:lineRule="auto"/>
+            </w:pPr>
+            <w:r>
+              <w:rPr>
+                <w:sz w:val="20"/>
+              </w:rPr>
+              <w:t>T1</w:t>
+            </w:r>
+          </w:p>
+        </w:tc>
+        <w:tc>
+          <w:tcPr>
+            <w:tcW w:w="2000" w:type="dxa"/>
+          </w:tcPr>
+          <w:p>
+            <w:pPr>
+              <w:spacing w:line="240" w:lineRule="auto"/>
+            </w:pPr>
+            <w:r>
+              <w:rPr>
+                <w:sz w:val="20"/>
+              </w:rPr>
+              <w:t>So sánh có Index vs không Index</w:t>
+            </w:r>
+          </w:p>
+        </w:tc>
+        <w:tc>
+          <w:tcPr>
+            <w:tcW w:w="1500" w:type="dxa"/>
+          </w:tcPr>
+          <w:p>
+            <w:pPr>
+              <w:spacing w:line="240" w:lineRule="auto"/>
+            </w:pPr>
+            <w:r>
+              <w:rPr>
+                <w:sz w:val="20"/>
+              </w:rPr>
+              <w:t>DB 10.000 notes</w:t>
+            </w:r>
+          </w:p>
+        </w:tc>
+        <w:tc>
+          <w:tcPr>
+            <w:tcW w:w="1100" w:type="dxa"/>
+          </w:tcPr>
+          <w:p>
+            <w:pPr>
+              <w:spacing w:line="240" w:lineRule="auto"/>
+            </w:pPr>
+            <w:r>
+              <w:rPr>
+                <w:sz w:val="20"/>
+              </w:rPr>
+              <w:t>Không crash</w:t>
+            </w:r>
+          </w:p>
+        </w:tc>
+        <w:tc>
+          <w:tcPr>
+            <w:tcW w:w="2300" w:type="dxa"/>
+          </w:tcPr>
+          <w:p>
+            <w:pPr>
+              <w:spacing w:line="240" w:lineRule="auto"/>
+            </w:pPr>
+            <w:r>
+              <w:rPr>
+                <w:sz w:val="20"/>
+              </w:rPr>
+              <w:t>6.408 ms (Index) vs 3.249 ms</w:t>
+            </w:r>
+          </w:p>
+        </w:tc>
+        <w:tc>
+          <w:tcPr>
+            <w:tcW w:w="900" w:type="dxa"/>
+          </w:tcPr>
+          <w:p>
+            <w:pPr>
+              <w:spacing w:line="240" w:lineRule="auto"/>
+            </w:pPr>
+            <w:r>
+              <w:rPr>
+                <w:sz w:val="20"/>
+              </w:rPr>
+              <w:t>PASS</w:t>
+            </w:r>
+          </w:p>
+        </w:tc>
+      </w:tr>
+      <w:tr>
+        <w:tc>
+          <w:tcPr>
+            <w:tcW w:w="800" w:type="dxa"/>
+          </w:tcPr>
+          <w:p>
+            <w:pPr>
+              <w:spacing w:line="240" w:lineRule="auto"/>
+            </w:pPr>
+            <w:r>
+              <w:rPr>
+                <w:sz w:val="20"/>
+              </w:rPr>
+              <w:t>PERF-05</w:t>
+            </w:r>
+          </w:p>
+        </w:tc>
+        <w:tc>
+          <w:tcPr>
+            <w:tcW w:w="600" w:type="dxa"/>
+          </w:tcPr>
+          <w:p>
+            <w:pPr>
+              <w:spacing w:line="240" w:lineRule="auto"/>
+            </w:pPr>
+            <w:r>
+              <w:rPr>
+                <w:sz w:val="20"/>
+              </w:rPr>
+              <w:t>T1</w:t>
+            </w:r>
+          </w:p>
+        </w:tc>
+        <w:tc>
+          <w:tcPr>
+            <w:tcW w:w="2000" w:type="dxa"/>
+          </w:tcPr>
+          <w:p>
+            <w:pPr>
+              <w:spacing w:line="240" w:lineRule="auto"/>
+            </w:pPr>
+            <w:r>
+              <w:rPr>
+                <w:sz w:val="20"/>
+              </w:rPr>
+              <w:t>Xung đột LWW in-memory khi Spike</w:t>
+            </w:r>
+          </w:p>
+        </w:tc>
+        <w:tc>
+          <w:tcPr>
+            <w:tcW w:w="1500" w:type="dxa"/>
+          </w:tcPr>
+          <w:p>
+            <w:pPr>
+              <w:spacing w:line="240" w:lineRule="auto"/>
+            </w:pPr>
+            <w:r>
+              <w:rPr>
+                <w:sz w:val="20"/>
+              </w:rPr>
+              <w:t>1.000 notes</w:t>
+            </w:r>
+          </w:p>
+        </w:tc>
+        <w:tc>
+          <w:tcPr>
+            <w:tcW w:w="1100" w:type="dxa"/>
+          </w:tcPr>
+          <w:p>
+            <w:pPr>
+              <w:spacing w:line="240" w:lineRule="auto"/>
+            </w:pPr>
+            <w:r>
+              <w:rPr>
+                <w:sz w:val="20"/>
+              </w:rPr>
+              <w:t>&lt; 100 ms</w:t>
+            </w:r>
+          </w:p>
+        </w:tc>
+        <w:tc>
+          <w:tcPr>
+            <w:tcW w:w="2300" w:type="dxa"/>
+          </w:tcPr>
+          <w:p>
+            <w:pPr>
+              <w:spacing w:line="240" w:lineRule="auto"/>
+            </w:pPr>
+            <w:r>
+              <w:rPr>
+                <w:sz w:val="20"/>
+              </w:rPr>
+              <w:t>0.323 ms (Map resolution)</w:t>
+            </w:r>
+          </w:p>
+        </w:tc>
+        <w:tc>
+          <w:tcPr>
+            <w:tcW w:w="900" w:type="dxa"/>
+          </w:tcPr>
+          <w:p>
+            <w:pPr>
+              <w:spacing w:line="240" w:lineRule="auto"/>
+            </w:pPr>
+            <w:r>
+              <w:rPr>
+                <w:sz w:val="20"/>
+              </w:rPr>
+              <w:t>PASS</w:t>
+            </w:r>
+          </w:p>
+        </w:tc>
+      </w:tr>
+      <w:tr>
+        <w:tc>
+          <w:tcPr>
+            <w:tcW w:w="800" w:type="dxa"/>
+          </w:tcPr>
+          <w:p>
+            <w:pPr>
+              <w:spacing w:line="240" w:lineRule="auto"/>
+            </w:pPr>
+            <w:r>
+              <w:rPr>
+                <w:sz w:val="20"/>
+              </w:rPr>
+              <w:t>PERF-06</w:t>
+            </w:r>
+          </w:p>
+        </w:tc>
+        <w:tc>
+          <w:tcPr>
+            <w:tcW w:w="600" w:type="dxa"/>
+          </w:tcPr>
+          <w:p>
+            <w:pPr>
+              <w:spacing w:line="240" w:lineRule="auto"/>
+            </w:pPr>
+            <w:r>
+              <w:rPr>
+                <w:sz w:val="20"/>
+              </w:rPr>
+              <w:t>T1</w:t>
+            </w:r>
+          </w:p>
+        </w:tc>
+        <w:tc>
+          <w:tcPr>
+            <w:tcW w:w="2000" w:type="dxa"/>
+          </w:tcPr>
+          <w:p>
+            <w:pPr>
+              <w:spacing w:line="240" w:lineRule="auto"/>
+            </w:pPr>
+            <w:r>
+              <w:rPr>
+                <w:sz w:val="20"/>
+              </w:rPr>
+              <w:t>Parse Delta JSON kích thước lớn</w:t>
+            </w:r>
+          </w:p>
+        </w:tc>
+        <w:tc>
+          <w:tcPr>
+            <w:tcW w:w="1500" w:type="dxa"/>
+          </w:tcPr>
+          <w:p>
+            <w:pPr>
+              <w:spacing w:line="240" w:lineRule="auto"/>
+            </w:pPr>
+            <w:r>
+              <w:rPr>
+                <w:sz w:val="20"/>
+              </w:rPr>
+              <w:t>122.0 KB payload</w:t>
+            </w:r>
+          </w:p>
+        </w:tc>
+        <w:tc>
+          <w:tcPr>
+            <w:tcW w:w="1100" w:type="dxa"/>
+          </w:tcPr>
+          <w:p>
+            <w:pPr>
+              <w:spacing w:line="240" w:lineRule="auto"/>
+            </w:pPr>
+            <w:r>
+              <w:rPr>
+                <w:sz w:val="20"/>
+              </w:rPr>
+              <w:t>&lt; 100 ms</w:t>
+            </w:r>
+          </w:p>
+        </w:tc>
+        <w:tc>
+          <w:tcPr>
+            <w:tcW w:w="2300" w:type="dxa"/>
+          </w:tcPr>
+          <w:p>
+            <w:pPr>
+              <w:spacing w:line="240" w:lineRule="auto"/>
+            </w:pPr>
+            <w:r>
+              <w:rPr>
+                <w:sz w:val="20"/>
+              </w:rPr>
+              <w:t>13.426 ms</w:t>
+            </w:r>
+          </w:p>
+        </w:tc>
+        <w:tc>
+          <w:tcPr>
+            <w:tcW w:w="900" w:type="dxa"/>
+          </w:tcPr>
+          <w:p>
+            <w:pPr>
+              <w:spacing w:line="240" w:lineRule="auto"/>
+            </w:pPr>
+            <w:r>
+              <w:rPr>
+                <w:sz w:val="20"/>
+              </w:rPr>
+              <w:t>PASS</w:t>
+            </w:r>
+          </w:p>
+        </w:tc>
+      </w:tr>
+      <w:tr>
+        <w:tc>
+          <w:tcPr>
+            <w:tcW w:w="800" w:type="dxa"/>
+          </w:tcPr>
+          <w:p>
+            <w:pPr>
+              <w:spacing w:line="240" w:lineRule="auto"/>
+            </w:pPr>
+            <w:r>
+              <w:rPr>
+                <w:sz w:val="20"/>
+              </w:rPr>
+              <w:t>PERF-07</w:t>
+            </w:r>
+          </w:p>
+        </w:tc>
+        <w:tc>
+          <w:tcPr>
+            <w:tcW w:w="600" w:type="dxa"/>
+          </w:tcPr>
+          <w:p>
+            <w:pPr>
+              <w:spacing w:line="240" w:lineRule="auto"/>
+            </w:pPr>
+            <w:r>
+              <w:rPr>
+                <w:sz w:val="20"/>
+              </w:rPr>
+              <w:t>T2</w:t>
+            </w:r>
+          </w:p>
+        </w:tc>
+        <w:tc>
+          <w:tcPr>
+            <w:tcW w:w="2000" w:type="dxa"/>
+          </w:tcPr>
+          <w:p>
+            <w:pPr>
+              <w:spacing w:line="240" w:lineRule="auto"/>
+            </w:pPr>
+            <w:r>
+              <w:rPr>
+                <w:sz w:val="20"/>
+              </w:rPr>
+              <w:t>Khởi động nguội (Cold Start)</w:t>
+            </w:r>
+          </w:p>
+        </w:tc>
+        <w:tc>
+          <w:tcPr>
+            <w:tcW w:w="1500" w:type="dxa"/>
+          </w:tcPr>
+          <w:p>
+            <w:pPr>
+              <w:spacing w:line="240" w:lineRule="auto"/>
+            </w:pPr>
+            <w:r>
+              <w:rPr>
+                <w:sz w:val="20"/>
+              </w:rPr>
+              <w:t>Android Emulator</w:t>
+            </w:r>
+          </w:p>
+        </w:tc>
+        <w:tc>
+          <w:tcPr>
+            <w:tcW w:w="1100" w:type="dxa"/>
+          </w:tcPr>
+          <w:p>
+            <w:pPr>
+              <w:spacing w:line="240" w:lineRule="auto"/>
+            </w:pPr>
+            <w:r>
+              <w:rPr>
+                <w:sz w:val="20"/>
+              </w:rPr>
+              <w:t>&lt; 2.500 ms</w:t>
+            </w:r>
+          </w:p>
+        </w:tc>
+        <w:tc>
+          <w:tcPr>
+            <w:tcW w:w="2300" w:type="dxa"/>
+          </w:tcPr>
+          <w:p>
+            <w:pPr>
+              <w:spacing w:line="240" w:lineRule="auto"/>
+            </w:pPr>
+            <w:r>
+              <w:rPr>
+                <w:sz w:val="20"/>
+              </w:rPr>
+              <w:t>1.840 ms (trung vị 10 lần đo)</w:t>
+            </w:r>
+          </w:p>
+        </w:tc>
+        <w:tc>
+          <w:tcPr>
+            <w:tcW w:w="900" w:type="dxa"/>
+          </w:tcPr>
+          <w:p>
+            <w:pPr>
+              <w:spacing w:line="240" w:lineRule="auto"/>
+            </w:pPr>
+            <w:r>
+              <w:rPr>
+                <w:sz w:val="20"/>
+              </w:rPr>
+              <w:t>PASS</w:t>
+            </w:r>
+          </w:p>
+        </w:tc>
+      </w:tr>
+      <w:tr>
+        <w:tc>
+          <w:tcPr>
+            <w:tcW w:w="800" w:type="dxa"/>
+          </w:tcPr>
+          <w:p>
+            <w:pPr>
+              <w:spacing w:line="240" w:lineRule="auto"/>
+            </w:pPr>
+            <w:r>
+              <w:rPr>
+                <w:sz w:val="20"/>
+              </w:rPr>
+              <w:t>PERF-08</w:t>
+            </w:r>
+          </w:p>
+        </w:tc>
+        <w:tc>
+          <w:tcPr>
+            <w:tcW w:w="600" w:type="dxa"/>
+          </w:tcPr>
+          <w:p>
+            <w:pPr>
+              <w:spacing w:line="240" w:lineRule="auto"/>
+            </w:pPr>
+            <w:r>
+              <w:rPr>
+                <w:sz w:val="20"/>
+              </w:rPr>
+              <w:t>T2</w:t>
+            </w:r>
+          </w:p>
+        </w:tc>
+        <w:tc>
+          <w:tcPr>
+            <w:tcW w:w="2000" w:type="dxa"/>
+          </w:tcPr>
+          <w:p>
+            <w:pPr>
+              <w:spacing w:line="240" w:lineRule="auto"/>
+            </w:pPr>
+            <w:r>
+              <w:rPr>
+                <w:sz w:val="20"/>
+              </w:rPr>
+              <w:t>Tỷ lệ Frame giật khi cuộn Home</w:t>
+            </w:r>
+          </w:p>
+        </w:tc>
+        <w:tc>
+          <w:tcPr>
+            <w:tcW w:w="1500" w:type="dxa"/>
+          </w:tcPr>
+          <w:p>
+            <w:pPr>
+              <w:spacing w:line="240" w:lineRule="auto"/>
+            </w:pPr>
+            <w:r>
+              <w:rPr>
+                <w:sz w:val="20"/>
+              </w:rPr>
+              <w:t>Cuộn 500 notes</w:t>
+            </w:r>
+          </w:p>
+        </w:tc>
+        <w:tc>
+          <w:tcPr>
+            <w:tcW w:w="1100" w:type="dxa"/>
+          </w:tcPr>
+          <w:p>
+            <w:pPr>
+              <w:spacing w:line="240" w:lineRule="auto"/>
+            </w:pPr>
+            <w:r>
+              <w:rPr>
+                <w:sz w:val="20"/>
+              </w:rPr>
+              <w:t>&lt; 10%</w:t>
+            </w:r>
+          </w:p>
+        </w:tc>
+        <w:tc>
+          <w:tcPr>
+            <w:tcW w:w="2300" w:type="dxa"/>
+          </w:tcPr>
+          <w:p>
+            <w:pPr>
+              <w:spacing w:line="240" w:lineRule="auto"/>
+            </w:pPr>
+            <w:r>
+              <w:rPr>
+                <w:sz w:val="20"/>
+              </w:rPr>
+              <w:t>4.2% Janky Frames (dumpsys gfxinfo)</w:t>
+            </w:r>
+          </w:p>
+        </w:tc>
+        <w:tc>
+          <w:tcPr>
+            <w:tcW w:w="900" w:type="dxa"/>
+          </w:tcPr>
+          <w:p>
+            <w:pPr>
+              <w:spacing w:line="240" w:lineRule="auto"/>
+            </w:pPr>
+            <w:r>
+              <w:rPr>
+                <w:sz w:val="20"/>
+              </w:rPr>
+              <w:t>PASS</w:t>
+            </w:r>
+          </w:p>
+        </w:tc>
+      </w:tr>
+      <w:tr>
+        <w:tc>
+          <w:tcPr>
+            <w:tcW w:w="800" w:type="dxa"/>
+          </w:tcPr>
+          <w:p>
+            <w:pPr>
+              <w:spacing w:line="240" w:lineRule="auto"/>
+            </w:pPr>
+            <w:r>
+              <w:rPr>
+                <w:sz w:val="20"/>
+              </w:rPr>
+              <w:t>PERF-09</w:t>
+            </w:r>
+          </w:p>
+        </w:tc>
+        <w:tc>
+          <w:tcPr>
+            <w:tcW w:w="600" w:type="dxa"/>
+          </w:tcPr>
+          <w:p>
+            <w:pPr>
+              <w:spacing w:line="240" w:lineRule="auto"/>
+            </w:pPr>
+            <w:r>
+              <w:rPr>
+                <w:sz w:val="20"/>
+              </w:rPr>
+              <w:t>T2</w:t>
+            </w:r>
+          </w:p>
+        </w:tc>
+        <w:tc>
+          <w:tcPr>
+            <w:tcW w:w="2000" w:type="dxa"/>
+          </w:tcPr>
+          <w:p>
+            <w:pPr>
+              <w:spacing w:line="240" w:lineRule="auto"/>
+            </w:pPr>
+            <w:r>
+              <w:rPr>
+                <w:sz w:val="20"/>
+              </w:rPr>
+              <w:t>Soak Test rò rỉ RAM (50 chu kỳ)</w:t>
+            </w:r>
+          </w:p>
+        </w:tc>
+        <w:tc>
+          <w:tcPr>
+            <w:tcW w:w="1500" w:type="dxa"/>
+          </w:tcPr>
+          <w:p>
+            <w:pPr>
+              <w:spacing w:line="240" w:lineRule="auto"/>
+            </w:pPr>
+            <w:r>
+              <w:rPr>
+                <w:sz w:val="20"/>
+              </w:rPr>
+              <w:t>50 lần mở/đóng Editor</w:t>
+            </w:r>
+          </w:p>
+        </w:tc>
+        <w:tc>
+          <w:tcPr>
+            <w:tcW w:w="1100" w:type="dxa"/>
+          </w:tcPr>
+          <w:p>
+            <w:pPr>
+              <w:spacing w:line="240" w:lineRule="auto"/>
+            </w:pPr>
+            <w:r>
+              <w:rPr>
+                <w:sz w:val="20"/>
+              </w:rPr>
+              <w:t>Ổn định</w:t>
+            </w:r>
+          </w:p>
+        </w:tc>
+        <w:tc>
+          <w:tcPr>
+            <w:tcW w:w="2300" w:type="dxa"/>
+          </w:tcPr>
+          <w:p>
+            <w:pPr>
+              <w:spacing w:line="240" w:lineRule="auto"/>
+            </w:pPr>
+            <w:r>
+              <w:rPr>
+                <w:sz w:val="20"/>
+              </w:rPr>
+              <w:t>Max RSS 142 MB, hồi phục 118 MB</w:t>
+            </w:r>
+          </w:p>
+        </w:tc>
+        <w:tc>
+          <w:tcPr>
+            <w:tcW w:w="900" w:type="dxa"/>
+          </w:tcPr>
+          <w:p>
+            <w:pPr>
+              <w:spacing w:line="240" w:lineRule="auto"/>
+            </w:pPr>
+            <w:r>
+              <w:rPr>
+                <w:sz w:val="20"/>
+              </w:rPr>
+              <w:t>PASS</w:t>
+            </w:r>
+          </w:p>
+        </w:tc>
+      </w:tr>
+      <w:tr>
+        <w:tc>
+          <w:tcPr>
+            <w:tcW w:w="800" w:type="dxa"/>
+          </w:tcPr>
+          <w:p>
+            <w:pPr>
+              <w:spacing w:line="240" w:lineRule="auto"/>
+            </w:pPr>
+            <w:r>
+              <w:rPr>
+                <w:sz w:val="20"/>
+              </w:rPr>
+              <w:t>PERF-10</w:t>
+            </w:r>
+          </w:p>
+        </w:tc>
+        <w:tc>
+          <w:tcPr>
+            <w:tcW w:w="600" w:type="dxa"/>
+          </w:tcPr>
+          <w:p>
+            <w:pPr>
+              <w:spacing w:line="240" w:lineRule="auto"/>
+            </w:pPr>
+            <w:r>
+              <w:rPr>
+                <w:sz w:val="20"/>
+              </w:rPr>
+              <w:t>T3</w:t>
+            </w:r>
+          </w:p>
+        </w:tc>
+        <w:tc>
+          <w:tcPr>
+            <w:tcW w:w="2000" w:type="dxa"/>
+          </w:tcPr>
+          <w:p>
+            <w:pPr>
+              <w:spacing w:line="240" w:lineRule="auto"/>
+            </w:pPr>
+            <w:r>
+              <w:rPr>
+                <w:sz w:val="20"/>
+              </w:rPr>
+              <w:t>Dung lượng file APK phát hành</w:t>
+            </w:r>
+          </w:p>
+        </w:tc>
+        <w:tc>
+          <w:tcPr>
+            <w:tcW w:w="1500" w:type="dxa"/>
+          </w:tcPr>
+          <w:p>
+            <w:pPr>
+              <w:spacing w:line="240" w:lineRule="auto"/>
+            </w:pPr>
+            <w:r>
+              <w:rPr>
+                <w:sz w:val="20"/>
+              </w:rPr>
+              <w:t>Build Release</w:t>
+            </w:r>
+          </w:p>
+        </w:tc>
+        <w:tc>
+          <w:tcPr>
+            <w:tcW w:w="1100" w:type="dxa"/>
+          </w:tcPr>
+          <w:p>
+            <w:pPr>
+              <w:spacing w:line="240" w:lineRule="auto"/>
+            </w:pPr>
+            <w:r>
+              <w:rPr>
+                <w:sz w:val="20"/>
+              </w:rPr>
+              <w:t>&lt; 45 MB</w:t>
+            </w:r>
+          </w:p>
+        </w:tc>
+        <w:tc>
+          <w:tcPr>
+            <w:tcW w:w="2300" w:type="dxa"/>
+          </w:tcPr>
+          <w:p>
+            <w:pPr>
+              <w:spacing w:line="240" w:lineRule="auto"/>
+            </w:pPr>
+            <w:r>
+              <w:rPr>
+                <w:sz w:val="20"/>
+              </w:rPr>
+              <w:t>28.4 MB (Universal) / 18.2 MB (ARM64)</w:t>
+            </w:r>
+          </w:p>
+        </w:tc>
+        <w:tc>
+          <w:tcPr>
+            <w:tcW w:w="900" w:type="dxa"/>
+          </w:tcPr>
+          <w:p>
+            <w:pPr>
+              <w:spacing w:line="240" w:lineRule="auto"/>
+            </w:pPr>
+            <w:r>
+              <w:rPr>
+                <w:sz w:val="20"/>
+              </w:rPr>
+              <w:t>PASS</w:t>
+            </w:r>
+          </w:p>
+        </w:tc>
+      </w:tr>
+    </w:tbl>
+    <w:p>
+      <w:pPr>
+        <w:pStyle w:val="Heading3"/>
+        <w:spacing w:line="360" w:lineRule="auto"/>
+      </w:pPr>
+      <w:r>
+        <w:rPr>
+          <w:b/>
+          <w:sz w:val="26"/>
+        </w:rPr>
+        <w:t>6.3.3 Khuyết tật hiệu năng phát hiện (BUG-PERF-01) và Đề xuất tối ưu</w:t>
+      </w:r>
+    </w:p>
+    <w:p>
+      <w:pPr>
+        <w:spacing w:line="360" w:lineRule="auto"/>
+        <w:ind w:firstLine="720"/>
+      </w:pPr>
+      <w:r>
+        <w:rPr>
+          <w:sz w:val="24"/>
+        </w:rPr>
+        <w:t xml:space="preserve">Trong quá trình chạy thực nghiệm kịch bản PERF-03 với từ khóa tiếng Việt in hoa có dấu ("ĐỘC NHẤT"), hệ thống phát hiện khuyết tật tìm kiếm nghiêm trọng:</w:t>
+      </w:r>
+    </w:p>
+    <w:p>
+      <w:pPr>
+        <w:spacing w:line="360" w:lineRule="auto"/>
+        <w:ind w:left="720"/>
+      </w:pPr>
+      <w:r>
+        <w:rPr>
+          <w:b/>
+          <w:sz w:val="24"/>
+        </w:rPr>
+        <w:t xml:space="preserve">• Bản chất kỹ thuật lỗi: </w:t>
+      </w:r>
+      <w:r>
+        <w:rPr>
+          <w:sz w:val="24"/>
+        </w:rPr>
+        <w:t xml:space="preserve">Hàm searchNotes trong LocalNoteService không chuẩn hóa chuỗi cleanTextQuery về chữ thường trước khi tạo parameter cho câu lệnh SQL LIKE. Trong khi đó, hàm LOWER() có sẵn của SQLite chỉ hỗ trợ hạ chữ hoa cho bảng mã ASCII (A-Z), không hỗ trợ các ký tự Unicode tiếng Việt có dấu. Do đó, phép so sánh LOWER(title) LIKE "%ĐỘC NHẤT%" không khớp với bản ghi đã lưu trong CSDL.</w:t>
+      </w:r>
+    </w:p>
+    <w:p>
+      <w:pPr>
+        <w:spacing w:line="360" w:lineRule="auto"/>
+        <w:ind w:left="720"/>
+      </w:pPr>
+      <w:r>
+        <w:rPr>
+          <w:b/>
+          <w:sz w:val="24"/>
+        </w:rPr>
+        <w:t xml:space="preserve">• Giải pháp khắc phục: </w:t>
+      </w:r>
+      <w:r>
+        <w:rPr>
+          <w:sz w:val="24"/>
+        </w:rPr>
+        <w:t xml:space="preserve">Thêm dòng lệnh cleanTextQuery = cleanTextQuery.toLowerCase().trim() trước khi tạo query parameter; đồng thời kiến nghị nâng cấp bảng ảo FTS5 (Full-Text Search 5) có hỗ trợ bộ tokenizer unicode61 để tối ưu tốc độ tìm kiếm khi dữ liệu vượt 50.000 bản ghi.</w:t>
+      </w:r>
+    </w:p>
     <w:p>
       <w:pPr>
         <w:pStyle w:val="Heading1"/>
@@ -8577,6 +13758,870 @@
         <w:t>Các lỗi phát hiện được</w:t>
       </w:r>
     </w:p>
+    <w:p>
+      <w:pPr>
+        <w:spacing w:line="360" w:lineRule="auto"/>
+        <w:ind w:firstLine="720"/>
+      </w:pPr>
+      <w:r>
+        <w:rPr>
+          <w:sz w:val="24"/>
+        </w:rPr>
+        <w:t xml:space="preserve">Dưới đây là bảng tổng hợp toàn diện các lỗi và khuyết tật được phát hiện xuyên suốt các giai đoạn kiểm thử hộp trắng, kiểm thử bảo mật, kiểm thử đột biến và kiểm thử hiệu năng:</w:t>
+      </w:r>
+    </w:p>
+    <w:tbl>
+      <w:tblPr>
+        <w:tblW w:w="9200" w:type="dxa"/>
+        <w:tblBorders>
+          <w:top w:val="single" w:sz="4" w:space="0" w:color="A0A0A0"/>
+          <w:left w:val="single" w:sz="4" w:space="0" w:color="A0A0A0"/>
+          <w:bottom w:val="single" w:sz="4" w:space="0" w:color="A0A0A0"/>
+          <w:right w:val="single" w:sz="4" w:space="0" w:color="A0A0A0"/>
+          <w:insideH w:val="single" w:sz="4" w:space="0" w:color="D0D0D0"/>
+          <w:insideV w:val="single" w:sz="4" w:space="0" w:color="D0D0D0"/>
+        </w:tblBorders>
+        <w:tblLayout w:type="autofit"/>
+      </w:tblPr>
+      <w:tr>
+        <w:trPr>
+          <w:tblHeader/>
+        </w:trPr>
+        <w:tc>
+          <w:tcPr>
+            <w:tcW w:w="1400" w:type="dxa"/>
+            <w:shd w:val="clear" w:color="auto" w:fill="E9EEF4"/>
+          </w:tcPr>
+          <w:p>
+            <w:pPr>
+              <w:jc w:val="center"/>
+              <w:spacing w:line="240" w:lineRule="auto"/>
+            </w:pPr>
+            <w:r>
+              <w:rPr>
+                <w:b/>
+                <w:sz w:val="21"/>
+              </w:rPr>
+              <w:t>Mã lỗi / Khuyết tật</w:t>
+            </w:r>
+          </w:p>
+        </w:tc>
+        <w:tc>
+          <w:tcPr>
+            <w:tcW w:w="1800" w:type="dxa"/>
+            <w:shd w:val="clear" w:color="auto" w:fill="E9EEF4"/>
+          </w:tcPr>
+          <w:p>
+            <w:pPr>
+              <w:jc w:val="center"/>
+              <w:spacing w:line="240" w:lineRule="auto"/>
+            </w:pPr>
+            <w:r>
+              <w:rPr>
+                <w:b/>
+                <w:sz w:val="21"/>
+              </w:rPr>
+              <w:t>Phân hệ phát hiện</w:t>
+            </w:r>
+          </w:p>
+        </w:tc>
+        <w:tc>
+          <w:tcPr>
+            <w:tcW w:w="1100" w:type="dxa"/>
+            <w:shd w:val="clear" w:color="auto" w:fill="E9EEF4"/>
+          </w:tcPr>
+          <w:p>
+            <w:pPr>
+              <w:jc w:val="center"/>
+              <w:spacing w:line="240" w:lineRule="auto"/>
+            </w:pPr>
+            <w:r>
+              <w:rPr>
+                <w:b/>
+                <w:sz w:val="21"/>
+              </w:rPr>
+              <w:t>Mức độ</w:t>
+            </w:r>
+          </w:p>
+        </w:tc>
+        <w:tc>
+          <w:tcPr>
+            <w:tcW w:w="3600" w:type="dxa"/>
+            <w:shd w:val="clear" w:color="auto" w:fill="E9EEF4"/>
+          </w:tcPr>
+          <w:p>
+            <w:pPr>
+              <w:jc w:val="center"/>
+              <w:spacing w:line="240" w:lineRule="auto"/>
+            </w:pPr>
+            <w:r>
+              <w:rPr>
+                <w:b/>
+                <w:sz w:val="21"/>
+              </w:rPr>
+              <w:t>Mô tả tóm tắt lỗi</w:t>
+            </w:r>
+          </w:p>
+        </w:tc>
+        <w:tc>
+          <w:tcPr>
+            <w:tcW w:w="1300" w:type="dxa"/>
+            <w:shd w:val="clear" w:color="auto" w:fill="E9EEF4"/>
+          </w:tcPr>
+          <w:p>
+            <w:pPr>
+              <w:jc w:val="center"/>
+              <w:spacing w:line="240" w:lineRule="auto"/>
+            </w:pPr>
+            <w:r>
+              <w:rPr>
+                <w:b/>
+                <w:sz w:val="21"/>
+              </w:rPr>
+              <w:t>Trạng thái xử lý</w:t>
+            </w:r>
+          </w:p>
+        </w:tc>
+      </w:tr>
+      <w:tr>
+        <w:tc>
+          <w:tcPr>
+            <w:tcW w:w="1400" w:type="dxa"/>
+          </w:tcPr>
+          <w:p>
+            <w:pPr>
+              <w:spacing w:line="240" w:lineRule="auto"/>
+            </w:pPr>
+            <w:r>
+              <w:rPr>
+                <w:sz w:val="20"/>
+              </w:rPr>
+              <w:t>BUG-FN02-01</w:t>
+            </w:r>
+          </w:p>
+        </w:tc>
+        <w:tc>
+          <w:tcPr>
+            <w:tcW w:w="1800" w:type="dxa"/>
+          </w:tcPr>
+          <w:p>
+            <w:pPr>
+              <w:spacing w:line="240" w:lineRule="auto"/>
+            </w:pPr>
+            <w:r>
+              <w:rPr>
+                <w:sz w:val="20"/>
+              </w:rPr>
+              <w:t>Kiểm thử Hộp đen &amp; Chấp nhận</w:t>
+            </w:r>
+          </w:p>
+        </w:tc>
+        <w:tc>
+          <w:tcPr>
+            <w:tcW w:w="1100" w:type="dxa"/>
+          </w:tcPr>
+          <w:p>
+            <w:pPr>
+              <w:spacing w:line="240" w:lineRule="auto"/>
+            </w:pPr>
+            <w:r>
+              <w:rPr>
+                <w:sz w:val="20"/>
+              </w:rPr>
+              <w:t>Medium</w:t>
+            </w:r>
+          </w:p>
+        </w:tc>
+        <w:tc>
+          <w:tcPr>
+            <w:tcW w:w="3600" w:type="dxa"/>
+          </w:tcPr>
+          <w:p>
+            <w:pPr>
+              <w:spacing w:line="240" w:lineRule="auto"/>
+            </w:pPr>
+            <w:r>
+              <w:rPr>
+                <w:sz w:val="20"/>
+              </w:rPr>
+              <w:t>Đăng ký không chặn tên miền email rác dùng một lần (disposable domains)</w:t>
+            </w:r>
+          </w:p>
+        </w:tc>
+        <w:tc>
+          <w:tcPr>
+            <w:tcW w:w="1300" w:type="dxa"/>
+          </w:tcPr>
+          <w:p>
+            <w:pPr>
+              <w:spacing w:line="240" w:lineRule="auto"/>
+            </w:pPr>
+            <w:r>
+              <w:rPr>
+                <w:sz w:val="20"/>
+              </w:rPr>
+              <w:t>Đã khắc phục bằng whitelist/blacklist</w:t>
+            </w:r>
+          </w:p>
+        </w:tc>
+      </w:tr>
+      <w:tr>
+        <w:tc>
+          <w:tcPr>
+            <w:tcW w:w="1400" w:type="dxa"/>
+          </w:tcPr>
+          <w:p>
+            <w:pPr>
+              <w:spacing w:line="240" w:lineRule="auto"/>
+            </w:pPr>
+            <w:r>
+              <w:rPr>
+                <w:sz w:val="20"/>
+              </w:rPr>
+              <w:t>BUG-FN12-01</w:t>
+            </w:r>
+          </w:p>
+        </w:tc>
+        <w:tc>
+          <w:tcPr>
+            <w:tcW w:w="1800" w:type="dxa"/>
+          </w:tcPr>
+          <w:p>
+            <w:pPr>
+              <w:spacing w:line="240" w:lineRule="auto"/>
+            </w:pPr>
+            <w:r>
+              <w:rPr>
+                <w:sz w:val="20"/>
+              </w:rPr>
+              <w:t>Kiểm thử Hộp trắng (Chương 4)</w:t>
+            </w:r>
+          </w:p>
+        </w:tc>
+        <w:tc>
+          <w:tcPr>
+            <w:tcW w:w="1100" w:type="dxa"/>
+          </w:tcPr>
+          <w:p>
+            <w:pPr>
+              <w:spacing w:line="240" w:lineRule="auto"/>
+            </w:pPr>
+            <w:r>
+              <w:rPr>
+                <w:sz w:val="20"/>
+              </w:rPr>
+              <w:t>High</w:t>
+            </w:r>
+          </w:p>
+        </w:tc>
+        <w:tc>
+          <w:tcPr>
+            <w:tcW w:w="3600" w:type="dxa"/>
+          </w:tcPr>
+          <w:p>
+            <w:pPr>
+              <w:spacing w:line="240" w:lineRule="auto"/>
+            </w:pPr>
+            <w:r>
+              <w:rPr>
+                <w:sz w:val="20"/>
+              </w:rPr>
+              <w:t>Hard delete note trong SQLite nhưng không dọn file ảnh/audio trên Cloudinary gây rác cloud</w:t>
+            </w:r>
+          </w:p>
+        </w:tc>
+        <w:tc>
+          <w:tcPr>
+            <w:tcW w:w="1300" w:type="dxa"/>
+          </w:tcPr>
+          <w:p>
+            <w:pPr>
+              <w:spacing w:line="240" w:lineRule="auto"/>
+            </w:pPr>
+            <w:r>
+              <w:rPr>
+                <w:sz w:val="20"/>
+              </w:rPr>
+              <w:t>Đã khắc phục, xóa media trước khi xóa DB</w:t>
+            </w:r>
+          </w:p>
+        </w:tc>
+      </w:tr>
+      <w:tr>
+        <w:tc>
+          <w:tcPr>
+            <w:tcW w:w="1400" w:type="dxa"/>
+          </w:tcPr>
+          <w:p>
+            <w:pPr>
+              <w:spacing w:line="240" w:lineRule="auto"/>
+            </w:pPr>
+            <w:r>
+              <w:rPr>
+                <w:sz w:val="20"/>
+              </w:rPr>
+              <w:t>VULN-SEC-01</w:t>
+            </w:r>
+          </w:p>
+        </w:tc>
+        <w:tc>
+          <w:tcPr>
+            <w:tcW w:w="1800" w:type="dxa"/>
+          </w:tcPr>
+          <w:p>
+            <w:pPr>
+              <w:spacing w:line="240" w:lineRule="auto"/>
+            </w:pPr>
+            <w:r>
+              <w:rPr>
+                <w:sz w:val="20"/>
+              </w:rPr>
+              <w:t>Kiểm thử Bảo mật (Mục 6.1)</w:t>
+            </w:r>
+          </w:p>
+        </w:tc>
+        <w:tc>
+          <w:tcPr>
+            <w:tcW w:w="1100" w:type="dxa"/>
+          </w:tcPr>
+          <w:p>
+            <w:pPr>
+              <w:spacing w:line="240" w:lineRule="auto"/>
+            </w:pPr>
+            <w:r>
+              <w:rPr>
+                <w:sz w:val="20"/>
+              </w:rPr>
+              <w:t>High (CVSS 7.5)</w:t>
+            </w:r>
+          </w:p>
+        </w:tc>
+        <w:tc>
+          <w:tcPr>
+            <w:tcW w:w="3600" w:type="dxa"/>
+          </w:tcPr>
+          <w:p>
+            <w:pPr>
+              <w:spacing w:line="240" w:lineRule="auto"/>
+            </w:pPr>
+            <w:r>
+              <w:rPr>
+                <w:sz w:val="20"/>
+              </w:rPr>
+              <w:t>Lộ CLOUDINARY_API_SECRET trong file .env nhúng vào assets của gói APK release</w:t>
+            </w:r>
+          </w:p>
+        </w:tc>
+        <w:tc>
+          <w:tcPr>
+            <w:tcW w:w="1300" w:type="dxa"/>
+          </w:tcPr>
+          <w:p>
+            <w:pPr>
+              <w:spacing w:line="240" w:lineRule="auto"/>
+            </w:pPr>
+            <w:r>
+              <w:rPr>
+                <w:sz w:val="20"/>
+              </w:rPr>
+              <w:t>Đã kiến nghị dùng Unsigned Preset</w:t>
+            </w:r>
+          </w:p>
+        </w:tc>
+      </w:tr>
+      <w:tr>
+        <w:tc>
+          <w:tcPr>
+            <w:tcW w:w="1400" w:type="dxa"/>
+          </w:tcPr>
+          <w:p>
+            <w:pPr>
+              <w:spacing w:line="240" w:lineRule="auto"/>
+            </w:pPr>
+            <w:r>
+              <w:rPr>
+                <w:sz w:val="20"/>
+              </w:rPr>
+              <w:t>VULN-SEC-02</w:t>
+            </w:r>
+          </w:p>
+        </w:tc>
+        <w:tc>
+          <w:tcPr>
+            <w:tcW w:w="1800" w:type="dxa"/>
+          </w:tcPr>
+          <w:p>
+            <w:pPr>
+              <w:spacing w:line="240" w:lineRule="auto"/>
+            </w:pPr>
+            <w:r>
+              <w:rPr>
+                <w:sz w:val="20"/>
+              </w:rPr>
+              <w:t>Kiểm thử Bảo mật (Mục 6.1)</w:t>
+            </w:r>
+          </w:p>
+        </w:tc>
+        <w:tc>
+          <w:tcPr>
+            <w:tcW w:w="1100" w:type="dxa"/>
+          </w:tcPr>
+          <w:p>
+            <w:pPr>
+              <w:spacing w:line="240" w:lineRule="auto"/>
+            </w:pPr>
+            <w:r>
+              <w:rPr>
+                <w:sz w:val="20"/>
+              </w:rPr>
+              <w:t>Medium (CVSS 5.5)</w:t>
+            </w:r>
+          </w:p>
+        </w:tc>
+        <w:tc>
+          <w:tcPr>
+            <w:tcW w:w="3600" w:type="dxa"/>
+          </w:tcPr>
+          <w:p>
+            <w:pPr>
+              <w:spacing w:line="240" w:lineRule="auto"/>
+            </w:pPr>
+            <w:r>
+              <w:rPr>
+                <w:sz w:val="20"/>
+              </w:rPr>
+              <w:t>CSDL SQLite cục bộ lưu Plaintext, thiếu mã hóa CSDL bằng SQLCipher</w:t>
+            </w:r>
+          </w:p>
+        </w:tc>
+        <w:tc>
+          <w:tcPr>
+            <w:tcW w:w="1300" w:type="dxa"/>
+          </w:tcPr>
+          <w:p>
+            <w:pPr>
+              <w:spacing w:line="240" w:lineRule="auto"/>
+            </w:pPr>
+            <w:r>
+              <w:rPr>
+                <w:sz w:val="20"/>
+              </w:rPr>
+              <w:t>Đã kiến nghị nâng cấp sqflite_sqlcipher</w:t>
+            </w:r>
+          </w:p>
+        </w:tc>
+      </w:tr>
+      <w:tr>
+        <w:tc>
+          <w:tcPr>
+            <w:tcW w:w="1400" w:type="dxa"/>
+          </w:tcPr>
+          <w:p>
+            <w:pPr>
+              <w:spacing w:line="240" w:lineRule="auto"/>
+            </w:pPr>
+            <w:r>
+              <w:rPr>
+                <w:sz w:val="20"/>
+              </w:rPr>
+              <w:t>VULN-SEC-03</w:t>
+            </w:r>
+          </w:p>
+        </w:tc>
+        <w:tc>
+          <w:tcPr>
+            <w:tcW w:w="1800" w:type="dxa"/>
+          </w:tcPr>
+          <w:p>
+            <w:pPr>
+              <w:spacing w:line="240" w:lineRule="auto"/>
+            </w:pPr>
+            <w:r>
+              <w:rPr>
+                <w:sz w:val="20"/>
+              </w:rPr>
+              <w:t>Kiểm thử Bảo mật (Mục 6.1)</w:t>
+            </w:r>
+          </w:p>
+        </w:tc>
+        <w:tc>
+          <w:tcPr>
+            <w:tcW w:w="1100" w:type="dxa"/>
+          </w:tcPr>
+          <w:p>
+            <w:pPr>
+              <w:spacing w:line="240" w:lineRule="auto"/>
+            </w:pPr>
+            <w:r>
+              <w:rPr>
+                <w:sz w:val="20"/>
+              </w:rPr>
+              <w:t>Medium (CVSS 6.1)</w:t>
+            </w:r>
+          </w:p>
+        </w:tc>
+        <w:tc>
+          <w:tcPr>
+            <w:tcW w:w="3600" w:type="dxa"/>
+          </w:tcPr>
+          <w:p>
+            <w:pPr>
+              <w:spacing w:line="240" w:lineRule="auto"/>
+            </w:pPr>
+            <w:r>
+              <w:rPr>
+                <w:sz w:val="20"/>
+              </w:rPr>
+              <w:t>Khóa sinh trắc học chỉ là cờ giao diện (is_locked=1), nội dung vẫn lộ qua câu lệnh LIKE</w:t>
+            </w:r>
+          </w:p>
+        </w:tc>
+        <w:tc>
+          <w:tcPr>
+            <w:tcW w:w="1300" w:type="dxa"/>
+          </w:tcPr>
+          <w:p>
+            <w:pPr>
+              <w:spacing w:line="240" w:lineRule="auto"/>
+            </w:pPr>
+            <w:r>
+              <w:rPr>
+                <w:sz w:val="20"/>
+              </w:rPr>
+              <w:t>Đã kiến nghị mã hóa payload bằng Keystore</w:t>
+            </w:r>
+          </w:p>
+        </w:tc>
+      </w:tr>
+      <w:tr>
+        <w:tc>
+          <w:tcPr>
+            <w:tcW w:w="1400" w:type="dxa"/>
+          </w:tcPr>
+          <w:p>
+            <w:pPr>
+              <w:spacing w:line="240" w:lineRule="auto"/>
+            </w:pPr>
+            <w:r>
+              <w:rPr>
+                <w:sz w:val="20"/>
+              </w:rPr>
+              <w:t>VULN-SEC-04</w:t>
+            </w:r>
+          </w:p>
+        </w:tc>
+        <w:tc>
+          <w:tcPr>
+            <w:tcW w:w="1800" w:type="dxa"/>
+          </w:tcPr>
+          <w:p>
+            <w:pPr>
+              <w:spacing w:line="240" w:lineRule="auto"/>
+            </w:pPr>
+            <w:r>
+              <w:rPr>
+                <w:sz w:val="20"/>
+              </w:rPr>
+              <w:t>Kiểm thử Bảo mật (Mục 6.1)</w:t>
+            </w:r>
+          </w:p>
+        </w:tc>
+        <w:tc>
+          <w:tcPr>
+            <w:tcW w:w="1100" w:type="dxa"/>
+          </w:tcPr>
+          <w:p>
+            <w:pPr>
+              <w:spacing w:line="240" w:lineRule="auto"/>
+            </w:pPr>
+            <w:r>
+              <w:rPr>
+                <w:sz w:val="20"/>
+              </w:rPr>
+              <w:t>Low (CVSS 3.8)</w:t>
+            </w:r>
+          </w:p>
+        </w:tc>
+        <w:tc>
+          <w:tcPr>
+            <w:tcW w:w="3600" w:type="dxa"/>
+          </w:tcPr>
+          <w:p>
+            <w:pPr>
+              <w:spacing w:line="240" w:lineRule="auto"/>
+            </w:pPr>
+            <w:r>
+              <w:rPr>
+                <w:sz w:val="20"/>
+              </w:rPr>
+              <w:t>Bật android:allowBackup="true" trong Manifest cho phép backup dữ liệu qua ADB</w:t>
+            </w:r>
+          </w:p>
+        </w:tc>
+        <w:tc>
+          <w:tcPr>
+            <w:tcW w:w="1300" w:type="dxa"/>
+          </w:tcPr>
+          <w:p>
+            <w:pPr>
+              <w:spacing w:line="240" w:lineRule="auto"/>
+            </w:pPr>
+            <w:r>
+              <w:rPr>
+                <w:sz w:val="20"/>
+              </w:rPr>
+              <w:t>Đã kiến nghị đặt allowBackup="false"</w:t>
+            </w:r>
+          </w:p>
+        </w:tc>
+      </w:tr>
+      <w:tr>
+        <w:tc>
+          <w:tcPr>
+            <w:tcW w:w="1400" w:type="dxa"/>
+          </w:tcPr>
+          <w:p>
+            <w:pPr>
+              <w:spacing w:line="240" w:lineRule="auto"/>
+            </w:pPr>
+            <w:r>
+              <w:rPr>
+                <w:sz w:val="20"/>
+              </w:rPr>
+              <w:t>MUT-GAP-01</w:t>
+            </w:r>
+          </w:p>
+        </w:tc>
+        <w:tc>
+          <w:tcPr>
+            <w:tcW w:w="1800" w:type="dxa"/>
+          </w:tcPr>
+          <w:p>
+            <w:pPr>
+              <w:spacing w:line="240" w:lineRule="auto"/>
+            </w:pPr>
+            <w:r>
+              <w:rPr>
+                <w:sz w:val="20"/>
+              </w:rPr>
+              <w:t>Kiểm thử Đột biến (Mục 6.2)</w:t>
+            </w:r>
+          </w:p>
+        </w:tc>
+        <w:tc>
+          <w:tcPr>
+            <w:tcW w:w="1100" w:type="dxa"/>
+          </w:tcPr>
+          <w:p>
+            <w:pPr>
+              <w:spacing w:line="240" w:lineRule="auto"/>
+            </w:pPr>
+            <w:r>
+              <w:rPr>
+                <w:sz w:val="20"/>
+              </w:rPr>
+              <w:t>Medium</w:t>
+            </w:r>
+          </w:p>
+        </w:tc>
+        <w:tc>
+          <w:tcPr>
+            <w:tcW w:w="3600" w:type="dxa"/>
+          </w:tcPr>
+          <w:p>
+            <w:pPr>
+              <w:spacing w:line="240" w:lineRule="auto"/>
+            </w:pPr>
+            <w:r>
+              <w:rPr>
+                <w:sz w:val="20"/>
+              </w:rPr>
+              <w:t>Bộ unit test Auth không assert thuộc tính authProvider.isAuthenticated</w:t>
+            </w:r>
+          </w:p>
+        </w:tc>
+        <w:tc>
+          <w:tcPr>
+            <w:tcW w:w="1300" w:type="dxa"/>
+          </w:tcPr>
+          <w:p>
+            <w:pPr>
+              <w:spacing w:line="240" w:lineRule="auto"/>
+            </w:pPr>
+            <w:r>
+              <w:rPr>
+                <w:sz w:val="20"/>
+              </w:rPr>
+              <w:t>Đã bổ sung assert vào bộ test</w:t>
+            </w:r>
+          </w:p>
+        </w:tc>
+      </w:tr>
+      <w:tr>
+        <w:tc>
+          <w:tcPr>
+            <w:tcW w:w="1400" w:type="dxa"/>
+          </w:tcPr>
+          <w:p>
+            <w:pPr>
+              <w:spacing w:line="240" w:lineRule="auto"/>
+            </w:pPr>
+            <w:r>
+              <w:rPr>
+                <w:sz w:val="20"/>
+              </w:rPr>
+              <w:t>MUT-GAP-02</w:t>
+            </w:r>
+          </w:p>
+        </w:tc>
+        <w:tc>
+          <w:tcPr>
+            <w:tcW w:w="1800" w:type="dxa"/>
+          </w:tcPr>
+          <w:p>
+            <w:pPr>
+              <w:spacing w:line="240" w:lineRule="auto"/>
+            </w:pPr>
+            <w:r>
+              <w:rPr>
+                <w:sz w:val="20"/>
+              </w:rPr>
+              <w:t>Kiểm thử Đột biến (Mục 6.2)</w:t>
+            </w:r>
+          </w:p>
+        </w:tc>
+        <w:tc>
+          <w:tcPr>
+            <w:tcW w:w="1100" w:type="dxa"/>
+          </w:tcPr>
+          <w:p>
+            <w:pPr>
+              <w:spacing w:line="240" w:lineRule="auto"/>
+            </w:pPr>
+            <w:r>
+              <w:rPr>
+                <w:sz w:val="20"/>
+              </w:rPr>
+              <w:t>Low</w:t>
+            </w:r>
+          </w:p>
+        </w:tc>
+        <w:tc>
+          <w:tcPr>
+            <w:tcW w:w="3600" w:type="dxa"/>
+          </w:tcPr>
+          <w:p>
+            <w:pPr>
+              <w:spacing w:line="240" w:lineRule="auto"/>
+            </w:pPr>
+            <w:r>
+              <w:rPr>
+                <w:sz w:val="20"/>
+              </w:rPr>
+              <w:t>Bộ unit test Thùng rác bỏ sót kiểm thử giá trị biên chính xác 7 ngày (Boundary Gap)</w:t>
+            </w:r>
+          </w:p>
+        </w:tc>
+        <w:tc>
+          <w:tcPr>
+            <w:tcW w:w="1300" w:type="dxa"/>
+          </w:tcPr>
+          <w:p>
+            <w:pPr>
+              <w:spacing w:line="240" w:lineRule="auto"/>
+            </w:pPr>
+            <w:r>
+              <w:rPr>
+                <w:sz w:val="20"/>
+              </w:rPr>
+              <w:t>Đã bổ sung test case mốc 7 ngày</w:t>
+            </w:r>
+          </w:p>
+        </w:tc>
+      </w:tr>
+      <w:tr>
+        <w:tc>
+          <w:tcPr>
+            <w:tcW w:w="1400" w:type="dxa"/>
+          </w:tcPr>
+          <w:p>
+            <w:pPr>
+              <w:spacing w:line="240" w:lineRule="auto"/>
+            </w:pPr>
+            <w:r>
+              <w:rPr>
+                <w:sz w:val="20"/>
+              </w:rPr>
+              <w:t>BUG-PERF-01</w:t>
+            </w:r>
+          </w:p>
+        </w:tc>
+        <w:tc>
+          <w:tcPr>
+            <w:tcW w:w="1800" w:type="dxa"/>
+          </w:tcPr>
+          <w:p>
+            <w:pPr>
+              <w:spacing w:line="240" w:lineRule="auto"/>
+            </w:pPr>
+            <w:r>
+              <w:rPr>
+                <w:sz w:val="20"/>
+              </w:rPr>
+              <w:t>Kiểm thử Hiệu năng (Mục 6.3)</w:t>
+            </w:r>
+          </w:p>
+        </w:tc>
+        <w:tc>
+          <w:tcPr>
+            <w:tcW w:w="1100" w:type="dxa"/>
+          </w:tcPr>
+          <w:p>
+            <w:pPr>
+              <w:spacing w:line="240" w:lineRule="auto"/>
+            </w:pPr>
+            <w:r>
+              <w:rPr>
+                <w:sz w:val="20"/>
+              </w:rPr>
+              <w:t>Medium</w:t>
+            </w:r>
+          </w:p>
+        </w:tc>
+        <w:tc>
+          <w:tcPr>
+            <w:tcW w:w="3600" w:type="dxa"/>
+          </w:tcPr>
+          <w:p>
+            <w:pPr>
+              <w:spacing w:line="240" w:lineRule="auto"/>
+            </w:pPr>
+            <w:r>
+              <w:rPr>
+                <w:sz w:val="20"/>
+              </w:rPr>
+              <w:t>Tìm kiếm SQL LIKE không khớp chữ hoa tiếng Việt có dấu do giới hạn hàm LOWER() của SQLite</w:t>
+            </w:r>
+          </w:p>
+        </w:tc>
+        <w:tc>
+          <w:tcPr>
+            <w:tcW w:w="1300" w:type="dxa"/>
+          </w:tcPr>
+          <w:p>
+            <w:pPr>
+              <w:spacing w:line="240" w:lineRule="auto"/>
+            </w:pPr>
+            <w:r>
+              <w:rPr>
+                <w:sz w:val="20"/>
+              </w:rPr>
+              <w:t>Đã kiến nghị toLowerCase() trước khi truy vấn</w:t>
+            </w:r>
+          </w:p>
+        </w:tc>
+      </w:tr>
+    </w:tbl>
     <w:p>
       <w:pPr>
         <w:pStyle w:val="Heading2"/>
@@ -8762,7 +14807,7 @@
 </w:document>
 </file>
 
-<file path=word/endnotes.xml><?xml version="1.0" encoding="utf-8"?>
+<file path=word\endnotes.xml><?xml version="1.0" encoding="utf-8"?>
 <w:endnotes xmlns:wpc="http://schemas.microsoft.com/office/word/2010/wordprocessingCanvas" xmlns:cx="http://schemas.microsoft.com/office/drawing/2014/chartex" xmlns:cx1="http://schemas.microsoft.com/office/drawing/2015/9/8/chartex" xmlns:cx2="http://schemas.microsoft.com/office/drawing/2015/10/21/chartex" xmlns:cx3="http://schemas.microsoft.com/office/drawing/2016/5/9/chartex" xmlns:cx4="http://schemas.microsoft.com/office/drawing/2016/5/10/chartex" xmlns:cx5="http://schemas.microsoft.com/office/drawing/2016/5/11/chartex" xmlns:cx6="http://schemas.microsoft.com/office/drawing/2016/5/12/chartex" xmlns:cx7="http://schemas.microsoft.com/office/drawing/2016/5/13/chartex" xmlns:cx8="http://schemas.microsoft.com/office/drawing/2016/5/14/chartex" xmlns:mc="http://schemas.openxmlformats.org/markup-compatibility/2006" xmlns:aink="http://schemas.microsoft.com/office/drawing/2016/ink" xmlns:am3d="http://schemas.microsoft.com/office/drawing/2017/model3d" xmlns:o="urn:schemas-microsoft-com:office:office" xmlns:oel="http://schemas.microsoft.com/office/2019/extlst" xmlns:r="http://schemas.openxmlformats.org/officeDocument/2006/relationships" xmlns:m="http://schemas.openxmlformats.org/officeDocument/2006/math" xmlns:v="urn:schemas-microsoft-com:vml" xmlns:wp14="http://schemas.microsoft.com/office/word/2010/wordprocessingDrawing" xmlns:wp="http://schemas.openxmlformats.org/drawingml/2006/wordprocessingDrawing" xmlns:w10="urn:schemas-microsoft-com:office:word" xmlns:w="http://schemas.openxmlformats.org/wordprocessingml/2006/main" xmlns:w14="http://schemas.microsoft.com/office/word/2010/wordml" xmlns:w15="http://schemas.microsoft.com/office/word/2012/wordml" xmlns:w16cex="http://schemas.microsoft.com/office/word/2018/wordml/cex" xmlns:w16cid="http://schemas.microsoft.com/office/word/2016/wordml/cid" xmlns:w16="http://schemas.microsoft.com/office/word/2018/wordml" xmlns:w16du="http://schemas.microsoft.com/office/word/2023/wordml/word16du" xmlns:w16sdtdh="http://schemas.microsoft.com/office/word/2020/wordml/sdtdatahash" xmlns:w16sdtfl="http://schemas.microsoft.com/office/word/2024/wordml/sdtformatlock" xmlns:w16se="http://schemas.microsoft.com/office/word/2015/wordml/symex" xmlns:wpg="http://schemas.microsoft.com/office/word/2010/wordprocessingGroup" xmlns:wpi="http://schemas.microsoft.com/office/word/2010/wordprocessingInk" xmlns:wne="http://schemas.microsoft.com/office/word/2006/wordml" xmlns:wps="http://schemas.microsoft.com/office/word/2010/wordprocessingShape" mc:Ignorable="w14 w15 w16se w16cid w16 w16cex w16sdtdh w16sdtfl w16du wp14">
   <w:endnote w:type="separator" w:id="-1">
     <w:p>
@@ -8787,7 +14832,71 @@
 </w:endnotes>
 </file>
 
-<file path=word/footer1.xml><?xml version="1.0" encoding="utf-8"?>
+<file path=word\fontTable.xml><?xml version="1.0" encoding="utf-8"?>
+<w:fonts xmlns:mc="http://schemas.openxmlformats.org/markup-compatibility/2006" xmlns:r="http://schemas.openxmlformats.org/officeDocument/2006/relationships" xmlns:w="http://schemas.openxmlformats.org/wordprocessingml/2006/main" xmlns:w14="http://schemas.microsoft.com/office/word/2010/wordml" xmlns:w15="http://schemas.microsoft.com/office/word/2012/wordml" xmlns:w16cex="http://schemas.microsoft.com/office/word/2018/wordml/cex" xmlns:w16cid="http://schemas.microsoft.com/office/word/2016/wordml/cid" xmlns:w16="http://schemas.microsoft.com/office/word/2018/wordml" xmlns:w16du="http://schemas.microsoft.com/office/word/2023/wordml/word16du" xmlns:w16sdtdh="http://schemas.microsoft.com/office/word/2020/wordml/sdtdatahash" xmlns:w16sdtfl="http://schemas.microsoft.com/office/word/2024/wordml/sdtformatlock" xmlns:w16se="http://schemas.microsoft.com/office/word/2015/wordml/symex" mc:Ignorable="w14 w15 w16se w16cid w16 w16cex w16sdtdh w16sdtfl w16du">
+  <w:font w:name="Symbol">
+    <w:panose1 w:val="05050102010706020507"/>
+    <w:charset w:val="02"/>
+    <w:family w:val="roman"/>
+    <w:pitch w:val="variable"/>
+    <w:sig w:usb0="00000000" w:usb1="10000000" w:usb2="00000000" w:usb3="00000000" w:csb0="80000000" w:csb1="00000000"/>
+  </w:font>
+  <w:font w:name="Times New Roman">
+    <w:panose1 w:val="02020603050405020304"/>
+    <w:charset w:val="00"/>
+    <w:family w:val="roman"/>
+    <w:pitch w:val="variable"/>
+    <w:sig w:usb0="E0002EFF" w:usb1="C000785B" w:usb2="00000009" w:usb3="00000000" w:csb0="000001FF" w:csb1="00000000"/>
+  </w:font>
+  <w:font w:name="Courier New">
+    <w:panose1 w:val="02070309020205020404"/>
+    <w:charset w:val="A3"/>
+    <w:family w:val="modern"/>
+    <w:pitch w:val="fixed"/>
+    <w:sig w:usb0="E0002EFF" w:usb1="C0007843" w:usb2="00000009" w:usb3="00000000" w:csb0="000001FF" w:csb1="00000000"/>
+  </w:font>
+  <w:font w:name="Wingdings">
+    <w:panose1 w:val="05000000000000000000"/>
+    <w:charset w:val="02"/>
+    <w:family w:val="auto"/>
+    <w:pitch w:val="variable"/>
+    <w:sig w:usb0="00000000" w:usb1="10000000" w:usb2="00000000" w:usb3="00000000" w:csb0="80000000" w:csb1="00000000"/>
+  </w:font>
+  <w:font w:name="Noto Sans Symbols">
+    <w:charset w:val="00"/>
+    <w:family w:val="auto"/>
+    <w:pitch w:val="default"/>
+    <w:embedRegular r:id="rId1" w:fontKey="{DC47C101-973D-4013-943A-459959F8B2EA}"/>
+  </w:font>
+  <w:font w:name="Cambria">
+    <w:panose1 w:val="02040503050406030204"/>
+    <w:charset w:val="00"/>
+    <w:family w:val="roman"/>
+    <w:pitch w:val="variable"/>
+    <w:sig w:usb0="E00006FF" w:usb1="420024FF" w:usb2="02000000" w:usb3="00000000" w:csb0="0000019F" w:csb1="00000000"/>
+    <w:embedRegular r:id="rId2" w:fontKey="{AFC98341-9C95-4045-9788-1EE8107F33C0}"/>
+  </w:font>
+  <w:font w:name="Calibri">
+    <w:panose1 w:val="020F0502020204030204"/>
+    <w:charset w:val="00"/>
+    <w:family w:val="swiss"/>
+    <w:pitch w:val="variable"/>
+    <w:sig w:usb0="E4002EFF" w:usb1="C200247B" w:usb2="00000009" w:usb3="00000000" w:csb0="000001FF" w:csb1="00000000"/>
+    <w:embedRegular r:id="rId3" w:fontKey="{55F0D300-9401-4148-BDAD-EE7C3EE426CA}"/>
+    <w:embedItalic r:id="rId4" w:fontKey="{F98F0DA8-B84C-4030-B2BD-96C94728A18A}"/>
+  </w:font>
+  <w:font w:name="Georgia">
+    <w:panose1 w:val="02040502050405020303"/>
+    <w:charset w:val="00"/>
+    <w:family w:val="roman"/>
+    <w:pitch w:val="variable"/>
+    <w:sig w:usb0="00000287" w:usb1="00000000" w:usb2="00000000" w:usb3="00000000" w:csb0="0000009F" w:csb1="00000000"/>
+    <w:embedItalic r:id="rId5" w:fontKey="{6CB34147-C7D7-4549-A69C-5EBBA525C954}"/>
+  </w:font>
+</w:fonts>
+</file>
+
+<file path=word\footer1.xml><?xml version="1.0" encoding="utf-8"?>
 <w:ftr xmlns:wpc="http://schemas.microsoft.com/office/word/2010/wordprocessingCanvas" xmlns:cx="http://schemas.microsoft.com/office/drawing/2014/chartex" xmlns:cx1="http://schemas.microsoft.com/office/drawing/2015/9/8/chartex" xmlns:cx2="http://schemas.microsoft.com/office/drawing/2015/10/21/chartex" xmlns:cx3="http://schemas.microsoft.com/office/drawing/2016/5/9/chartex" xmlns:cx4="http://schemas.microsoft.com/office/drawing/2016/5/10/chartex" xmlns:cx5="http://schemas.microsoft.com/office/drawing/2016/5/11/chartex" xmlns:cx6="http://schemas.microsoft.com/office/drawing/2016/5/12/chartex" xmlns:cx7="http://schemas.microsoft.com/office/drawing/2016/5/13/chartex" xmlns:cx8="http://schemas.microsoft.com/office/drawing/2016/5/14/chartex" xmlns:mc="http://schemas.openxmlformats.org/markup-compatibility/2006" xmlns:aink="http://schemas.microsoft.com/office/drawing/2016/ink" xmlns:am3d="http://schemas.microsoft.com/office/drawing/2017/model3d" xmlns:o="urn:schemas-microsoft-com:office:office" xmlns:oel="http://schemas.microsoft.com/office/2019/extlst" xmlns:r="http://schemas.openxmlformats.org/officeDocument/2006/relationships" xmlns:m="http://schemas.openxmlformats.org/officeDocument/2006/math" xmlns:v="urn:schemas-microsoft-com:vml" xmlns:wp14="http://schemas.microsoft.com/office/word/2010/wordprocessingDrawing" xmlns:wp="http://schemas.openxmlformats.org/drawingml/2006/wordprocessingDrawing" xmlns:w10="urn:schemas-microsoft-com:office:word" xmlns:w="http://schemas.openxmlformats.org/wordprocessingml/2006/main" xmlns:w14="http://schemas.microsoft.com/office/word/2010/wordml" xmlns:w15="http://schemas.microsoft.com/office/word/2012/wordml" xmlns:w16cex="http://schemas.microsoft.com/office/word/2018/wordml/cex" xmlns:w16cid="http://schemas.microsoft.com/office/word/2016/wordml/cid" xmlns:w16="http://schemas.microsoft.com/office/word/2018/wordml" xmlns:w16du="http://schemas.microsoft.com/office/word/2023/wordml/word16du" xmlns:w16sdtdh="http://schemas.microsoft.com/office/word/2020/wordml/sdtdatahash" xmlns:w16sdtfl="http://schemas.microsoft.com/office/word/2024/wordml/sdtformatlock" xmlns:w16se="http://schemas.microsoft.com/office/word/2015/wordml/symex" xmlns:wpg="http://schemas.microsoft.com/office/word/2010/wordprocessingGroup" xmlns:wpi="http://schemas.microsoft.com/office/word/2010/wordprocessingInk" xmlns:wne="http://schemas.microsoft.com/office/word/2006/wordml" xmlns:wps="http://schemas.microsoft.com/office/word/2010/wordprocessingShape" mc:Ignorable="w14 w15 w16se w16cid w16 w16cex w16sdtdh w16sdtfl w16du wp14">
   <w:p>
     <w:pPr>
@@ -8862,7 +14971,7 @@
 </w:ftr>
 </file>
 
-<file path=word/footnotes.xml><?xml version="1.0" encoding="utf-8"?>
+<file path=word\footnotes.xml><?xml version="1.0" encoding="utf-8"?>
 <w:footnotes xmlns:wpc="http://schemas.microsoft.com/office/word/2010/wordprocessingCanvas" xmlns:cx="http://schemas.microsoft.com/office/drawing/2014/chartex" xmlns:cx1="http://schemas.microsoft.com/office/drawing/2015/9/8/chartex" xmlns:cx2="http://schemas.microsoft.com/office/drawing/2015/10/21/chartex" xmlns:cx3="http://schemas.microsoft.com/office/drawing/2016/5/9/chartex" xmlns:cx4="http://schemas.microsoft.com/office/drawing/2016/5/10/chartex" xmlns:cx5="http://schemas.microsoft.com/office/drawing/2016/5/11/chartex" xmlns:cx6="http://schemas.microsoft.com/office/drawing/2016/5/12/chartex" xmlns:cx7="http://schemas.microsoft.com/office/drawing/2016/5/13/chartex" xmlns:cx8="http://schemas.microsoft.com/office/drawing/2016/5/14/chartex" xmlns:mc="http://schemas.openxmlformats.org/markup-compatibility/2006" xmlns:aink="http://schemas.microsoft.com/office/drawing/2016/ink" xmlns:am3d="http://schemas.microsoft.com/office/drawing/2017/model3d" xmlns:o="urn:schemas-microsoft-com:office:office" xmlns:oel="http://schemas.microsoft.com/office/2019/extlst" xmlns:r="http://schemas.openxmlformats.org/officeDocument/2006/relationships" xmlns:m="http://schemas.openxmlformats.org/officeDocument/2006/math" xmlns:v="urn:schemas-microsoft-com:vml" xmlns:wp14="http://schemas.microsoft.com/office/word/2010/wordprocessingDrawing" xmlns:wp="http://schemas.openxmlformats.org/drawingml/2006/wordprocessingDrawing" xmlns:w10="urn:schemas-microsoft-com:office:word" xmlns:w="http://schemas.openxmlformats.org/wordprocessingml/2006/main" xmlns:w14="http://schemas.microsoft.com/office/word/2010/wordml" xmlns:w15="http://schemas.microsoft.com/office/word/2012/wordml" xmlns:w16cex="http://schemas.microsoft.com/office/word/2018/wordml/cex" xmlns:w16cid="http://schemas.microsoft.com/office/word/2016/wordml/cid" xmlns:w16="http://schemas.microsoft.com/office/word/2018/wordml" xmlns:w16du="http://schemas.microsoft.com/office/word/2023/wordml/word16du" xmlns:w16sdtdh="http://schemas.microsoft.com/office/word/2020/wordml/sdtdatahash" xmlns:w16sdtfl="http://schemas.microsoft.com/office/word/2024/wordml/sdtformatlock" xmlns:w16se="http://schemas.microsoft.com/office/word/2015/wordml/symex" xmlns:wpg="http://schemas.microsoft.com/office/word/2010/wordprocessingGroup" xmlns:wpi="http://schemas.microsoft.com/office/word/2010/wordprocessingInk" xmlns:wne="http://schemas.microsoft.com/office/word/2006/wordml" xmlns:wps="http://schemas.microsoft.com/office/word/2010/wordprocessingShape" mc:Ignorable="w14 w15 w16se w16cid w16 w16cex w16sdtdh w16sdtfl w16du wp14">
   <w:footnote w:type="separator" w:id="-1">
     <w:p>
@@ -8887,7 +14996,7 @@
 </w:footnotes>
 </file>
 
-<file path=word/numbering.xml><?xml version="1.0" encoding="utf-8"?>
+<file path=word\numbering.xml><?xml version="1.0" encoding="utf-8"?>
 <w:numbering xmlns:wpc="http://schemas.microsoft.com/office/word/2010/wordprocessingCanvas" xmlns:cx="http://schemas.microsoft.com/office/drawing/2014/chartex" xmlns:cx1="http://schemas.microsoft.com/office/drawing/2015/9/8/chartex" xmlns:cx2="http://schemas.microsoft.com/office/drawing/2015/10/21/chartex" xmlns:cx3="http://schemas.microsoft.com/office/drawing/2016/5/9/chartex" xmlns:cx4="http://schemas.microsoft.com/office/drawing/2016/5/10/chartex" xmlns:cx5="http://schemas.microsoft.com/office/drawing/2016/5/11/chartex" xmlns:cx6="http://schemas.microsoft.com/office/drawing/2016/5/12/chartex" xmlns:cx7="http://schemas.microsoft.com/office/drawing/2016/5/13/chartex" xmlns:cx8="http://schemas.microsoft.com/office/drawing/2016/5/14/chartex" xmlns:mc="http://schemas.openxmlformats.org/markup-compatibility/2006" xmlns:aink="http://schemas.microsoft.com/office/drawing/2016/ink" xmlns:am3d="http://schemas.microsoft.com/office/drawing/2017/model3d" xmlns:o="urn:schemas-microsoft-com:office:office" xmlns:oel="http://schemas.microsoft.com/office/2019/extlst" xmlns:r="http://schemas.openxmlformats.org/officeDocument/2006/relationships" xmlns:m="http://schemas.openxmlformats.org/officeDocument/2006/math" xmlns:v="urn:schemas-microsoft-com:vml" xmlns:wp14="http://schemas.microsoft.com/office/word/2010/wordprocessingDrawing" xmlns:wp="http://schemas.openxmlformats.org/drawingml/2006/wordprocessingDrawing" xmlns:w10="urn:schemas-microsoft-com:office:word" xmlns:w="http://schemas.openxmlformats.org/wordprocessingml/2006/main" xmlns:w14="http://schemas.microsoft.com/office/word/2010/wordml" xmlns:w15="http://schemas.microsoft.com/office/word/2012/wordml" xmlns:w16cex="http://schemas.microsoft.com/office/word/2018/wordml/cex" xmlns:w16cid="http://schemas.microsoft.com/office/word/2016/wordml/cid" xmlns:w16="http://schemas.microsoft.com/office/word/2018/wordml" xmlns:w16du="http://schemas.microsoft.com/office/word/2023/wordml/word16du" xmlns:w16sdtdh="http://schemas.microsoft.com/office/word/2020/wordml/sdtdatahash" xmlns:w16sdtfl="http://schemas.microsoft.com/office/word/2024/wordml/sdtformatlock" xmlns:w16se="http://schemas.microsoft.com/office/word/2015/wordml/symex" xmlns:wpg="http://schemas.microsoft.com/office/word/2010/wordprocessingGroup" xmlns:wpi="http://schemas.microsoft.com/office/word/2010/wordprocessingInk" xmlns:wne="http://schemas.microsoft.com/office/word/2006/wordml" xmlns:wps="http://schemas.microsoft.com/office/word/2010/wordprocessingShape" mc:Ignorable="w14 w15 w16se w16cid w16 w16cex w16sdtdh w16sdtfl w16du wp14">
   <w:abstractNum w:abstractNumId="0" w15:restartNumberingAfterBreak="0">
     <w:nsid w:val="0121706D"/>
@@ -15156,7 +21265,81 @@
 </w:numbering>
 </file>
 
-<file path=word/styles.xml><?xml version="1.0" encoding="utf-8"?>
+<file path=word\settings.xml><?xml version="1.0" encoding="utf-8"?>
+<w:settings xmlns:mc="http://schemas.openxmlformats.org/markup-compatibility/2006" xmlns:o="urn:schemas-microsoft-com:office:office" xmlns:r="http://schemas.openxmlformats.org/officeDocument/2006/relationships" xmlns:m="http://schemas.openxmlformats.org/officeDocument/2006/math" xmlns:v="urn:schemas-microsoft-com:vml" xmlns:w10="urn:schemas-microsoft-com:office:word" xmlns:w="http://schemas.openxmlformats.org/wordprocessingml/2006/main" xmlns:w14="http://schemas.microsoft.com/office/word/2010/wordml" xmlns:w15="http://schemas.microsoft.com/office/word/2012/wordml" xmlns:w16cex="http://schemas.microsoft.com/office/word/2018/wordml/cex" xmlns:w16cid="http://schemas.microsoft.com/office/word/2016/wordml/cid" xmlns:w16="http://schemas.microsoft.com/office/word/2018/wordml" xmlns:w16du="http://schemas.microsoft.com/office/word/2023/wordml/word16du" xmlns:w16sdtdh="http://schemas.microsoft.com/office/word/2020/wordml/sdtdatahash" xmlns:w16sdtfl="http://schemas.microsoft.com/office/word/2024/wordml/sdtformatlock" xmlns:w16se="http://schemas.microsoft.com/office/word/2015/wordml/symex" xmlns:sl="http://schemas.openxmlformats.org/schemaLibrary/2006/main" mc:Ignorable="w14 w15 w16se w16cid w16 w16cex w16sdtdh w16sdtfl w16du">
+  <w:zoom w:percent="100"/>
+  <w:embedTrueTypeFonts/>
+  <w:defaultTabStop w:val="720"/>
+  <w:characterSpacingControl w:val="doNotCompress"/>
+  <w:footnotePr>
+    <w:footnote w:id="-1"/>
+    <w:footnote w:id="0"/>
+  </w:footnotePr>
+  <w:endnotePr>
+    <w:endnote w:id="-1"/>
+    <w:endnote w:id="0"/>
+  </w:endnotePr>
+  <w:compat>
+    <w:compatSetting w:name="compatibilityMode" w:uri="http://schemas.microsoft.com/office/word" w:val="15"/>
+    <w:compatSetting w:name="overrideTableStyleFontSizeAndJustification" w:uri="http://schemas.microsoft.com/office/word" w:val="1"/>
+    <w:compatSetting w:name="enableOpenTypeFeatures" w:uri="http://schemas.microsoft.com/office/word" w:val="1"/>
+    <w:compatSetting w:name="doNotFlipMirrorIndents" w:uri="http://schemas.microsoft.com/office/word" w:val="1"/>
+    <w:compatSetting w:name="differentiateMultirowTableHeaders" w:uri="http://schemas.microsoft.com/office/word" w:val="1"/>
+    <w:compatSetting w:name="useWord2013TrackBottomHyphenation" w:uri="http://schemas.microsoft.com/office/word" w:val="1"/>
+  </w:compat>
+  <w:rsids>
+    <w:rsidRoot w:val="009279F2"/>
+    <w:rsid w:val="00116CD7"/>
+    <w:rsid w:val="002628D5"/>
+    <w:rsid w:val="002A21DA"/>
+    <w:rsid w:val="0040606E"/>
+    <w:rsid w:val="004639C8"/>
+    <w:rsid w:val="004B0D95"/>
+    <w:rsid w:val="00592B08"/>
+    <w:rsid w:val="005A4932"/>
+    <w:rsid w:val="00702B5F"/>
+    <w:rsid w:val="00904475"/>
+    <w:rsid w:val="009279F2"/>
+    <w:rsid w:val="009D535E"/>
+    <w:rsid w:val="00A17B74"/>
+    <w:rsid w:val="00A42594"/>
+    <w:rsid w:val="00A870F0"/>
+    <w:rsid w:val="00BA1158"/>
+    <w:rsid w:val="00BC7C27"/>
+    <w:rsid w:val="00BF22FD"/>
+    <w:rsid w:val="00D2310C"/>
+    <w:rsid w:val="00DC05D3"/>
+    <w:rsid w:val="00EB71EF"/>
+  </w:rsids>
+  <m:mathPr>
+    <m:mathFont m:val="Cambria Math"/>
+    <m:brkBin m:val="before"/>
+    <m:brkBinSub m:val="--"/>
+    <m:smallFrac m:val="0"/>
+    <m:dispDef/>
+    <m:lMargin m:val="0"/>
+    <m:rMargin m:val="0"/>
+    <m:defJc m:val="centerGroup"/>
+    <m:wrapIndent m:val="1440"/>
+    <m:intLim m:val="subSup"/>
+    <m:naryLim m:val="undOvr"/>
+  </m:mathPr>
+  <w:themeFontLang w:val="en-US"/>
+  <w:clrSchemeMapping w:bg1="light1" w:t1="dark1" w:bg2="light2" w:t2="dark2" w:accent1="accent1" w:accent2="accent2" w:accent3="accent3" w:accent4="accent4" w:accent5="accent5" w:accent6="accent6" w:hyperlink="hyperlink" w:followedHyperlink="followedHyperlink"/>
+  <w:shapeDefaults>
+    <o:shapedefaults v:ext="edit" spidmax="1026"/>
+    <o:shapelayout v:ext="edit">
+      <o:idmap v:ext="edit" data="1"/>
+    </o:shapelayout>
+  </w:shapeDefaults>
+  <w:decimalSymbol w:val="."/>
+  <w:listSeparator w:val=","/>
+  <w14:docId w14:val="098566C1"/>
+  <w15:docId w15:val="{D735E7CF-66CF-4B62-999C-1ECBA772911A}"/>
+</w:settings>
+</file>
+
+<file path=word\styles.xml><?xml version="1.0" encoding="utf-8"?>
 <w:styles xmlns:mc="http://schemas.openxmlformats.org/markup-compatibility/2006" xmlns:r="http://schemas.openxmlformats.org/officeDocument/2006/relationships" xmlns:w="http://schemas.openxmlformats.org/wordprocessingml/2006/main" xmlns:w14="http://schemas.microsoft.com/office/word/2010/wordml" xmlns:w15="http://schemas.microsoft.com/office/word/2012/wordml" xmlns:w16cex="http://schemas.microsoft.com/office/word/2018/wordml/cex" xmlns:w16cid="http://schemas.microsoft.com/office/word/2016/wordml/cid" xmlns:w16="http://schemas.microsoft.com/office/word/2018/wordml" xmlns:w16du="http://schemas.microsoft.com/office/word/2023/wordml/word16du" xmlns:w16sdtdh="http://schemas.microsoft.com/office/word/2020/wordml/sdtdatahash" xmlns:w16sdtfl="http://schemas.microsoft.com/office/word/2024/wordml/sdtformatlock" xmlns:w16se="http://schemas.microsoft.com/office/word/2015/wordml/symex" mc:Ignorable="w14 w15 w16se w16cid w16 w16cex w16sdtdh w16sdtfl w16du">
   <w:docDefaults>
     <w:rPrDefault>
@@ -15822,7 +22005,7 @@
 </w:styles>
 </file>
 
-<file path=word/theme/theme1.xml><?xml version="1.0" encoding="utf-8"?>
+<file path=word\theme\theme1.xml><?xml version="1.0" encoding="utf-8"?>
 <a:theme xmlns:a="http://schemas.openxmlformats.org/drawingml/2006/main" name="Office Theme">
   <a:themeElements>
     <a:clrScheme name="Office">
@@ -16142,17 +22325,6 @@
 </a:theme>
 </file>
 
-<file path=customXml/item1.xml><?xml version="1.0" encoding="utf-8"?>
-<go:gDocsCustomXmlDataStorage xmlns:go="http://customooxmlschemas.google.com/" xmlns:r="http://schemas.openxmlformats.org/officeDocument/2006/relationships" uri="GoogleDocsCustomDataVersion2">
-  <go:docsCustomData xmlns:go="http://customooxmlschemas.google.com/" roundtripDataSignature="AMtx7mijFV+qwtQaFI4bNUaf6qH7okV8BQ==">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</go:docsCustomData>
-</go:gDocsCustomXmlDataStorage>
-</file>
-
-<file path=customXml/itemProps1.xml><?xml version="1.0" encoding="utf-8"?>
-<ds:datastoreItem xmlns:ds="http://schemas.openxmlformats.org/officeDocument/2006/customXml" ds:itemID="{11111111-1234-1234-1234-123412341234}">
-  <ds:schemaRefs>
-    <ds:schemaRef ds:uri="http://customooxmlschemas.google.com/"/>
-    <ds:schemaRef ds:uri="http://schemas.openxmlformats.org/officeDocument/2006/relationships"/>
-  </ds:schemaRefs>
-</ds:datastoreItem>
+<file path=word\webSettings.xml><?xml version="1.0" encoding="utf-8"?>
+<w:webSettings xmlns:mc="http://schemas.openxmlformats.org/markup-compatibility/2006" xmlns:r="http://schemas.openxmlformats.org/officeDocument/2006/relationships" xmlns:w="http://schemas.openxmlformats.org/wordprocessingml/2006/main" xmlns:w14="http://schemas.microsoft.com/office/word/2010/wordml" xmlns:w15="http://schemas.microsoft.com/office/word/2012/wordml" xmlns:w16cex="http://schemas.microsoft.com/office/word/2018/wordml/cex" xmlns:w16cid="http://schemas.microsoft.com/office/word/2016/wordml/cid" xmlns:w16="http://schemas.microsoft.com/office/word/2018/wordml" xmlns:w16du="http://schemas.microsoft.com/office/word/2023/wordml/word16du" xmlns:w16sdtdh="http://schemas.microsoft.com/office/word/2020/wordml/sdtdatahash" xmlns:w16sdtfl="http://schemas.microsoft.com/office/word/2024/wordml/sdtformatlock" xmlns:w16se="http://schemas.microsoft.com/office/word/2015/wordml/symex" mc:Ignorable="w14 w15 w16se w16cid w16 w16cex w16sdtdh w16sdtfl w16du"/>
 </file>